--- a/GsdAutomatico/pdf/MODELO_NPD.docx
+++ b/GsdAutomatico/pdf/MODELO_NPD.docx
@@ -4,58 +4,173 @@
   <w:body>
     <w:p>
       <w:pPr>
-        <w:pBdr/>
-        <w:tabs>
-          <w:tab w:val="left" w:leader="none" w:pos="7033"/>
-        </w:tabs>
-        <w:spacing/>
+        <w:pStyle w:val="922"/>
+        <w:pBdr/>
+        <w:spacing w:after="0" w:afterAutospacing="0" w:before="0" w:beforeAutospacing="0" w:line="240" w:lineRule="auto"/>
         <w:ind/>
         <w:jc w:val="center"/>
         <w:rPr>
-          <w:rFonts w:eastAsia="Times New Roman"/>
+          <w:rFonts w:ascii="Times New Roman" w:hAnsi="Times New Roman" w:cs="Times New Roman"/>
+          <w:sz w:val="24"/>
+          <w:szCs w:val="24"/>
+        </w:rPr>
+      </w:pPr>
+      <w:r>
+        <w:rPr>
+          <w:rFonts w:ascii="Times New Roman" w:hAnsi="Times New Roman" w:eastAsia="Times New Roman" w:cs="Times New Roman"/>
+          <w:b/>
+          <w:color w:val="ff0000"/>
+          <w:sz w:val="24"/>
+          <w:szCs w:val="24"/>
+        </w:rPr>
+        <w:t xml:space="preserve">INFORMAÇÃO PESSOAL – ACESSO RESTRITO</w:t>
+      </w:r>
+      <w:r>
+        <w:rPr>
+          <w:rFonts w:ascii="Times New Roman" w:hAnsi="Times New Roman" w:eastAsia="Times New Roman" w:cs="Times New Roman"/>
+          <w:sz w:val="24"/>
+          <w:szCs w:val="24"/>
+        </w:rPr>
+      </w:r>
+      <w:r>
+        <w:rPr>
+          <w:rFonts w:ascii="Times New Roman" w:hAnsi="Times New Roman" w:eastAsia="Times New Roman" w:cs="Times New Roman"/>
+          <w:sz w:val="24"/>
+          <w:szCs w:val="24"/>
+        </w:rPr>
+      </w:r>
+    </w:p>
+    <w:p>
+      <w:pPr>
+        <w:pStyle w:val="922"/>
+        <w:pBdr/>
+        <w:spacing w:after="0" w:afterAutospacing="0" w:before="0" w:beforeAutospacing="0" w:line="240" w:lineRule="auto"/>
+        <w:ind/>
+        <w:jc w:val="center"/>
+        <w:rPr>
+          <w:rFonts w:ascii="Times New Roman" w:hAnsi="Times New Roman" w:cs="Times New Roman"/>
+          <w:b w:val="0"/>
+          <w:bCs w:val="0"/>
+          <w:sz w:val="24"/>
+          <w:szCs w:val="24"/>
+        </w:rPr>
+      </w:pPr>
+      <w:r>
+        <w:rPr>
+          <w:rFonts w:ascii="Times New Roman" w:hAnsi="Times New Roman" w:eastAsia="Times New Roman" w:cs="Times New Roman"/>
           <w:b w:val="0"/>
           <w:bCs w:val="0"/>
           <w:color w:val="ff0000"/>
           <w:sz w:val="24"/>
           <w:szCs w:val="24"/>
         </w:rPr>
-      </w:pPr>
+        <w:t xml:space="preserve">Art. 5º, Inciso X, da Constituição Federal do Brasil, de 1988</w:t>
+      </w:r>
       <w:r>
         <w:rPr>
-          <w:rFonts w:eastAsia="Times New Roman"/>
+          <w:rFonts w:ascii="Times New Roman" w:hAnsi="Times New Roman" w:eastAsia="Times New Roman" w:cs="Times New Roman"/>
+          <w:b w:val="0"/>
+          <w:bCs w:val="0"/>
+          <w:sz w:val="24"/>
+          <w:szCs w:val="24"/>
+        </w:rPr>
+      </w:r>
+      <w:r>
+        <w:rPr>
+          <w:rFonts w:ascii="Times New Roman" w:hAnsi="Times New Roman" w:eastAsia="Times New Roman" w:cs="Times New Roman"/>
+          <w:b w:val="0"/>
+          <w:bCs w:val="0"/>
+          <w:sz w:val="24"/>
+          <w:szCs w:val="24"/>
+        </w:rPr>
+      </w:r>
+    </w:p>
+    <w:p>
+      <w:pPr>
+        <w:pStyle w:val="922"/>
+        <w:pBdr/>
+        <w:spacing w:after="0" w:afterAutospacing="0" w:before="0" w:beforeAutospacing="0" w:line="240" w:lineRule="auto"/>
+        <w:ind/>
+        <w:jc w:val="center"/>
+        <w:rPr>
+          <w:rFonts w:ascii="Times New Roman" w:hAnsi="Times New Roman" w:cs="Times New Roman"/>
+          <w:b w:val="0"/>
+          <w:bCs w:val="0"/>
+          <w:sz w:val="24"/>
+          <w:szCs w:val="24"/>
+        </w:rPr>
+      </w:pPr>
+      <w:r>
+        <w:rPr>
+          <w:rFonts w:ascii="Times New Roman" w:hAnsi="Times New Roman" w:eastAsia="Times New Roman" w:cs="Times New Roman"/>
           <w:b w:val="0"/>
           <w:bCs w:val="0"/>
           <w:color w:val="ff0000"/>
           <w:sz w:val="24"/>
           <w:szCs w:val="24"/>
         </w:rPr>
-        <w:t xml:space="preserve">{</w:t>
+        <w:t xml:space="preserve">Art. 31 da Lei nº 12.527, de 2011</w:t>
       </w:r>
       <w:r>
         <w:rPr>
-          <w:rFonts w:eastAsia="Times New Roman"/>
+          <w:rFonts w:ascii="Times New Roman" w:hAnsi="Times New Roman" w:eastAsia="Times New Roman" w:cs="Times New Roman"/>
+          <w:b w:val="0"/>
+          <w:bCs w:val="0"/>
+          <w:sz w:val="24"/>
+          <w:szCs w:val="24"/>
+        </w:rPr>
+      </w:r>
+      <w:r>
+        <w:rPr>
+          <w:rFonts w:ascii="Times New Roman" w:hAnsi="Times New Roman" w:eastAsia="Times New Roman" w:cs="Times New Roman"/>
+          <w:b w:val="0"/>
+          <w:bCs w:val="0"/>
+          <w:sz w:val="24"/>
+          <w:szCs w:val="24"/>
+        </w:rPr>
+      </w:r>
+    </w:p>
+    <w:p>
+      <w:pPr>
+        <w:pStyle w:val="922"/>
+        <w:pBdr/>
+        <w:spacing w:after="0" w:afterAutospacing="0" w:before="0" w:beforeAutospacing="0" w:line="240" w:lineRule="auto"/>
+        <w:ind/>
+        <w:jc w:val="center"/>
+        <w:rPr>
+          <w:rFonts w:ascii="Times New Roman" w:hAnsi="Times New Roman" w:cs="Times New Roman"/>
           <w:b w:val="0"/>
           <w:bCs w:val="0"/>
           <w:color w:val="ff0000"/>
           <w:sz w:val="24"/>
           <w:szCs w:val="24"/>
         </w:rPr>
-        <w:t xml:space="preserve">nova_pagina</w:t>
-      </w:r>
+      </w:pPr>
       <w:r>
         <w:rPr>
-          <w:rFonts w:eastAsia="Times New Roman"/>
+          <w:rFonts w:ascii="Times New Roman" w:hAnsi="Times New Roman" w:eastAsia="Times New Roman" w:cs="Times New Roman"/>
           <w:b w:val="0"/>
           <w:bCs w:val="0"/>
           <w:color w:val="ff0000"/>
           <w:sz w:val="24"/>
           <w:szCs w:val="24"/>
         </w:rPr>
-        <w:t xml:space="preserve">}</w:t>
+        <w:t xml:space="preserve">Arts</w:t>
       </w:r>
       <w:r>
         <w:rPr>
-          <w:rFonts w:eastAsia="Times New Roman"/>
+          <w:rFonts w:ascii="Times New Roman" w:hAnsi="Times New Roman" w:eastAsia="Times New Roman" w:cs="Times New Roman"/>
+          <w:b w:val="0"/>
+          <w:bCs w:val="0"/>
+          <w:color w:val="ff0000"/>
+          <w:sz w:val="24"/>
+          <w:szCs w:val="24"/>
+        </w:rPr>
+        <w:t xml:space="preserve">. 55 a 62 do Decreto nº 7.724, de 2012</w:t>
+      </w:r>
+      <w:r>
+        <w:rPr>
+          <w:rFonts w:ascii="Times New Roman" w:hAnsi="Times New Roman" w:eastAsia="Times New Roman" w:cs="Times New Roman"/>
           <w:b w:val="0"/>
           <w:bCs w:val="0"/>
           <w:color w:val="ff0000"/>
@@ -65,7 +180,7 @@
       </w:r>
       <w:r>
         <w:rPr>
-          <w:rFonts w:eastAsia="Times New Roman"/>
+          <w:rFonts w:ascii="Times New Roman" w:hAnsi="Times New Roman" w:eastAsia="Times New Roman" w:cs="Times New Roman"/>
           <w:b w:val="0"/>
           <w:bCs w:val="0"/>
           <w:color w:val="ff0000"/>
@@ -76,236 +191,84 @@
     </w:p>
     <w:p>
       <w:pPr>
-        <w:pStyle w:val="921"/>
-        <w:pBdr/>
-        <w:spacing/>
-        <w:ind/>
-        <w:jc w:val="center"/>
-        <w:rPr>
-          <w:rFonts w:ascii="Times New Roman" w:hAnsi="Times New Roman"/>
-          <w:sz w:val="28"/>
-          <w:szCs w:val="28"/>
-        </w:rPr>
-      </w:pPr>
-      <w:r>
-        <w:rPr>
-          <w:rFonts w:ascii="Times New Roman" w:hAnsi="Times New Roman" w:cs="Times New Roman"/>
-          <w:b/>
-          <w:color w:val="ff0000"/>
-          <w:sz w:val="28"/>
-          <w:szCs w:val="28"/>
-        </w:rPr>
-        <w:t xml:space="preserve">INFORMAÇÃO PESSOAL – ACESSO RESTRITO</w:t>
-      </w:r>
-      <w:r>
-        <w:rPr>
-          <w:rFonts w:ascii="Times New Roman" w:hAnsi="Times New Roman"/>
-          <w:sz w:val="28"/>
-          <w:szCs w:val="28"/>
-        </w:rPr>
-      </w:r>
-      <w:r>
-        <w:rPr>
-          <w:rFonts w:ascii="Times New Roman" w:hAnsi="Times New Roman"/>
-          <w:sz w:val="28"/>
-          <w:szCs w:val="28"/>
-        </w:rPr>
-      </w:r>
-    </w:p>
-    <w:p>
-      <w:pPr>
-        <w:pStyle w:val="921"/>
-        <w:pBdr/>
-        <w:spacing/>
-        <w:ind/>
-        <w:jc w:val="center"/>
-        <w:rPr>
-          <w:rFonts w:ascii="Times New Roman" w:hAnsi="Times New Roman"/>
-          <w:b/>
-          <w:bCs/>
-        </w:rPr>
-      </w:pPr>
-      <w:r>
-        <w:rPr>
-          <w:rFonts w:ascii="Times New Roman" w:hAnsi="Times New Roman" w:cs="Times New Roman"/>
-          <w:b/>
-          <w:bCs/>
-          <w:color w:val="ff0000"/>
-          <w:sz w:val="18"/>
-          <w:szCs w:val="18"/>
-        </w:rPr>
-        <w:t xml:space="preserve">Art. 5º, Inciso X, da Constituição Federal do Brasil, de 1988</w:t>
-      </w:r>
-      <w:r>
-        <w:rPr>
-          <w:rFonts w:ascii="Times New Roman" w:hAnsi="Times New Roman"/>
-          <w:b/>
-          <w:bCs/>
-        </w:rPr>
-      </w:r>
-      <w:r>
-        <w:rPr>
-          <w:rFonts w:ascii="Times New Roman" w:hAnsi="Times New Roman"/>
-          <w:b/>
-          <w:bCs/>
-        </w:rPr>
-      </w:r>
-    </w:p>
-    <w:p>
-      <w:pPr>
-        <w:pStyle w:val="921"/>
-        <w:pBdr/>
-        <w:spacing/>
-        <w:ind/>
-        <w:jc w:val="center"/>
-        <w:rPr>
-          <w:rFonts w:ascii="Times New Roman" w:hAnsi="Times New Roman"/>
-          <w:b/>
-          <w:bCs/>
-        </w:rPr>
-      </w:pPr>
-      <w:r>
-        <w:rPr>
-          <w:rFonts w:ascii="Times New Roman" w:hAnsi="Times New Roman" w:cs="Times New Roman"/>
-          <w:b/>
-          <w:bCs/>
-          <w:color w:val="ff0000"/>
-          <w:sz w:val="18"/>
-          <w:szCs w:val="18"/>
-        </w:rPr>
-        <w:t xml:space="preserve">Art. 31 da Lei nº 12.527, de 2011</w:t>
-      </w:r>
-      <w:r>
-        <w:rPr>
-          <w:rFonts w:ascii="Times New Roman" w:hAnsi="Times New Roman"/>
-          <w:b/>
-          <w:bCs/>
-        </w:rPr>
-      </w:r>
-      <w:r>
-        <w:rPr>
-          <w:rFonts w:ascii="Times New Roman" w:hAnsi="Times New Roman"/>
-          <w:b/>
-          <w:bCs/>
-        </w:rPr>
-      </w:r>
-    </w:p>
-    <w:p>
-      <w:pPr>
-        <w:pStyle w:val="921"/>
-        <w:pBdr/>
-        <w:spacing/>
+        <w:pStyle w:val="919"/>
+        <w:pBdr/>
+        <w:spacing w:after="0" w:afterAutospacing="0" w:before="0" w:beforeAutospacing="0" w:line="240" w:lineRule="auto"/>
         <w:ind/>
         <w:jc w:val="center"/>
         <w:rPr>
           <w:rFonts w:ascii="Times New Roman" w:hAnsi="Times New Roman" w:cs="Times New Roman"/>
-          <w:b/>
-          <w:bCs/>
-          <w:color w:val="ff0000"/>
-          <w:sz w:val="18"/>
-          <w:szCs w:val="18"/>
+          <w:b w:val="0"/>
+          <w:bCs w:val="0"/>
+          <w:i w:val="0"/>
+          <w:sz w:val="24"/>
+          <w:szCs w:val="24"/>
         </w:rPr>
       </w:pPr>
       <w:r>
         <w:rPr>
-          <w:rFonts w:ascii="Times New Roman" w:hAnsi="Times New Roman" w:cs="Times New Roman"/>
-          <w:b/>
-          <w:bCs/>
-          <w:color w:val="ff0000"/>
-          <w:sz w:val="18"/>
-          <w:szCs w:val="18"/>
-        </w:rPr>
-        <w:t xml:space="preserve">Arts</w:t>
-      </w:r>
-      <w:r>
-        <w:rPr>
-          <w:rFonts w:ascii="Times New Roman" w:hAnsi="Times New Roman" w:cs="Times New Roman"/>
-          <w:b/>
-          <w:bCs/>
-          <w:color w:val="ff0000"/>
-          <w:sz w:val="18"/>
-          <w:szCs w:val="18"/>
-        </w:rPr>
-        <w:t xml:space="preserve">. 55 a 62 do Decreto nº 7.724, de 2012</w:t>
-      </w:r>
-      <w:r>
-        <w:rPr>
-          <w:rFonts w:ascii="Times New Roman" w:hAnsi="Times New Roman" w:cs="Times New Roman"/>
-          <w:b/>
-          <w:bCs/>
-          <w:color w:val="ff0000"/>
-          <w:sz w:val="18"/>
-          <w:szCs w:val="18"/>
-        </w:rPr>
-      </w:r>
-      <w:r>
-        <w:rPr>
-          <w:rFonts w:ascii="Times New Roman" w:hAnsi="Times New Roman" w:cs="Times New Roman"/>
-          <w:b/>
-          <w:bCs/>
-          <w:color w:val="ff0000"/>
-          <w:sz w:val="18"/>
-          <w:szCs w:val="18"/>
-        </w:rPr>
-      </w:r>
-    </w:p>
-    <w:p>
-      <w:pPr>
-        <w:pStyle w:val="918"/>
-        <w:pBdr/>
-        <w:spacing w:after="0" w:before="0" w:line="240" w:lineRule="auto"/>
-        <w:ind/>
-        <w:jc w:val="center"/>
-        <w:rPr>
-          <w:rFonts w:ascii="Times New Roman" w:hAnsi="Times New Roman" w:cs="Times New Roman"/>
-          <w:b/>
-          <w:bCs/>
-        </w:rPr>
-      </w:pPr>
-      <w:r>
-        <w:rPr>
-          <w:rFonts w:ascii="Times New Roman" w:hAnsi="Times New Roman" w:cs="Times New Roman"/>
-          <w:b/>
-          <w:bCs/>
+          <w:rFonts w:ascii="Times New Roman" w:hAnsi="Times New Roman" w:eastAsia="Times New Roman" w:cs="Times New Roman"/>
+          <w:b w:val="0"/>
+          <w:bCs w:val="0"/>
+          <w:i w:val="0"/>
+          <w:iCs w:val="0"/>
+          <w:sz w:val="24"/>
+          <w:szCs w:val="24"/>
         </w:rPr>
         <w:t xml:space="preserve">{</w:t>
       </w:r>
       <w:r>
         <w:rPr>
-          <w:rFonts w:ascii="Times New Roman" w:hAnsi="Times New Roman" w:cs="Times New Roman"/>
-          <w:b/>
-          <w:bCs/>
+          <w:rFonts w:ascii="Times New Roman" w:hAnsi="Times New Roman" w:eastAsia="Times New Roman" w:cs="Times New Roman"/>
+          <w:b w:val="0"/>
+          <w:bCs w:val="0"/>
+          <w:i w:val="0"/>
+          <w:iCs w:val="0"/>
+          <w:sz w:val="24"/>
+          <w:szCs w:val="24"/>
         </w:rPr>
         <w:t xml:space="preserve">Brasao</w:t>
       </w:r>
       <w:r>
         <w:rPr>
-          <w:rFonts w:ascii="Times New Roman" w:hAnsi="Times New Roman" w:cs="Times New Roman"/>
-          <w:b/>
-          <w:bCs/>
+          <w:rFonts w:ascii="Times New Roman" w:hAnsi="Times New Roman" w:eastAsia="Times New Roman" w:cs="Times New Roman"/>
+          <w:b w:val="0"/>
+          <w:bCs w:val="0"/>
+          <w:i w:val="0"/>
+          <w:iCs w:val="0"/>
+          <w:sz w:val="24"/>
+          <w:szCs w:val="24"/>
         </w:rPr>
         <w:t xml:space="preserve"> da Republica}</w:t>
       </w:r>
       <w:r>
         <w:rPr>
-          <w:rFonts w:ascii="Times New Roman" w:hAnsi="Times New Roman" w:cs="Times New Roman"/>
-          <w:b/>
-          <w:bCs/>
+          <w:rFonts w:ascii="Times New Roman" w:hAnsi="Times New Roman" w:eastAsia="Times New Roman" w:cs="Times New Roman"/>
+          <w:b w:val="0"/>
+          <w:bCs w:val="0"/>
+          <w:i w:val="0"/>
+          <w:iCs w:val="0"/>
+          <w:sz w:val="24"/>
+          <w:szCs w:val="24"/>
         </w:rPr>
       </w:r>
       <w:r>
         <w:rPr>
-          <w:rFonts w:ascii="Times New Roman" w:hAnsi="Times New Roman" w:cs="Times New Roman"/>
-          <w:b/>
-          <w:bCs/>
+          <w:rFonts w:ascii="Times New Roman" w:hAnsi="Times New Roman" w:eastAsia="Times New Roman" w:cs="Times New Roman"/>
+          <w:b w:val="0"/>
+          <w:bCs w:val="0"/>
+          <w:i w:val="0"/>
+          <w:iCs w:val="0"/>
+          <w:sz w:val="24"/>
+          <w:szCs w:val="24"/>
         </w:rPr>
       </w:r>
     </w:p>
     <w:p>
       <w:pPr>
-        <w:pStyle w:val="905"/>
-        <w:pBdr/>
-        <w:spacing w:after="0" w:line="240" w:lineRule="auto"/>
+        <w:pStyle w:val="906"/>
+        <w:pBdr/>
+        <w:spacing w:after="0" w:afterAutospacing="0" w:before="0" w:beforeAutospacing="0" w:line="240" w:lineRule="auto"/>
         <w:ind/>
         <w:contextualSpacing w:val="true"/>
         <w:rPr>
@@ -316,7 +279,7 @@
       </w:pPr>
       <w:r>
         <w:rPr>
-          <w:rFonts w:ascii="Times New Roman" w:hAnsi="Times New Roman" w:cs="Times New Roman"/>
+          <w:rFonts w:ascii="Times New Roman" w:hAnsi="Times New Roman" w:eastAsia="Times New Roman" w:cs="Times New Roman"/>
           <w:sz w:val="24"/>
           <w:szCs w:val="24"/>
         </w:rPr>
@@ -324,14 +287,14 @@
       </w:r>
       <w:r>
         <w:rPr>
-          <w:rFonts w:ascii="Times New Roman" w:hAnsi="Times New Roman" w:cs="Times New Roman"/>
+          <w:rFonts w:ascii="Times New Roman" w:hAnsi="Times New Roman" w:eastAsia="Times New Roman" w:cs="Times New Roman"/>
           <w:sz w:val="24"/>
           <w:szCs w:val="24"/>
         </w:rPr>
       </w:r>
       <w:r>
         <w:rPr>
-          <w:rFonts w:ascii="Times New Roman" w:hAnsi="Times New Roman" w:cs="Times New Roman"/>
+          <w:rFonts w:ascii="Times New Roman" w:hAnsi="Times New Roman" w:eastAsia="Times New Roman" w:cs="Times New Roman"/>
           <w:sz w:val="24"/>
           <w:szCs w:val="24"/>
         </w:rPr>
@@ -339,9 +302,9 @@
     </w:p>
     <w:p>
       <w:pPr>
-        <w:pStyle w:val="905"/>
-        <w:pBdr/>
-        <w:spacing w:after="0" w:line="240" w:lineRule="auto"/>
+        <w:pStyle w:val="906"/>
+        <w:pBdr/>
+        <w:spacing w:after="0" w:afterAutospacing="0" w:before="0" w:beforeAutospacing="0" w:line="240" w:lineRule="auto"/>
         <w:ind/>
         <w:contextualSpacing w:val="true"/>
         <w:rPr>
@@ -353,7 +316,7 @@
       </w:pPr>
       <w:r>
         <w:rPr>
-          <w:rFonts w:ascii="Times New Roman" w:hAnsi="Times New Roman" w:cs="Times New Roman"/>
+          <w:rFonts w:ascii="Times New Roman" w:hAnsi="Times New Roman" w:eastAsia="Times New Roman" w:cs="Times New Roman"/>
           <w:b w:val="0"/>
           <w:sz w:val="24"/>
           <w:szCs w:val="24"/>
@@ -362,7 +325,7 @@
       </w:r>
       <w:r>
         <w:rPr>
-          <w:rFonts w:ascii="Times New Roman" w:hAnsi="Times New Roman" w:cs="Times New Roman"/>
+          <w:rFonts w:ascii="Times New Roman" w:hAnsi="Times New Roman" w:eastAsia="Times New Roman" w:cs="Times New Roman"/>
           <w:b w:val="0"/>
           <w:sz w:val="24"/>
           <w:szCs w:val="24"/>
@@ -370,7 +333,7 @@
       </w:r>
       <w:r>
         <w:rPr>
-          <w:rFonts w:ascii="Times New Roman" w:hAnsi="Times New Roman" w:cs="Times New Roman"/>
+          <w:rFonts w:ascii="Times New Roman" w:hAnsi="Times New Roman" w:eastAsia="Times New Roman" w:cs="Times New Roman"/>
           <w:b w:val="0"/>
           <w:sz w:val="24"/>
           <w:szCs w:val="24"/>
@@ -379,1299 +342,1719 @@
     </w:p>
     <w:p>
       <w:pPr>
-        <w:pStyle w:val="920"/>
-        <w:pBdr/>
-        <w:spacing/>
+        <w:pStyle w:val="921"/>
+        <w:pBdr/>
+        <w:spacing w:after="0" w:afterAutospacing="0" w:before="0" w:beforeAutospacing="0" w:line="240" w:lineRule="auto"/>
         <w:ind/>
         <w:jc w:val="center"/>
         <w:rPr>
-          <w:rFonts w:cs="Times New Roman"/>
-          <w:lang w:eastAsia="en-US"/>
+          <w:rFonts w:ascii="Times New Roman" w:hAnsi="Times New Roman" w:cs="Times New Roman"/>
+          <w:sz w:val="24"/>
+          <w:szCs w:val="24"/>
         </w:rPr>
       </w:pPr>
       <w:r>
         <w:rPr>
-          <w:rFonts w:cs="Times New Roman"/>
+          <w:rFonts w:ascii="Times New Roman" w:hAnsi="Times New Roman" w:eastAsia="Times New Roman" w:cs="Times New Roman"/>
+          <w:sz w:val="24"/>
+          <w:szCs w:val="24"/>
           <w:lang w:eastAsia="en-US"/>
         </w:rPr>
         <w:t xml:space="preserve">BASE AÉREA DO GALEÃO</w:t>
       </w:r>
       <w:r>
         <w:rPr>
-          <w:rFonts w:cs="Times New Roman"/>
+          <w:rFonts w:ascii="Times New Roman" w:hAnsi="Times New Roman" w:eastAsia="Times New Roman" w:cs="Times New Roman"/>
+          <w:sz w:val="24"/>
+          <w:szCs w:val="24"/>
           <w:lang w:eastAsia="en-US"/>
         </w:rPr>
       </w:r>
       <w:r>
         <w:rPr>
-          <w:rFonts w:cs="Times New Roman"/>
+          <w:rFonts w:ascii="Times New Roman" w:hAnsi="Times New Roman" w:eastAsia="Times New Roman" w:cs="Times New Roman"/>
+          <w:sz w:val="24"/>
+          <w:szCs w:val="24"/>
           <w:lang w:eastAsia="en-US"/>
         </w:rPr>
       </w:r>
     </w:p>
     <w:p>
       <w:pPr>
-        <w:pStyle w:val="920"/>
+        <w:pStyle w:val="921"/>
         <w:pBdr/>
         <w:tabs>
           <w:tab w:val="center" w:leader="none" w:pos="4678"/>
           <w:tab w:val="right" w:leader="none" w:pos="9356"/>
         </w:tabs>
-        <w:spacing/>
+        <w:spacing w:after="0" w:afterAutospacing="0" w:before="0" w:beforeAutospacing="0" w:line="240" w:lineRule="auto"/>
         <w:ind/>
         <w:contextualSpacing w:val="true"/>
         <w:jc w:val="center"/>
         <w:rPr>
-          <w:rFonts w:cs="Times New Roman"/>
+          <w:rFonts w:ascii="Times New Roman" w:hAnsi="Times New Roman" w:cs="Times New Roman"/>
           <w:bCs/>
-          <w:color w:val="ff0000"/>
+          <w:color w:val="000000" w:themeColor="text1"/>
+          <w:sz w:val="24"/>
+          <w:szCs w:val="24"/>
           <w:u w:val="single"/>
         </w:rPr>
       </w:pPr>
       <w:r>
         <w:rPr>
-          <w:rFonts w:cs="Times New Roman"/>
+          <w:rFonts w:ascii="Times New Roman" w:hAnsi="Times New Roman" w:eastAsia="Times New Roman" w:cs="Times New Roman"/>
           <w:bCs/>
-          <w:color w:val="ff0000"/>
+          <w:color w:val="000000" w:themeColor="text1"/>
+          <w:sz w:val="24"/>
+          <w:szCs w:val="24"/>
           <w:u w:val="single"/>
         </w:rPr>
         <w:t xml:space="preserve">GRUPO </w:t>
       </w:r>
       <w:r>
         <w:rPr>
-          <w:rFonts w:cs="Times New Roman"/>
+          <w:rFonts w:ascii="Times New Roman" w:hAnsi="Times New Roman" w:eastAsia="Times New Roman" w:cs="Times New Roman"/>
           <w:bCs/>
-          <w:color w:val="ff0000"/>
+          <w:color w:val="000000" w:themeColor="text1"/>
+          <w:sz w:val="24"/>
+          <w:szCs w:val="24"/>
           <w:u w:val="single"/>
         </w:rPr>
         <w:t xml:space="preserve">DE SEGURANÇA E DEFESA DO GALEÃO</w:t>
       </w:r>
       <w:r>
         <w:rPr>
-          <w:rFonts w:cs="Times New Roman"/>
+          <w:rFonts w:ascii="Times New Roman" w:hAnsi="Times New Roman" w:eastAsia="Times New Roman" w:cs="Times New Roman"/>
           <w:bCs/>
-          <w:color w:val="ff0000"/>
+          <w:color w:val="000000" w:themeColor="text1"/>
+          <w:sz w:val="24"/>
+          <w:szCs w:val="24"/>
           <w:u w:val="single"/>
         </w:rPr>
       </w:r>
       <w:r>
         <w:rPr>
-          <w:rFonts w:cs="Times New Roman"/>
+          <w:rFonts w:ascii="Times New Roman" w:hAnsi="Times New Roman" w:eastAsia="Times New Roman" w:cs="Times New Roman"/>
           <w:bCs/>
-          <w:color w:val="ff0000"/>
+          <w:color w:val="000000" w:themeColor="text1"/>
+          <w:sz w:val="24"/>
+          <w:szCs w:val="24"/>
           <w:u w:val="single"/>
         </w:rPr>
       </w:r>
     </w:p>
     <w:p>
       <w:pPr>
-        <w:pStyle w:val="920"/>
-        <w:pBdr/>
-        <w:spacing/>
+        <w:pStyle w:val="921"/>
+        <w:pBdr/>
+        <w:spacing w:after="0" w:afterAutospacing="0" w:before="0" w:beforeAutospacing="0" w:line="240" w:lineRule="auto"/>
         <w:ind/>
         <w:jc w:val="center"/>
         <w:rPr>
-          <w:rFonts w:cs="Times New Roman"/>
+          <w:rFonts w:ascii="Times New Roman" w:hAnsi="Times New Roman" w:cs="Times New Roman"/>
           <w:b/>
           <w:bCs/>
+          <w:color w:val="000000" w:themeColor="text1"/>
+          <w:sz w:val="24"/>
+          <w:szCs w:val="24"/>
         </w:rPr>
       </w:pPr>
       <w:r>
         <w:rPr>
-          <w:rFonts w:cs="Times New Roman"/>
+          <w:rFonts w:ascii="Times New Roman" w:hAnsi="Times New Roman" w:eastAsia="Times New Roman" w:cs="Times New Roman"/>
           <w:b/>
           <w:bCs/>
+          <w:color w:val="000000" w:themeColor="text1"/>
+          <w:sz w:val="24"/>
+          <w:szCs w:val="24"/>
         </w:rPr>
       </w:r>
       <w:r>
         <w:rPr>
-          <w:rFonts w:cs="Times New Roman"/>
+          <w:rFonts w:ascii="Times New Roman" w:hAnsi="Times New Roman" w:eastAsia="Times New Roman" w:cs="Times New Roman"/>
           <w:b/>
           <w:bCs/>
+          <w:color w:val="000000" w:themeColor="text1"/>
+          <w:sz w:val="24"/>
+          <w:szCs w:val="24"/>
         </w:rPr>
       </w:r>
       <w:r>
         <w:rPr>
-          <w:rFonts w:cs="Times New Roman"/>
+          <w:rFonts w:ascii="Times New Roman" w:hAnsi="Times New Roman" w:eastAsia="Times New Roman" w:cs="Times New Roman"/>
           <w:b/>
           <w:bCs/>
+          <w:color w:val="000000" w:themeColor="text1"/>
+          <w:sz w:val="24"/>
+          <w:szCs w:val="24"/>
         </w:rPr>
       </w:r>
     </w:p>
     <w:p>
       <w:pPr>
-        <w:pStyle w:val="920"/>
-        <w:pBdr/>
-        <w:spacing/>
+        <w:pStyle w:val="921"/>
+        <w:pBdr/>
+        <w:spacing w:after="0" w:afterAutospacing="0" w:before="0" w:beforeAutospacing="0" w:line="240" w:lineRule="auto"/>
         <w:ind/>
         <w:contextualSpacing w:val="true"/>
         <w:jc w:val="center"/>
         <w:rPr>
-          <w:rFonts w:cs="Times New Roman"/>
+          <w:rFonts w:ascii="Times New Roman" w:hAnsi="Times New Roman" w:cs="Times New Roman"/>
           <w:b/>
           <w:bCs/>
+          <w:sz w:val="24"/>
+          <w:szCs w:val="24"/>
         </w:rPr>
       </w:pPr>
       <w:r>
         <w:rPr>
-          <w:rFonts w:cs="Times New Roman"/>
+          <w:rFonts w:ascii="Times New Roman" w:hAnsi="Times New Roman" w:eastAsia="Times New Roman" w:cs="Times New Roman"/>
           <w:b/>
+          <w:sz w:val="24"/>
+          <w:szCs w:val="24"/>
         </w:rPr>
         <w:t xml:space="preserve">NOTA DE PUNIÇÃO DISCIPLINAR</w:t>
       </w:r>
       <w:r>
         <w:rPr>
-          <w:rFonts w:cs="Times New Roman"/>
+          <w:rFonts w:ascii="Times New Roman" w:hAnsi="Times New Roman" w:eastAsia="Times New Roman" w:cs="Times New Roman"/>
           <w:b/>
+          <w:sz w:val="24"/>
+          <w:szCs w:val="24"/>
         </w:rPr>
         <w:t xml:space="preserve"> – </w:t>
       </w:r>
       <w:r>
         <w:rPr>
-          <w:rFonts w:cs="Times New Roman"/>
+          <w:rFonts w:ascii="Times New Roman" w:hAnsi="Times New Roman" w:eastAsia="Times New Roman" w:cs="Times New Roman"/>
           <w:b/>
           <w:bCs/>
+          <w:sz w:val="24"/>
+          <w:szCs w:val="24"/>
         </w:rPr>
         <w:t xml:space="preserve">PATD N</w:t>
       </w:r>
       <w:r>
         <w:rPr>
-          <w:rFonts w:cs="Times New Roman"/>
+          <w:rFonts w:ascii="Times New Roman" w:hAnsi="Times New Roman" w:eastAsia="Times New Roman" w:cs="Times New Roman"/>
           <w:b/>
           <w:bCs/>
+          <w:sz w:val="24"/>
+          <w:szCs w:val="24"/>
         </w:rPr>
         <w:t xml:space="preserve">º </w:t>
       </w:r>
       <w:r>
         <w:rPr>
-          <w:rFonts w:cs="Times New Roman"/>
+          <w:rFonts w:ascii="Times New Roman" w:hAnsi="Times New Roman" w:eastAsia="Times New Roman" w:cs="Times New Roman"/>
           <w:b/>
           <w:bCs/>
+          <w:sz w:val="24"/>
+          <w:szCs w:val="24"/>
         </w:rPr>
         <w:t xml:space="preserve">{N PATD}</w:t>
       </w:r>
       <w:r>
         <w:rPr>
-          <w:rFonts w:cs="Times New Roman"/>
+          <w:rFonts w:ascii="Times New Roman" w:hAnsi="Times New Roman" w:eastAsia="Times New Roman" w:cs="Times New Roman"/>
           <w:b/>
           <w:bCs/>
           <w:color w:val="ff0000"/>
+          <w:sz w:val="24"/>
+          <w:szCs w:val="24"/>
         </w:rPr>
         <w:t xml:space="preserve">/</w:t>
       </w:r>
       <w:r>
         <w:rPr>
-          <w:rFonts w:cs="Times New Roman"/>
+          <w:rFonts w:ascii="Times New Roman" w:hAnsi="Times New Roman" w:eastAsia="Times New Roman" w:cs="Times New Roman"/>
           <w:b/>
           <w:bCs/>
           <w:color w:val="ff0000"/>
+          <w:sz w:val="24"/>
+          <w:szCs w:val="24"/>
         </w:rPr>
         <w:t xml:space="preserve">BAGL</w:t>
       </w:r>
       <w:r>
         <w:rPr>
-          <w:rFonts w:cs="Times New Roman"/>
+          <w:rFonts w:ascii="Times New Roman" w:hAnsi="Times New Roman" w:eastAsia="Times New Roman" w:cs="Times New Roman"/>
           <w:b/>
           <w:bCs/>
           <w:color w:val="ff0000"/>
+          <w:sz w:val="24"/>
+          <w:szCs w:val="24"/>
         </w:rPr>
         <w:t xml:space="preserve">-</w:t>
       </w:r>
       <w:r>
         <w:rPr>
-          <w:rFonts w:cs="Times New Roman"/>
+          <w:rFonts w:ascii="Times New Roman" w:hAnsi="Times New Roman" w:eastAsia="Times New Roman" w:cs="Times New Roman"/>
           <w:b/>
           <w:bCs/>
           <w:color w:val="ff0000"/>
+          <w:sz w:val="24"/>
+          <w:szCs w:val="24"/>
         </w:rPr>
         <w:t xml:space="preserve">GSDGL</w:t>
       </w:r>
       <w:r>
         <w:rPr>
-          <w:rFonts w:cs="Times New Roman"/>
+          <w:rFonts w:ascii="Times New Roman" w:hAnsi="Times New Roman" w:eastAsia="Times New Roman" w:cs="Times New Roman"/>
           <w:b/>
           <w:bCs/>
           <w:color w:val="ff0000"/>
+          <w:sz w:val="24"/>
+          <w:szCs w:val="24"/>
         </w:rPr>
         <w:t xml:space="preserve">/</w:t>
       </w:r>
       <w:r>
         <w:rPr>
-          <w:rFonts w:cs="Times New Roman"/>
+          <w:rFonts w:ascii="Times New Roman" w:hAnsi="Times New Roman" w:eastAsia="Times New Roman" w:cs="Times New Roman"/>
           <w:b/>
           <w:bCs/>
           <w:color w:val="ff0000"/>
+          <w:sz w:val="24"/>
+          <w:szCs w:val="24"/>
         </w:rPr>
         <w:t xml:space="preserve">{</w:t>
       </w:r>
       <w:r>
         <w:rPr>
-          <w:rFonts w:cs="Times New Roman"/>
+          <w:rFonts w:ascii="Times New Roman" w:hAnsi="Times New Roman" w:eastAsia="Times New Roman" w:cs="Times New Roman"/>
           <w:b/>
           <w:bCs/>
           <w:color w:val="ff0000"/>
+          <w:sz w:val="24"/>
+          <w:szCs w:val="24"/>
         </w:rPr>
         <w:t xml:space="preserve">DataPatd</w:t>
       </w:r>
       <w:r>
         <w:rPr>
-          <w:rFonts w:cs="Times New Roman"/>
+          <w:rFonts w:ascii="Times New Roman" w:hAnsi="Times New Roman" w:eastAsia="Times New Roman" w:cs="Times New Roman"/>
           <w:b/>
           <w:bCs/>
           <w:color w:val="ff0000"/>
+          <w:sz w:val="24"/>
+          <w:szCs w:val="24"/>
         </w:rPr>
         <w:t xml:space="preserve">}</w:t>
       </w:r>
       <w:r>
         <w:rPr>
-          <w:rFonts w:cs="Times New Roman"/>
+          <w:rFonts w:ascii="Times New Roman" w:hAnsi="Times New Roman" w:eastAsia="Times New Roman" w:cs="Times New Roman"/>
           <w:b/>
           <w:bCs/>
+          <w:sz w:val="24"/>
+          <w:szCs w:val="24"/>
         </w:rPr>
       </w:r>
       <w:r>
         <w:rPr>
-          <w:rFonts w:cs="Times New Roman"/>
+          <w:rFonts w:ascii="Times New Roman" w:hAnsi="Times New Roman" w:eastAsia="Times New Roman" w:cs="Times New Roman"/>
           <w:b/>
           <w:bCs/>
+          <w:sz w:val="24"/>
+          <w:szCs w:val="24"/>
         </w:rPr>
       </w:r>
     </w:p>
     <w:p>
       <w:pPr>
-        <w:pStyle w:val="920"/>
-        <w:pBdr/>
-        <w:spacing/>
-        <w:ind/>
-        <w:jc w:val="center"/>
+        <w:pStyle w:val="921"/>
+        <w:pBdr/>
+        <w:spacing w:after="0" w:afterAutospacing="0" w:before="0" w:beforeAutospacing="0" w:line="240" w:lineRule="auto"/>
+        <w:ind/>
+        <w:jc w:val="both"/>
         <w:rPr>
-          <w:rFonts w:cs="Times New Roman"/>
+          <w:rFonts w:ascii="Times New Roman" w:hAnsi="Times New Roman" w:cs="Times New Roman"/>
           <w:b/>
           <w:bCs/>
+          <w:sz w:val="24"/>
+          <w:szCs w:val="24"/>
         </w:rPr>
       </w:pPr>
       <w:r>
         <w:rPr>
-          <w:rFonts w:cs="Times New Roman"/>
+          <w:rFonts w:ascii="Times New Roman" w:hAnsi="Times New Roman" w:eastAsia="Times New Roman" w:cs="Times New Roman"/>
           <w:b/>
           <w:bCs/>
+          <w:sz w:val="24"/>
+          <w:szCs w:val="24"/>
         </w:rPr>
         <w:t xml:space="preserve"> </w:t>
       </w:r>
       <w:r>
         <w:rPr>
-          <w:rFonts w:cs="Times New Roman"/>
+          <w:rFonts w:ascii="Times New Roman" w:hAnsi="Times New Roman" w:eastAsia="Times New Roman" w:cs="Times New Roman"/>
           <w:b/>
           <w:bCs/>
+          <w:sz w:val="24"/>
+          <w:szCs w:val="24"/>
         </w:rPr>
       </w:r>
       <w:r>
         <w:rPr>
-          <w:rFonts w:cs="Times New Roman"/>
+          <w:rFonts w:ascii="Times New Roman" w:hAnsi="Times New Roman" w:eastAsia="Times New Roman" w:cs="Times New Roman"/>
           <w:b/>
           <w:bCs/>
+          <w:sz w:val="24"/>
+          <w:szCs w:val="24"/>
         </w:rPr>
       </w:r>
     </w:p>
     <w:p>
       <w:pPr>
-        <w:pStyle w:val="920"/>
-        <w:pBdr/>
-        <w:spacing/>
+        <w:pStyle w:val="921"/>
+        <w:pBdr/>
+        <w:spacing w:after="0" w:afterAutospacing="0" w:before="0" w:beforeAutospacing="0" w:line="240" w:lineRule="auto"/>
         <w:ind w:left="708"/>
         <w:jc w:val="both"/>
         <w:rPr>
-          <w:rFonts w:cs="Times New Roman"/>
+          <w:rFonts w:ascii="Times New Roman" w:hAnsi="Times New Roman" w:cs="Times New Roman"/>
+          <w:color w:val="000000" w:themeColor="text1"/>
+          <w:sz w:val="24"/>
+          <w:szCs w:val="24"/>
         </w:rPr>
       </w:pPr>
       <w:r>
         <w:rPr>
-          <w:rFonts w:cs="Times New Roman"/>
+          <w:rFonts w:ascii="Times New Roman" w:hAnsi="Times New Roman" w:eastAsia="Times New Roman" w:cs="Times New Roman"/>
           <w:bCs/>
+          <w:color w:val="000000" w:themeColor="text1"/>
+          <w:sz w:val="24"/>
+          <w:szCs w:val="24"/>
         </w:rPr>
         <w:t xml:space="preserve">    </w:t>
       </w:r>
       <w:r>
         <w:rPr>
-          <w:rFonts w:cs="Times New Roman"/>
+          <w:rFonts w:ascii="Times New Roman" w:hAnsi="Times New Roman" w:eastAsia="Times New Roman" w:cs="Times New Roman"/>
           <w:bCs/>
+          <w:color w:val="000000" w:themeColor="text1"/>
+          <w:sz w:val="24"/>
+          <w:szCs w:val="24"/>
         </w:rPr>
         <w:t xml:space="preserve">O Senhor </w:t>
       </w:r>
       <w:r>
         <w:rPr>
-          <w:rFonts w:cs="Times New Roman"/>
+          <w:rFonts w:ascii="Times New Roman" w:hAnsi="Times New Roman" w:eastAsia="Times New Roman" w:cs="Times New Roman"/>
           <w:bCs/>
-          <w:color w:val="ff0000"/>
+          <w:color w:val="000000" w:themeColor="text1"/>
+          <w:sz w:val="24"/>
+          <w:szCs w:val="24"/>
         </w:rPr>
         <w:t xml:space="preserve">CMT d</w:t>
       </w:r>
       <w:r>
         <w:rPr>
-          <w:rFonts w:cs="Times New Roman"/>
+          <w:rFonts w:ascii="Times New Roman" w:hAnsi="Times New Roman" w:eastAsia="Times New Roman" w:cs="Times New Roman"/>
           <w:bCs/>
-          <w:color w:val="ff0000"/>
+          <w:color w:val="000000" w:themeColor="text1"/>
+          <w:sz w:val="24"/>
+          <w:szCs w:val="24"/>
         </w:rPr>
         <w:t xml:space="preserve">o</w:t>
       </w:r>
       <w:r>
         <w:rPr>
-          <w:rFonts w:cs="Times New Roman"/>
+          <w:rFonts w:ascii="Times New Roman" w:hAnsi="Times New Roman" w:eastAsia="Times New Roman" w:cs="Times New Roman"/>
           <w:bCs/>
-          <w:color w:val="ff0000"/>
+          <w:color w:val="000000" w:themeColor="text1"/>
+          <w:sz w:val="24"/>
+          <w:szCs w:val="24"/>
         </w:rPr>
         <w:t xml:space="preserve"> </w:t>
       </w:r>
       <w:r>
         <w:rPr>
-          <w:rFonts w:cs="Times New Roman"/>
+          <w:rFonts w:ascii="Times New Roman" w:hAnsi="Times New Roman" w:eastAsia="Times New Roman" w:cs="Times New Roman"/>
           <w:bCs/>
-          <w:color w:val="ff0000"/>
+          <w:color w:val="000000" w:themeColor="text1"/>
+          <w:sz w:val="24"/>
+          <w:szCs w:val="24"/>
         </w:rPr>
-        <w:t xml:space="preserve">GSD</w:t>
+        <w:t xml:space="preserve">GSDGL</w:t>
       </w:r>
       <w:r>
+        <w:rPr>
+          <w:rFonts w:ascii="Times New Roman" w:hAnsi="Times New Roman" w:eastAsia="Times New Roman" w:cs="Times New Roman"/>
+          <w:color w:val="000000" w:themeColor="text1"/>
+          <w:sz w:val="24"/>
+          <w:szCs w:val="24"/>
+        </w:rPr>
         <w:t xml:space="preserve"> </w:t>
       </w:r>
       <w:r>
         <w:rPr>
-          <w:rFonts w:cs="Times New Roman"/>
+          <w:rFonts w:ascii="Times New Roman" w:hAnsi="Times New Roman" w:eastAsia="Times New Roman" w:cs="Times New Roman"/>
           <w:bCs/>
-          <w:color w:val="ff0000"/>
+          <w:color w:val="000000" w:themeColor="text1"/>
+          <w:sz w:val="24"/>
+          <w:szCs w:val="24"/>
         </w:rPr>
         <w:t xml:space="preserve">{Comandante /Posto/Especialização}</w:t>
       </w:r>
       <w:r>
         <w:rPr>
-          <w:rFonts w:cs="Times New Roman"/>
-          <w:color w:val="ff0000"/>
+          <w:rFonts w:ascii="Times New Roman" w:hAnsi="Times New Roman" w:eastAsia="Times New Roman" w:cs="Times New Roman"/>
+          <w:color w:val="000000" w:themeColor="text1"/>
+          <w:sz w:val="24"/>
+          <w:szCs w:val="24"/>
         </w:rPr>
         <w:t xml:space="preserve">, </w:t>
       </w:r>
       <w:r>
         <w:rPr>
-          <w:rFonts w:cs="Times New Roman"/>
+          <w:rFonts w:ascii="Times New Roman" w:hAnsi="Times New Roman" w:eastAsia="Times New Roman" w:cs="Times New Roman"/>
           <w:bCs/>
+          <w:color w:val="000000" w:themeColor="text1"/>
+          <w:sz w:val="24"/>
+          <w:szCs w:val="24"/>
         </w:rPr>
         <w:t xml:space="preserve">faz saber ao</w:t>
       </w:r>
       <w:r>
+        <w:rPr>
+          <w:rFonts w:ascii="Times New Roman" w:hAnsi="Times New Roman" w:eastAsia="Times New Roman" w:cs="Times New Roman"/>
+          <w:color w:val="000000" w:themeColor="text1"/>
+          <w:sz w:val="24"/>
+          <w:szCs w:val="24"/>
+        </w:rPr>
         <w:t xml:space="preserve"> </w:t>
       </w:r>
       <w:r>
         <w:rPr>
-          <w:rFonts w:cs="Times New Roman"/>
+          <w:rFonts w:ascii="Times New Roman" w:hAnsi="Times New Roman" w:eastAsia="Times New Roman" w:cs="Times New Roman"/>
           <w:bCs/>
+          <w:color w:val="000000" w:themeColor="text1"/>
+          <w:sz w:val="24"/>
+          <w:szCs w:val="24"/>
         </w:rPr>
         <w:t xml:space="preserve">{Militar Arrolado}</w:t>
       </w:r>
       <w:r>
         <w:rPr>
-          <w:rFonts w:cs="Times New Roman"/>
+          <w:rFonts w:ascii="Times New Roman" w:hAnsi="Times New Roman" w:eastAsia="Times New Roman" w:cs="Times New Roman"/>
           <w:bCs/>
+          <w:color w:val="000000" w:themeColor="text1"/>
+          <w:sz w:val="24"/>
+          <w:szCs w:val="24"/>
         </w:rPr>
         <w:t xml:space="preserve"> </w:t>
       </w:r>
       <w:r>
         <w:rPr>
-          <w:rFonts w:cs="Times New Roman"/>
+          <w:rFonts w:ascii="Times New Roman" w:hAnsi="Times New Roman" w:eastAsia="Times New Roman" w:cs="Times New Roman"/>
           <w:bCs/>
-          <w:color w:val="ff0000"/>
+          <w:color w:val="000000" w:themeColor="text1"/>
+          <w:sz w:val="24"/>
+          <w:szCs w:val="24"/>
         </w:rPr>
         <w:t xml:space="preserve">,</w:t>
       </w:r>
       <w:r>
         <w:rPr>
-          <w:rFonts w:cs="Times New Roman"/>
+          <w:rFonts w:ascii="Times New Roman" w:hAnsi="Times New Roman" w:eastAsia="Times New Roman" w:cs="Times New Roman"/>
           <w:bCs/>
-          <w:color w:val="ff0000"/>
+          <w:color w:val="000000" w:themeColor="text1"/>
+          <w:sz w:val="24"/>
+          <w:szCs w:val="24"/>
         </w:rPr>
         <w:t xml:space="preserve">{Saram Militar Arrolado}</w:t>
       </w:r>
       <w:r>
         <w:rPr>
-          <w:rFonts w:cs="Times New Roman"/>
+          <w:rFonts w:ascii="Times New Roman" w:hAnsi="Times New Roman" w:eastAsia="Times New Roman" w:cs="Times New Roman"/>
           <w:bCs/>
+          <w:color w:val="000000" w:themeColor="text1"/>
+          <w:sz w:val="24"/>
+          <w:szCs w:val="24"/>
         </w:rPr>
         <w:t xml:space="preserve"> </w:t>
       </w:r>
       <w:r>
         <w:rPr>
-          <w:rFonts w:cs="Times New Roman"/>
+          <w:rFonts w:ascii="Times New Roman" w:hAnsi="Times New Roman" w:eastAsia="Times New Roman" w:cs="Times New Roman"/>
           <w:bCs/>
-          <w:color w:val="ff0000"/>
+          <w:color w:val="000000" w:themeColor="text1"/>
+          <w:sz w:val="24"/>
+          <w:szCs w:val="24"/>
         </w:rPr>
         <w:t xml:space="preserve">,</w:t>
       </w:r>
       <w:r>
         <w:rPr>
-          <w:rFonts w:cs="Times New Roman"/>
+          <w:rFonts w:ascii="Times New Roman" w:hAnsi="Times New Roman" w:eastAsia="Times New Roman" w:cs="Times New Roman"/>
           <w:bCs/>
+          <w:color w:val="000000" w:themeColor="text1"/>
+          <w:sz w:val="24"/>
+          <w:szCs w:val="24"/>
         </w:rPr>
         <w:t xml:space="preserve"> </w:t>
       </w:r>
       <w:r>
         <w:rPr>
-          <w:rFonts w:cs="Times New Roman"/>
+          <w:rFonts w:ascii="Times New Roman" w:hAnsi="Times New Roman" w:eastAsia="Times New Roman" w:cs="Times New Roman"/>
           <w:bCs/>
+          <w:color w:val="000000" w:themeColor="text1"/>
+          <w:sz w:val="24"/>
+          <w:szCs w:val="24"/>
         </w:rPr>
         <w:t xml:space="preserve">do efetivo do</w:t>
       </w:r>
       <w:r>
         <w:rPr>
-          <w:rFonts w:cs="Times New Roman"/>
+          <w:rFonts w:ascii="Times New Roman" w:hAnsi="Times New Roman" w:eastAsia="Times New Roman" w:cs="Times New Roman"/>
           <w:bCs/>
+          <w:color w:val="000000" w:themeColor="text1"/>
+          <w:sz w:val="24"/>
+          <w:szCs w:val="24"/>
         </w:rPr>
         <w:t xml:space="preserve"> </w:t>
       </w:r>
       <w:r>
         <w:rPr>
-          <w:rFonts w:cs="Times New Roman"/>
+          <w:rFonts w:ascii="Times New Roman" w:hAnsi="Times New Roman" w:eastAsia="Times New Roman" w:cs="Times New Roman"/>
           <w:bCs/>
+          <w:color w:val="000000" w:themeColor="text1"/>
+          <w:sz w:val="24"/>
+          <w:szCs w:val="24"/>
         </w:rPr>
         <w:t xml:space="preserve">Esquadrão</w:t>
       </w:r>
       <w:r>
         <w:rPr>
-          <w:rFonts w:cs="Times New Roman"/>
+          <w:rFonts w:ascii="Times New Roman" w:hAnsi="Times New Roman" w:eastAsia="Times New Roman" w:cs="Times New Roman"/>
           <w:bCs/>
+          <w:color w:val="000000" w:themeColor="text1"/>
+          <w:sz w:val="24"/>
+          <w:szCs w:val="24"/>
         </w:rPr>
         <w:t xml:space="preserve"> de Segurança</w:t>
       </w:r>
       <w:r>
         <w:rPr>
-          <w:rFonts w:cs="Times New Roman"/>
+          <w:rFonts w:ascii="Times New Roman" w:hAnsi="Times New Roman" w:eastAsia="Times New Roman" w:cs="Times New Roman"/>
           <w:bCs/>
+          <w:color w:val="000000" w:themeColor="text1"/>
+          <w:sz w:val="24"/>
+          <w:szCs w:val="24"/>
         </w:rPr>
         <w:t xml:space="preserve"> das</w:t>
       </w:r>
       <w:r>
         <w:rPr>
-          <w:rFonts w:cs="Times New Roman"/>
+          <w:rFonts w:ascii="Times New Roman" w:hAnsi="Times New Roman" w:eastAsia="Times New Roman" w:cs="Times New Roman"/>
           <w:bCs/>
+          <w:color w:val="000000" w:themeColor="text1"/>
+          <w:sz w:val="24"/>
+          <w:szCs w:val="24"/>
         </w:rPr>
         <w:t xml:space="preserve"> </w:t>
       </w:r>
       <w:r>
         <w:rPr>
-          <w:rFonts w:cs="Times New Roman"/>
+          <w:rFonts w:ascii="Times New Roman" w:hAnsi="Times New Roman" w:eastAsia="Times New Roman" w:cs="Times New Roman"/>
           <w:bCs/>
+          <w:color w:val="000000" w:themeColor="text1"/>
+          <w:sz w:val="24"/>
+          <w:szCs w:val="24"/>
         </w:rPr>
         <w:t xml:space="preserve">Instalações</w:t>
       </w:r>
       <w:r>
         <w:rPr>
-          <w:rFonts w:cs="Times New Roman"/>
+          <w:rFonts w:ascii="Times New Roman" w:hAnsi="Times New Roman" w:eastAsia="Times New Roman" w:cs="Times New Roman"/>
           <w:bCs/>
+          <w:color w:val="000000" w:themeColor="text1"/>
+          <w:sz w:val="24"/>
+          <w:szCs w:val="24"/>
         </w:rPr>
         <w:t xml:space="preserve"> do </w:t>
       </w:r>
       <w:r>
         <w:rPr>
-          <w:rFonts w:cs="Times New Roman"/>
+          <w:rFonts w:ascii="Times New Roman" w:hAnsi="Times New Roman" w:eastAsia="Times New Roman" w:cs="Times New Roman"/>
           <w:bCs/>
+          <w:color w:val="000000" w:themeColor="text1"/>
+          <w:sz w:val="24"/>
+          <w:szCs w:val="24"/>
         </w:rPr>
         <w:t xml:space="preserve">Grupo de Segurança e Defesa do Galeão da</w:t>
       </w:r>
       <w:r>
         <w:rPr>
-          <w:rFonts w:cs="Times New Roman"/>
+          <w:rFonts w:ascii="Times New Roman" w:hAnsi="Times New Roman" w:eastAsia="Times New Roman" w:cs="Times New Roman"/>
           <w:bCs/>
+          <w:color w:val="000000" w:themeColor="text1"/>
+          <w:sz w:val="24"/>
+          <w:szCs w:val="24"/>
         </w:rPr>
         <w:t xml:space="preserve"> BAGL</w:t>
       </w:r>
       <w:r>
         <w:rPr>
-          <w:rFonts w:cs="Times New Roman"/>
+          <w:rFonts w:ascii="Times New Roman" w:hAnsi="Times New Roman" w:eastAsia="Times New Roman" w:cs="Times New Roman"/>
           <w:bCs/>
+          <w:color w:val="000000" w:themeColor="text1"/>
+          <w:sz w:val="24"/>
+          <w:szCs w:val="24"/>
         </w:rPr>
         <w:t xml:space="preserve">, que o mesmo f</w:t>
       </w:r>
       <w:r>
         <w:rPr>
-          <w:rFonts w:cs="Times New Roman"/>
+          <w:rFonts w:ascii="Times New Roman" w:hAnsi="Times New Roman" w:eastAsia="Times New Roman" w:cs="Times New Roman"/>
           <w:bCs/>
+          <w:color w:val="000000" w:themeColor="text1"/>
+          <w:sz w:val="24"/>
+          <w:szCs w:val="24"/>
         </w:rPr>
         <w:t xml:space="preserve">oi </w:t>
       </w:r>
       <w:r>
         <w:rPr>
-          <w:rFonts w:cs="Times New Roman"/>
+          <w:rFonts w:ascii="Times New Roman" w:hAnsi="Times New Roman" w:eastAsia="Times New Roman" w:cs="Times New Roman"/>
           <w:bCs/>
+          <w:color w:val="000000" w:themeColor="text1"/>
+          <w:sz w:val="24"/>
+          <w:szCs w:val="24"/>
         </w:rPr>
         <w:t xml:space="preserve">punido com </w:t>
       </w:r>
       <w:r>
         <w:rPr>
-          <w:rFonts w:cs="Times New Roman"/>
+          <w:rFonts w:ascii="Times New Roman" w:hAnsi="Times New Roman" w:eastAsia="Times New Roman" w:cs="Times New Roman"/>
           <w:bCs/>
+          <w:color w:val="000000" w:themeColor="text1"/>
+          <w:sz w:val="24"/>
+          <w:szCs w:val="24"/>
         </w:rPr>
         <w:t xml:space="preserve">{</w:t>
       </w:r>
       <w:r>
         <w:rPr>
-          <w:rFonts w:cs="Times New Roman"/>
+          <w:rFonts w:ascii="Times New Roman" w:hAnsi="Times New Roman" w:eastAsia="Times New Roman" w:cs="Times New Roman"/>
           <w:bCs/>
+          <w:color w:val="000000" w:themeColor="text1"/>
+          <w:sz w:val="24"/>
+          <w:szCs w:val="24"/>
         </w:rPr>
         <w:t xml:space="preserve">punicao</w:t>
       </w:r>
       <w:r>
         <w:rPr>
-          <w:rFonts w:cs="Times New Roman"/>
+          <w:rFonts w:ascii="Times New Roman" w:hAnsi="Times New Roman" w:eastAsia="Times New Roman" w:cs="Times New Roman"/>
           <w:bCs/>
+          <w:color w:val="000000" w:themeColor="text1"/>
+          <w:sz w:val="24"/>
+          <w:szCs w:val="24"/>
         </w:rPr>
         <w:t xml:space="preserve">} </w:t>
       </w:r>
       <w:r>
         <w:rPr>
-          <w:rFonts w:cs="Times New Roman"/>
+          <w:rFonts w:ascii="Times New Roman" w:hAnsi="Times New Roman" w:eastAsia="Times New Roman" w:cs="Times New Roman"/>
+          <w:color w:val="000000" w:themeColor="text1"/>
+          <w:sz w:val="24"/>
+          <w:szCs w:val="24"/>
         </w:rPr>
         <w:t xml:space="preserve">po</w:t>
       </w:r>
       <w:r>
         <w:rPr>
-          <w:rFonts w:cs="Times New Roman"/>
+          <w:rFonts w:ascii="Times New Roman" w:hAnsi="Times New Roman" w:eastAsia="Times New Roman" w:cs="Times New Roman"/>
+          <w:color w:val="000000" w:themeColor="text1"/>
+          <w:sz w:val="24"/>
+          <w:szCs w:val="24"/>
         </w:rPr>
         <w:t xml:space="preserve">is</w:t>
       </w:r>
       <w:r>
         <w:rPr>
-          <w:rFonts w:cs="Times New Roman"/>
+          <w:rFonts w:ascii="Times New Roman" w:hAnsi="Times New Roman" w:eastAsia="Times New Roman" w:cs="Times New Roman"/>
+          <w:color w:val="000000" w:themeColor="text1"/>
+          <w:sz w:val="24"/>
+          <w:szCs w:val="24"/>
         </w:rPr>
         <w:t xml:space="preserve"> </w:t>
       </w:r>
       <w:r>
         <w:rPr>
-          <w:rFonts w:cs="Times New Roman"/>
+          <w:rFonts w:ascii="Times New Roman" w:hAnsi="Times New Roman" w:eastAsia="Times New Roman" w:cs="Times New Roman"/>
+          <w:color w:val="000000" w:themeColor="text1"/>
+          <w:sz w:val="24"/>
+          <w:szCs w:val="24"/>
         </w:rPr>
         <w:t xml:space="preserve">o referido</w:t>
       </w:r>
       <w:r>
         <w:rPr>
-          <w:rFonts w:cs="Times New Roman"/>
+          <w:rFonts w:ascii="Times New Roman" w:hAnsi="Times New Roman" w:eastAsia="Times New Roman" w:cs="Times New Roman"/>
+          <w:color w:val="000000" w:themeColor="text1"/>
+          <w:sz w:val="24"/>
+          <w:szCs w:val="24"/>
         </w:rPr>
         <w:t xml:space="preserve"> </w:t>
       </w:r>
       <w:r>
         <w:rPr>
-          <w:rFonts w:cs="Times New Roman"/>
+          <w:rFonts w:ascii="Times New Roman" w:hAnsi="Times New Roman" w:eastAsia="Times New Roman" w:cs="Times New Roman"/>
+          <w:color w:val="000000" w:themeColor="text1"/>
+          <w:sz w:val="24"/>
+          <w:szCs w:val="24"/>
         </w:rPr>
         <w:t xml:space="preserve">militar</w:t>
       </w:r>
       <w:r>
         <w:rPr>
-          <w:rFonts w:cs="Times New Roman"/>
+          <w:rFonts w:ascii="Times New Roman" w:hAnsi="Times New Roman" w:eastAsia="Times New Roman" w:cs="Times New Roman"/>
+          <w:color w:val="000000" w:themeColor="text1"/>
+          <w:sz w:val="24"/>
+          <w:szCs w:val="24"/>
         </w:rPr>
         <w:t xml:space="preserve">, </w:t>
       </w:r>
       <w:r>
         <w:rPr>
-          <w:rFonts w:cs="Times New Roman"/>
+          <w:rFonts w:ascii="Times New Roman" w:hAnsi="Times New Roman" w:eastAsia="Times New Roman" w:cs="Times New Roman"/>
+          <w:color w:val="000000" w:themeColor="text1"/>
+          <w:sz w:val="24"/>
+          <w:szCs w:val="24"/>
         </w:rPr>
         <w:t xml:space="preserve">{</w:t>
       </w:r>
       <w:r>
         <w:rPr>
-          <w:rFonts w:cs="Times New Roman"/>
+          <w:rFonts w:ascii="Times New Roman" w:hAnsi="Times New Roman" w:eastAsia="Times New Roman" w:cs="Times New Roman"/>
+          <w:color w:val="000000" w:themeColor="text1"/>
+          <w:sz w:val="24"/>
+          <w:szCs w:val="24"/>
         </w:rPr>
         <w:t xml:space="preserve">Ocorrencia</w:t>
       </w:r>
       <w:r>
         <w:rPr>
-          <w:rFonts w:cs="Times New Roman"/>
+          <w:rFonts w:ascii="Times New Roman" w:hAnsi="Times New Roman" w:eastAsia="Times New Roman" w:cs="Times New Roman"/>
+          <w:color w:val="000000" w:themeColor="text1"/>
+          <w:sz w:val="24"/>
+          <w:szCs w:val="24"/>
         </w:rPr>
         <w:t xml:space="preserve"> reescrita}</w:t>
       </w:r>
       <w:r>
         <w:rPr>
-          <w:rFonts w:cs="Times New Roman"/>
+          <w:rFonts w:ascii="Times New Roman" w:hAnsi="Times New Roman" w:eastAsia="Times New Roman" w:cs="Times New Roman"/>
+          <w:color w:val="000000" w:themeColor="text1"/>
+          <w:sz w:val="24"/>
+          <w:szCs w:val="24"/>
         </w:rPr>
         <w:t xml:space="preserve"> </w:t>
       </w:r>
       <w:r>
         <w:rPr>
-          <w:rFonts w:cs="Times New Roman"/>
+          <w:rFonts w:ascii="Times New Roman" w:hAnsi="Times New Roman" w:eastAsia="Times New Roman" w:cs="Times New Roman"/>
+          <w:color w:val="000000" w:themeColor="text1"/>
+          <w:sz w:val="24"/>
+          <w:szCs w:val="24"/>
         </w:rPr>
         <w:t xml:space="preserve">,</w:t>
       </w:r>
       <w:r>
         <w:rPr>
-          <w:rFonts w:cs="Times New Roman"/>
+          <w:rFonts w:ascii="Times New Roman" w:hAnsi="Times New Roman" w:eastAsia="Times New Roman" w:cs="Times New Roman"/>
+          <w:color w:val="000000" w:themeColor="text1"/>
+          <w:sz w:val="24"/>
+          <w:szCs w:val="24"/>
         </w:rPr>
         <w:t xml:space="preserve"> </w:t>
       </w:r>
       <w:r>
         <w:rPr>
-          <w:rFonts w:cs="Times New Roman"/>
-          <w:color w:val="ff0000"/>
+          <w:rFonts w:ascii="Times New Roman" w:hAnsi="Times New Roman" w:eastAsia="Times New Roman" w:cs="Times New Roman"/>
+          <w:color w:val="000000" w:themeColor="text1"/>
+          <w:sz w:val="24"/>
+          <w:szCs w:val="24"/>
         </w:rPr>
         <w:t xml:space="preserve">no</w:t>
       </w:r>
       <w:r>
         <w:rPr>
-          <w:rFonts w:cs="Times New Roman"/>
-          <w:color w:val="ff0000"/>
+          <w:rFonts w:ascii="Times New Roman" w:hAnsi="Times New Roman" w:eastAsia="Times New Roman" w:cs="Times New Roman"/>
+          <w:color w:val="000000" w:themeColor="text1"/>
+          <w:sz w:val="24"/>
+          <w:szCs w:val="24"/>
         </w:rPr>
         <w:t xml:space="preserve"> </w:t>
       </w:r>
       <w:r>
         <w:rPr>
-          <w:rFonts w:cs="Times New Roman"/>
-          <w:color w:val="ff0000"/>
+          <w:rFonts w:ascii="Times New Roman" w:hAnsi="Times New Roman" w:eastAsia="Times New Roman" w:cs="Times New Roman"/>
+          <w:color w:val="000000" w:themeColor="text1"/>
+          <w:sz w:val="24"/>
+          <w:szCs w:val="24"/>
         </w:rPr>
         <w:t xml:space="preserve">dia</w:t>
       </w:r>
       <w:r>
         <w:rPr>
-          <w:rFonts w:cs="Times New Roman"/>
-          <w:color w:val="ff0000"/>
+          <w:rFonts w:ascii="Times New Roman" w:hAnsi="Times New Roman" w:eastAsia="Times New Roman" w:cs="Times New Roman"/>
+          <w:color w:val="000000" w:themeColor="text1"/>
+          <w:sz w:val="24"/>
+          <w:szCs w:val="24"/>
         </w:rPr>
         <w:t xml:space="preserve"> </w:t>
       </w:r>
       <w:r>
         <w:rPr>
-          <w:rFonts w:cs="Times New Roman"/>
-          <w:color w:val="ff0000"/>
+          <w:rFonts w:ascii="Times New Roman" w:hAnsi="Times New Roman" w:eastAsia="Times New Roman" w:cs="Times New Roman"/>
+          <w:color w:val="000000" w:themeColor="text1"/>
+          <w:sz w:val="24"/>
+          <w:szCs w:val="24"/>
         </w:rPr>
         <w:t xml:space="preserve">{data da </w:t>
       </w:r>
       <w:r>
         <w:rPr>
-          <w:rFonts w:cs="Times New Roman"/>
-          <w:color w:val="ff0000"/>
+          <w:rFonts w:ascii="Times New Roman" w:hAnsi="Times New Roman" w:eastAsia="Times New Roman" w:cs="Times New Roman"/>
+          <w:color w:val="000000" w:themeColor="text1"/>
+          <w:sz w:val="24"/>
+          <w:szCs w:val="24"/>
         </w:rPr>
         <w:t xml:space="preserve">Ocorrencia</w:t>
       </w:r>
       <w:r>
         <w:rPr>
-          <w:rFonts w:cs="Times New Roman"/>
-          <w:color w:val="ff0000"/>
+          <w:rFonts w:ascii="Times New Roman" w:hAnsi="Times New Roman" w:eastAsia="Times New Roman" w:cs="Times New Roman"/>
+          <w:color w:val="000000" w:themeColor="text1"/>
+          <w:sz w:val="24"/>
+          <w:szCs w:val="24"/>
         </w:rPr>
         <w:t xml:space="preserve">}</w:t>
       </w:r>
       <w:r>
         <w:rPr>
-          <w:rFonts w:cs="Times New Roman"/>
-          <w:color w:val="ff0000"/>
+          <w:rFonts w:ascii="Times New Roman" w:hAnsi="Times New Roman" w:eastAsia="Times New Roman" w:cs="Times New Roman"/>
+          <w:color w:val="000000" w:themeColor="text1"/>
+          <w:sz w:val="24"/>
+          <w:szCs w:val="24"/>
         </w:rPr>
         <w:t xml:space="preserve"> </w:t>
       </w:r>
       <w:r>
         <w:rPr>
-          <w:rFonts w:cs="Times New Roman"/>
+          <w:rFonts w:ascii="Times New Roman" w:hAnsi="Times New Roman" w:eastAsia="Times New Roman" w:cs="Times New Roman"/>
+          <w:color w:val="000000" w:themeColor="text1"/>
+          <w:sz w:val="24"/>
+          <w:szCs w:val="24"/>
         </w:rPr>
         <w:t xml:space="preserve">em</w:t>
       </w:r>
       <w:r>
         <w:rPr>
-          <w:rFonts w:cs="Times New Roman"/>
+          <w:rFonts w:ascii="Times New Roman" w:hAnsi="Times New Roman" w:eastAsia="Times New Roman" w:cs="Times New Roman"/>
+          <w:color w:val="000000" w:themeColor="text1"/>
+          <w:sz w:val="24"/>
+          <w:szCs w:val="24"/>
         </w:rPr>
         <w:t xml:space="preserve"> desacordo</w:t>
       </w:r>
       <w:r>
         <w:rPr>
-          <w:rFonts w:cs="Times New Roman"/>
+          <w:rFonts w:ascii="Times New Roman" w:hAnsi="Times New Roman" w:eastAsia="Times New Roman" w:cs="Times New Roman"/>
+          <w:color w:val="000000" w:themeColor="text1"/>
+          <w:sz w:val="24"/>
+          <w:szCs w:val="24"/>
         </w:rPr>
         <w:t xml:space="preserve"> </w:t>
       </w:r>
       <w:r>
         <w:rPr>
-          <w:rFonts w:cs="Times New Roman"/>
+          <w:rFonts w:ascii="Times New Roman" w:hAnsi="Times New Roman" w:eastAsia="Times New Roman" w:cs="Times New Roman"/>
+          <w:color w:val="000000" w:themeColor="text1"/>
+          <w:sz w:val="24"/>
+          <w:szCs w:val="24"/>
         </w:rPr>
         <w:t xml:space="preserve">com</w:t>
       </w:r>
       <w:r>
         <w:rPr>
-          <w:rFonts w:cs="Times New Roman"/>
+          <w:rFonts w:ascii="Times New Roman" w:hAnsi="Times New Roman" w:eastAsia="Times New Roman" w:cs="Times New Roman"/>
+          <w:color w:val="000000" w:themeColor="text1"/>
+          <w:sz w:val="24"/>
+          <w:szCs w:val="24"/>
         </w:rPr>
         <w:t xml:space="preserve"> o</w:t>
       </w:r>
       <w:r>
         <w:rPr>
-          <w:rFonts w:cs="Times New Roman"/>
+          <w:rFonts w:ascii="Times New Roman" w:hAnsi="Times New Roman" w:eastAsia="Times New Roman" w:cs="Times New Roman"/>
+          <w:color w:val="000000" w:themeColor="text1"/>
+          <w:sz w:val="24"/>
+          <w:szCs w:val="24"/>
         </w:rPr>
         <w:t xml:space="preserve"> previsto </w:t>
       </w:r>
       <w:r>
         <w:rPr>
-          <w:rFonts w:cs="Times New Roman"/>
+          <w:rFonts w:ascii="Times New Roman" w:hAnsi="Times New Roman" w:eastAsia="Times New Roman" w:cs="Times New Roman"/>
+          <w:color w:val="000000" w:themeColor="text1"/>
+          <w:sz w:val="24"/>
+          <w:szCs w:val="24"/>
         </w:rPr>
         <w:t xml:space="preserve">descrito</w:t>
       </w:r>
       <w:r>
         <w:rPr>
-          <w:rFonts w:cs="Times New Roman"/>
+          <w:rFonts w:ascii="Times New Roman" w:hAnsi="Times New Roman" w:eastAsia="Times New Roman" w:cs="Times New Roman"/>
+          <w:color w:val="000000" w:themeColor="text1"/>
+          <w:sz w:val="24"/>
+          <w:szCs w:val="24"/>
         </w:rPr>
         <w:t xml:space="preserve"> </w:t>
       </w:r>
       <w:r>
         <w:rPr>
-          <w:rFonts w:cs="Times New Roman"/>
+          <w:rFonts w:ascii="Times New Roman" w:hAnsi="Times New Roman" w:eastAsia="Times New Roman" w:cs="Times New Roman"/>
+          <w:color w:val="000000" w:themeColor="text1"/>
+          <w:sz w:val="24"/>
+          <w:szCs w:val="24"/>
         </w:rPr>
         <w:t xml:space="preserve">no</w:t>
       </w:r>
       <w:r>
         <w:rPr>
-          <w:rFonts w:cs="Times New Roman"/>
+          <w:rFonts w:ascii="Times New Roman" w:hAnsi="Times New Roman" w:eastAsia="Times New Roman" w:cs="Times New Roman"/>
+          <w:color w:val="000000" w:themeColor="text1"/>
+          <w:sz w:val="24"/>
+          <w:szCs w:val="24"/>
         </w:rPr>
         <w:t xml:space="preserve"> ite</w:t>
       </w:r>
       <w:r>
         <w:rPr>
-          <w:rFonts w:cs="Times New Roman"/>
+          <w:rFonts w:ascii="Times New Roman" w:hAnsi="Times New Roman" w:eastAsia="Times New Roman" w:cs="Times New Roman"/>
+          <w:color w:val="000000" w:themeColor="text1"/>
+          <w:sz w:val="24"/>
+          <w:szCs w:val="24"/>
         </w:rPr>
         <w:t xml:space="preserve">m</w:t>
       </w:r>
       <w:r>
         <w:rPr>
-          <w:rFonts w:cs="Times New Roman"/>
+          <w:rFonts w:ascii="Times New Roman" w:hAnsi="Times New Roman" w:eastAsia="Times New Roman" w:cs="Times New Roman"/>
+          <w:color w:val="000000" w:themeColor="text1"/>
+          <w:sz w:val="24"/>
+          <w:szCs w:val="24"/>
         </w:rPr>
         <w:t xml:space="preserve"> nº </w:t>
       </w:r>
       <w:r>
         <w:rPr>
-          <w:rFonts w:cs="Times New Roman"/>
+          <w:rFonts w:ascii="Times New Roman" w:hAnsi="Times New Roman" w:eastAsia="Times New Roman" w:cs="Times New Roman"/>
+          <w:color w:val="000000" w:themeColor="text1"/>
+          <w:sz w:val="24"/>
+          <w:szCs w:val="24"/>
         </w:rPr>
         <w:t xml:space="preserve">{Itens enquadrados}</w:t>
       </w:r>
       <w:r>
         <w:rPr>
-          <w:rFonts w:cs="Times New Roman"/>
+          <w:rFonts w:ascii="Times New Roman" w:hAnsi="Times New Roman" w:eastAsia="Times New Roman" w:cs="Times New Roman"/>
+          <w:color w:val="000000" w:themeColor="text1"/>
+          <w:sz w:val="24"/>
+          <w:szCs w:val="24"/>
         </w:rPr>
         <w:t xml:space="preserve"> </w:t>
       </w:r>
       <w:r>
         <w:rPr>
-          <w:rFonts w:cs="Times New Roman"/>
+          <w:rFonts w:ascii="Times New Roman" w:hAnsi="Times New Roman" w:eastAsia="Times New Roman" w:cs="Times New Roman"/>
+          <w:color w:val="000000" w:themeColor="text1"/>
+          <w:sz w:val="24"/>
+          <w:szCs w:val="24"/>
         </w:rPr>
         <w:t xml:space="preserve">do art. </w:t>
       </w:r>
       <w:r>
         <w:rPr>
-          <w:rFonts w:cs="Times New Roman"/>
+          <w:rFonts w:ascii="Times New Roman" w:hAnsi="Times New Roman" w:eastAsia="Times New Roman" w:cs="Times New Roman"/>
+          <w:color w:val="000000" w:themeColor="text1"/>
+          <w:sz w:val="24"/>
+          <w:szCs w:val="24"/>
         </w:rPr>
         <w:t xml:space="preserve">10</w:t>
       </w:r>
       <w:r>
         <w:rPr>
-          <w:rFonts w:cs="Times New Roman"/>
+          <w:rFonts w:ascii="Times New Roman" w:hAnsi="Times New Roman" w:eastAsia="Times New Roman" w:cs="Times New Roman"/>
+          <w:color w:val="000000" w:themeColor="text1"/>
+          <w:sz w:val="24"/>
+          <w:szCs w:val="24"/>
         </w:rPr>
         <w:t xml:space="preserve"> </w:t>
       </w:r>
       <w:r>
         <w:rPr>
-          <w:rFonts w:cs="Times New Roman"/>
+          <w:rFonts w:ascii="Times New Roman" w:hAnsi="Times New Roman" w:eastAsia="Times New Roman" w:cs="Times New Roman"/>
+          <w:color w:val="000000" w:themeColor="text1"/>
+          <w:sz w:val="24"/>
+          <w:szCs w:val="24"/>
         </w:rPr>
         <w:t xml:space="preserve">d</w:t>
       </w:r>
       <w:r>
         <w:rPr>
-          <w:rFonts w:cs="Times New Roman"/>
+          <w:rFonts w:ascii="Times New Roman" w:hAnsi="Times New Roman" w:eastAsia="Times New Roman" w:cs="Times New Roman"/>
+          <w:color w:val="000000" w:themeColor="text1"/>
+          <w:sz w:val="24"/>
+          <w:szCs w:val="24"/>
         </w:rPr>
         <w:t xml:space="preserve">o RDAER,</w:t>
       </w:r>
       <w:r>
         <w:rPr>
-          <w:rFonts w:cs="Times New Roman"/>
+          <w:rFonts w:ascii="Times New Roman" w:hAnsi="Times New Roman" w:eastAsia="Times New Roman" w:cs="Times New Roman"/>
+          <w:color w:val="000000" w:themeColor="text1"/>
+          <w:sz w:val="24"/>
+          <w:szCs w:val="24"/>
         </w:rPr>
         <w:t xml:space="preserve"> </w:t>
       </w:r>
       <w:r>
         <w:rPr>
-          <w:rFonts w:cs="Times New Roman"/>
+          <w:rFonts w:ascii="Times New Roman" w:hAnsi="Times New Roman" w:eastAsia="Times New Roman" w:cs="Times New Roman"/>
+          <w:color w:val="000000" w:themeColor="text1"/>
+          <w:sz w:val="24"/>
+          <w:szCs w:val="24"/>
         </w:rPr>
         <w:t xml:space="preserve">com </w:t>
       </w:r>
       <w:r>
         <w:rPr>
-          <w:rFonts w:cs="Times New Roman"/>
-          <w:color w:val="ff0000"/>
+          <w:rFonts w:ascii="Times New Roman" w:hAnsi="Times New Roman" w:eastAsia="Times New Roman" w:cs="Times New Roman"/>
+          <w:color w:val="000000" w:themeColor="text1"/>
+          <w:sz w:val="24"/>
+          <w:szCs w:val="24"/>
         </w:rPr>
         <w:t xml:space="preserve">atenuante da letra</w:t>
       </w:r>
       <w:r>
         <w:rPr>
-          <w:rFonts w:cs="Times New Roman"/>
-          <w:color w:val="ff0000"/>
+          <w:rFonts w:ascii="Times New Roman" w:hAnsi="Times New Roman" w:eastAsia="Times New Roman" w:cs="Times New Roman"/>
+          <w:color w:val="000000" w:themeColor="text1"/>
+          <w:sz w:val="24"/>
+          <w:szCs w:val="24"/>
         </w:rPr>
         <w:t xml:space="preserve"> “</w:t>
       </w:r>
       <w:r>
         <w:rPr>
-          <w:rFonts w:cs="Times New Roman"/>
-          <w:color w:val="ff0000"/>
+          <w:rFonts w:ascii="Times New Roman" w:hAnsi="Times New Roman" w:eastAsia="Times New Roman" w:cs="Times New Roman"/>
+          <w:color w:val="000000" w:themeColor="text1"/>
+          <w:sz w:val="24"/>
+          <w:szCs w:val="24"/>
         </w:rPr>
         <w:t xml:space="preserve">{Atenuante}</w:t>
       </w:r>
       <w:r>
         <w:rPr>
-          <w:rFonts w:cs="Times New Roman"/>
-          <w:color w:val="ff0000"/>
+          <w:rFonts w:ascii="Times New Roman" w:hAnsi="Times New Roman" w:eastAsia="Times New Roman" w:cs="Times New Roman"/>
+          <w:color w:val="000000" w:themeColor="text1"/>
+          <w:sz w:val="24"/>
+          <w:szCs w:val="24"/>
         </w:rPr>
         <w:t xml:space="preserve">”</w:t>
       </w:r>
       <w:r>
         <w:rPr>
-          <w:rFonts w:cs="Times New Roman"/>
-          <w:color w:val="ff0000"/>
+          <w:rFonts w:ascii="Times New Roman" w:hAnsi="Times New Roman" w:eastAsia="Times New Roman" w:cs="Times New Roman"/>
+          <w:color w:val="000000" w:themeColor="text1"/>
+          <w:sz w:val="24"/>
+          <w:szCs w:val="24"/>
         </w:rPr>
         <w:t xml:space="preserve"> </w:t>
       </w:r>
       <w:r>
         <w:rPr>
-          <w:rFonts w:cs="Times New Roman"/>
-          <w:color w:val="ff0000"/>
+          <w:rFonts w:ascii="Times New Roman" w:hAnsi="Times New Roman" w:eastAsia="Times New Roman" w:cs="Times New Roman"/>
+          <w:color w:val="000000" w:themeColor="text1"/>
+          <w:sz w:val="24"/>
+          <w:szCs w:val="24"/>
         </w:rPr>
         <w:t xml:space="preserve">do n°2</w:t>
       </w:r>
       <w:r>
         <w:rPr>
-          <w:rFonts w:cs="Times New Roman"/>
-          <w:color w:val="ff0000"/>
+          <w:rFonts w:ascii="Times New Roman" w:hAnsi="Times New Roman" w:eastAsia="Times New Roman" w:cs="Times New Roman"/>
+          <w:color w:val="000000" w:themeColor="text1"/>
+          <w:sz w:val="24"/>
+          <w:szCs w:val="24"/>
         </w:rPr>
         <w:t xml:space="preserve"> </w:t>
       </w:r>
       <w:r>
         <w:rPr>
-          <w:rFonts w:cs="Times New Roman"/>
-          <w:color w:val="ff0000"/>
+          <w:rFonts w:ascii="Times New Roman" w:hAnsi="Times New Roman" w:eastAsia="Times New Roman" w:cs="Times New Roman"/>
+          <w:color w:val="000000" w:themeColor="text1"/>
+          <w:sz w:val="24"/>
+          <w:szCs w:val="24"/>
         </w:rPr>
         <w:t xml:space="preserve">e agravante da letra “</w:t>
       </w:r>
       <w:r>
         <w:rPr>
-          <w:rFonts w:cs="Times New Roman"/>
-          <w:color w:val="ff0000"/>
+          <w:rFonts w:ascii="Times New Roman" w:hAnsi="Times New Roman" w:eastAsia="Times New Roman" w:cs="Times New Roman"/>
+          <w:color w:val="000000" w:themeColor="text1"/>
+          <w:sz w:val="24"/>
+          <w:szCs w:val="24"/>
         </w:rPr>
         <w:t xml:space="preserve">'{agravantes}</w:t>
       </w:r>
       <w:r>
         <w:rPr>
-          <w:rFonts w:cs="Times New Roman"/>
-          <w:color w:val="ff0000"/>
+          <w:rFonts w:ascii="Times New Roman" w:hAnsi="Times New Roman" w:eastAsia="Times New Roman" w:cs="Times New Roman"/>
+          <w:color w:val="000000" w:themeColor="text1"/>
+          <w:sz w:val="24"/>
+          <w:szCs w:val="24"/>
         </w:rPr>
         <w:t xml:space="preserve">” do n°3 </w:t>
       </w:r>
       <w:r>
         <w:rPr>
-          <w:rFonts w:cs="Times New Roman"/>
+          <w:rFonts w:ascii="Times New Roman" w:hAnsi="Times New Roman" w:eastAsia="Times New Roman" w:cs="Times New Roman"/>
+          <w:color w:val="000000" w:themeColor="text1"/>
+          <w:sz w:val="24"/>
+          <w:szCs w:val="24"/>
         </w:rPr>
         <w:t xml:space="preserve">do Art.</w:t>
       </w:r>
       <w:r>
         <w:rPr>
-          <w:rFonts w:cs="Times New Roman"/>
+          <w:rFonts w:ascii="Times New Roman" w:hAnsi="Times New Roman" w:eastAsia="Times New Roman" w:cs="Times New Roman"/>
+          <w:color w:val="000000" w:themeColor="text1"/>
+          <w:sz w:val="24"/>
+          <w:szCs w:val="24"/>
         </w:rPr>
         <w:t xml:space="preserve"> </w:t>
       </w:r>
       <w:r>
         <w:rPr>
-          <w:rFonts w:cs="Times New Roman"/>
+          <w:rFonts w:ascii="Times New Roman" w:hAnsi="Times New Roman" w:eastAsia="Times New Roman" w:cs="Times New Roman"/>
+          <w:color w:val="000000" w:themeColor="text1"/>
+          <w:sz w:val="24"/>
+          <w:szCs w:val="24"/>
         </w:rPr>
         <w:t xml:space="preserve">13</w:t>
       </w:r>
       <w:r>
         <w:rPr>
-          <w:rFonts w:cs="Times New Roman"/>
+          <w:rFonts w:ascii="Times New Roman" w:hAnsi="Times New Roman" w:eastAsia="Times New Roman" w:cs="Times New Roman"/>
+          <w:color w:val="000000" w:themeColor="text1"/>
+          <w:sz w:val="24"/>
+          <w:szCs w:val="24"/>
         </w:rPr>
         <w:t xml:space="preserve"> </w:t>
       </w:r>
       <w:r>
         <w:rPr>
-          <w:rFonts w:cs="Times New Roman"/>
+          <w:rFonts w:ascii="Times New Roman" w:hAnsi="Times New Roman" w:eastAsia="Times New Roman" w:cs="Times New Roman"/>
+          <w:color w:val="000000" w:themeColor="text1"/>
+          <w:sz w:val="24"/>
+          <w:szCs w:val="24"/>
         </w:rPr>
         <w:t xml:space="preserve">do</w:t>
       </w:r>
       <w:r>
         <w:rPr>
-          <w:rFonts w:cs="Times New Roman"/>
+          <w:rFonts w:ascii="Times New Roman" w:hAnsi="Times New Roman" w:eastAsia="Times New Roman" w:cs="Times New Roman"/>
+          <w:color w:val="000000" w:themeColor="text1"/>
+          <w:sz w:val="24"/>
+          <w:szCs w:val="24"/>
         </w:rPr>
         <w:t xml:space="preserve"> </w:t>
       </w:r>
       <w:r>
         <w:rPr>
-          <w:rFonts w:cs="Times New Roman"/>
+          <w:rFonts w:ascii="Times New Roman" w:hAnsi="Times New Roman" w:eastAsia="Times New Roman" w:cs="Times New Roman"/>
+          <w:color w:val="000000" w:themeColor="text1"/>
+          <w:sz w:val="24"/>
+          <w:szCs w:val="24"/>
         </w:rPr>
         <w:t xml:space="preserve">RDAER</w:t>
       </w:r>
       <w:r>
         <w:rPr>
-          <w:rFonts w:cs="Times New Roman"/>
+          <w:rFonts w:ascii="Times New Roman" w:hAnsi="Times New Roman" w:eastAsia="Times New Roman" w:cs="Times New Roman"/>
+          <w:color w:val="000000" w:themeColor="text1"/>
+          <w:sz w:val="24"/>
+          <w:szCs w:val="24"/>
         </w:rPr>
         <w:t xml:space="preserve">;</w:t>
       </w:r>
       <w:r>
         <w:rPr>
-          <w:rFonts w:cs="Times New Roman"/>
+          <w:rFonts w:ascii="Times New Roman" w:hAnsi="Times New Roman" w:eastAsia="Times New Roman" w:cs="Times New Roman"/>
+          <w:color w:val="000000" w:themeColor="text1"/>
+          <w:sz w:val="24"/>
+          <w:szCs w:val="24"/>
         </w:rPr>
         <w:t xml:space="preserve"> </w:t>
       </w:r>
       <w:r>
         <w:rPr>
-          <w:rFonts w:cs="Times New Roman"/>
+          <w:rFonts w:ascii="Times New Roman" w:hAnsi="Times New Roman" w:eastAsia="Times New Roman" w:cs="Times New Roman"/>
+          <w:color w:val="000000" w:themeColor="text1"/>
+          <w:sz w:val="24"/>
+          <w:szCs w:val="24"/>
         </w:rPr>
         <w:t xml:space="preserve">{</w:t>
       </w:r>
       <w:r>
         <w:rPr>
-          <w:rFonts w:cs="Times New Roman"/>
+          <w:rFonts w:ascii="Times New Roman" w:hAnsi="Times New Roman" w:eastAsia="Times New Roman" w:cs="Times New Roman"/>
+          <w:color w:val="000000" w:themeColor="text1"/>
+          <w:sz w:val="24"/>
+          <w:szCs w:val="24"/>
         </w:rPr>
         <w:t xml:space="preserve">natureza_transgre</w:t>
       </w:r>
       <w:r>
         <w:rPr>
-          <w:rFonts w:cs="Times New Roman"/>
+          <w:rFonts w:ascii="Times New Roman" w:hAnsi="Times New Roman" w:eastAsia="Times New Roman" w:cs="Times New Roman"/>
+          <w:color w:val="000000" w:themeColor="text1"/>
+          <w:sz w:val="24"/>
+          <w:szCs w:val="24"/>
         </w:rPr>
         <w:t xml:space="preserve">ssa</w:t>
       </w:r>
       <w:r>
         <w:rPr>
-          <w:rFonts w:cs="Times New Roman"/>
+          <w:rFonts w:ascii="Times New Roman" w:hAnsi="Times New Roman" w:eastAsia="Times New Roman" w:cs="Times New Roman"/>
+          <w:color w:val="000000" w:themeColor="text1"/>
+          <w:sz w:val="24"/>
+          <w:szCs w:val="24"/>
         </w:rPr>
         <w:t xml:space="preserve">o</w:t>
       </w:r>
       <w:r>
         <w:rPr>
-          <w:rFonts w:cs="Times New Roman"/>
+          <w:rFonts w:ascii="Times New Roman" w:hAnsi="Times New Roman" w:eastAsia="Times New Roman" w:cs="Times New Roman"/>
+          <w:color w:val="000000" w:themeColor="text1"/>
+          <w:sz w:val="24"/>
+          <w:szCs w:val="24"/>
         </w:rPr>
         <w:t xml:space="preserve">}</w:t>
       </w:r>
       <w:r>
         <w:rPr>
-          <w:rFonts w:cs="Times New Roman"/>
+          <w:rFonts w:ascii="Times New Roman" w:hAnsi="Times New Roman" w:eastAsia="Times New Roman" w:cs="Times New Roman"/>
+          <w:color w:val="000000" w:themeColor="text1"/>
+          <w:sz w:val="24"/>
+          <w:szCs w:val="24"/>
         </w:rPr>
         <w:t xml:space="preserve">, </w:t>
       </w:r>
       <w:r>
+        <w:rPr>
+          <w:rFonts w:ascii="Times New Roman" w:hAnsi="Times New Roman" w:eastAsia="Times New Roman" w:cs="Times New Roman"/>
+          <w:color w:val="000000" w:themeColor="text1"/>
+          <w:sz w:val="24"/>
+          <w:szCs w:val="24"/>
+        </w:rPr>
         <w:t xml:space="preserve">{comportamento}</w:t>
       </w:r>
       <w:r>
         <w:rPr>
-          <w:rFonts w:cs="Times New Roman"/>
+          <w:rFonts w:ascii="Times New Roman" w:hAnsi="Times New Roman" w:eastAsia="Times New Roman" w:cs="Times New Roman"/>
+          <w:color w:val="000000" w:themeColor="text1"/>
+          <w:sz w:val="24"/>
+          <w:szCs w:val="24"/>
         </w:rPr>
       </w:r>
       <w:r>
         <w:rPr>
-          <w:rFonts w:cs="Times New Roman"/>
+          <w:rFonts w:ascii="Times New Roman" w:hAnsi="Times New Roman" w:eastAsia="Times New Roman" w:cs="Times New Roman"/>
+          <w:color w:val="000000" w:themeColor="text1"/>
+          <w:sz w:val="24"/>
+          <w:szCs w:val="24"/>
         </w:rPr>
       </w:r>
     </w:p>
     <w:p>
       <w:pPr>
-        <w:pStyle w:val="920"/>
-        <w:pBdr/>
-        <w:spacing/>
+        <w:pStyle w:val="921"/>
+        <w:pBdr/>
+        <w:spacing w:after="0" w:afterAutospacing="0" w:before="0" w:beforeAutospacing="0" w:line="240" w:lineRule="auto"/>
         <w:ind/>
         <w:jc w:val="right"/>
         <w:rPr>
-          <w:rFonts w:cs="Times New Roman"/>
+          <w:rFonts w:ascii="Times New Roman" w:hAnsi="Times New Roman" w:cs="Times New Roman"/>
           <w:bCs/>
           <w:color w:val="ff0000"/>
+          <w:sz w:val="24"/>
+          <w:szCs w:val="24"/>
         </w:rPr>
       </w:pPr>
       <w:r>
         <w:rPr>
-          <w:rFonts w:cs="Times New Roman"/>
+          <w:rFonts w:ascii="Times New Roman" w:hAnsi="Times New Roman" w:eastAsia="Times New Roman" w:cs="Times New Roman"/>
           <w:bCs/>
+          <w:sz w:val="24"/>
+          <w:szCs w:val="24"/>
         </w:rPr>
         <w:t xml:space="preserve">Rio de Janeiro,</w:t>
       </w:r>
       <w:r>
+        <w:rPr>
+          <w:rFonts w:ascii="Times New Roman" w:hAnsi="Times New Roman" w:eastAsia="Times New Roman" w:cs="Times New Roman"/>
+          <w:sz w:val="24"/>
+          <w:szCs w:val="24"/>
+        </w:rPr>
         <w:t xml:space="preserve"> </w:t>
       </w:r>
       <w:r>
         <w:rPr>
-          <w:rFonts w:cs="Times New Roman"/>
+          <w:rFonts w:ascii="Times New Roman" w:hAnsi="Times New Roman" w:eastAsia="Times New Roman" w:cs="Times New Roman"/>
           <w:bCs/>
+          <w:sz w:val="24"/>
+          <w:szCs w:val="24"/>
         </w:rPr>
         <w:t xml:space="preserve">{dia}</w:t>
       </w:r>
       <w:r>
         <w:rPr>
-          <w:rFonts w:cs="Times New Roman"/>
+          <w:rFonts w:ascii="Times New Roman" w:hAnsi="Times New Roman" w:eastAsia="Times New Roman" w:cs="Times New Roman"/>
           <w:bCs/>
+          <w:sz w:val="24"/>
+          <w:szCs w:val="24"/>
         </w:rPr>
         <w:t xml:space="preserve"> de </w:t>
       </w:r>
       <w:r>
         <w:rPr>
-          <w:rFonts w:cs="Times New Roman"/>
+          <w:rFonts w:ascii="Times New Roman" w:hAnsi="Times New Roman" w:eastAsia="Times New Roman" w:cs="Times New Roman"/>
           <w:bCs/>
+          <w:sz w:val="24"/>
+          <w:szCs w:val="24"/>
         </w:rPr>
         <w:t xml:space="preserve">{Mês}</w:t>
       </w:r>
       <w:r>
         <w:rPr>
-          <w:rFonts w:cs="Times New Roman"/>
+          <w:rFonts w:ascii="Times New Roman" w:hAnsi="Times New Roman" w:eastAsia="Times New Roman" w:cs="Times New Roman"/>
           <w:bCs/>
+          <w:sz w:val="24"/>
+          <w:szCs w:val="24"/>
         </w:rPr>
         <w:t xml:space="preserve"> de </w:t>
       </w:r>
       <w:r>
         <w:rPr>
-          <w:rFonts w:cs="Times New Roman"/>
+          <w:rFonts w:ascii="Times New Roman" w:hAnsi="Times New Roman" w:eastAsia="Times New Roman" w:cs="Times New Roman"/>
           <w:bCs/>
+          <w:sz w:val="24"/>
+          <w:szCs w:val="24"/>
         </w:rPr>
         <w:t xml:space="preserve">{Ano}.</w:t>
       </w:r>
       <w:r>
         <w:rPr>
-          <w:rFonts w:cs="Times New Roman"/>
+          <w:rFonts w:ascii="Times New Roman" w:hAnsi="Times New Roman" w:eastAsia="Times New Roman" w:cs="Times New Roman"/>
           <w:bCs/>
           <w:color w:val="ff0000"/>
+          <w:sz w:val="24"/>
+          <w:szCs w:val="24"/>
         </w:rPr>
       </w:r>
       <w:r>
         <w:rPr>
-          <w:rFonts w:cs="Times New Roman"/>
+          <w:rFonts w:ascii="Times New Roman" w:hAnsi="Times New Roman" w:eastAsia="Times New Roman" w:cs="Times New Roman"/>
           <w:bCs/>
           <w:color w:val="ff0000"/>
+          <w:sz w:val="24"/>
+          <w:szCs w:val="24"/>
+        </w:rPr>
+      </w:r>
+    </w:p>
+    <w:p>
+      <w:pPr>
+        <w:pStyle w:val="921"/>
+        <w:pBdr/>
+        <w:spacing w:after="0" w:afterAutospacing="0" w:before="0" w:beforeAutospacing="0" w:line="240" w:lineRule="auto"/>
+        <w:ind/>
+        <w:jc w:val="center"/>
+        <w:rPr>
+          <w:rFonts w:ascii="Times New Roman" w:hAnsi="Times New Roman" w:cs="Times New Roman"/>
+          <w:sz w:val="24"/>
+          <w:szCs w:val="24"/>
+        </w:rPr>
+      </w:pPr>
+      <w:r>
+        <w:rPr>
+          <w:rFonts w:ascii="Times New Roman" w:hAnsi="Times New Roman" w:eastAsia="Times New Roman" w:cs="Times New Roman"/>
+          <w:sz w:val="24"/>
+          <w:szCs w:val="24"/>
         </w:rPr>
       </w:r>
       <w:r>
         <w:rPr>
-          <w:rFonts w:cs="Times New Roman"/>
-          <w:bCs/>
-          <w:color w:val="ff0000"/>
+          <w:rFonts w:ascii="Times New Roman" w:hAnsi="Times New Roman" w:eastAsia="Times New Roman" w:cs="Times New Roman"/>
+          <w:sz w:val="24"/>
+          <w:szCs w:val="24"/>
         </w:rPr>
       </w:r>
       <w:r>
         <w:rPr>
-          <w:rFonts w:cs="Times New Roman"/>
-          <w:bCs/>
-          <w:color w:val="ff0000"/>
-        </w:rPr>
-      </w:r>
-      <w:r>
-        <w:rPr>
-          <w:rFonts w:cs="Times New Roman"/>
-          <w:bCs/>
-          <w:color w:val="ff0000"/>
-        </w:rPr>
-      </w:r>
-      <w:r>
-        <w:rPr>
-          <w:rFonts w:cs="Times New Roman"/>
-          <w:bCs/>
-          <w:color w:val="ff0000"/>
+          <w:rFonts w:ascii="Times New Roman" w:hAnsi="Times New Roman" w:eastAsia="Times New Roman" w:cs="Times New Roman"/>
+          <w:sz w:val="24"/>
+          <w:szCs w:val="24"/>
         </w:rPr>
       </w:r>
     </w:p>
     <w:p>
       <w:pPr>
-        <w:pStyle w:val="920"/>
-        <w:pBdr/>
-        <w:spacing/>
+        <w:pStyle w:val="921"/>
+        <w:pBdr/>
+        <w:spacing w:after="0" w:afterAutospacing="0" w:before="0" w:beforeAutospacing="0" w:line="240" w:lineRule="auto"/>
         <w:ind/>
         <w:jc w:val="center"/>
         <w:rPr>
-          <w:rFonts w:cs="Times New Roman"/>
+          <w:rFonts w:ascii="Times New Roman" w:hAnsi="Times New Roman" w:cs="Times New Roman"/>
+          <w:sz w:val="24"/>
+          <w:szCs w:val="24"/>
         </w:rPr>
       </w:pPr>
       <w:r>
         <w:rPr>
-          <w:rFonts w:cs="Times New Roman"/>
-        </w:rPr>
-      </w:r>
-      <w:r>
-        <w:rPr>
-          <w:rFonts w:cs="Times New Roman"/>
-        </w:rPr>
-      </w:r>
-      <w:r>
-        <w:rPr>
-          <w:rFonts w:cs="Times New Roman"/>
-        </w:rPr>
-      </w:r>
-    </w:p>
-    <w:p>
-      <w:pPr>
-        <w:pStyle w:val="920"/>
-        <w:pBdr/>
-        <w:spacing/>
-        <w:ind/>
-        <w:jc w:val="center"/>
-        <w:rPr>
-          <w:rFonts w:cs="Times New Roman"/>
-        </w:rPr>
-      </w:pPr>
-      <w:r>
-        <w:rPr>
-          <w:rFonts w:cs="Times New Roman"/>
+          <w:rFonts w:ascii="Times New Roman" w:hAnsi="Times New Roman" w:eastAsia="Times New Roman" w:cs="Times New Roman"/>
+          <w:sz w:val="24"/>
+          <w:szCs w:val="24"/>
         </w:rPr>
         <w:t xml:space="preserve">{Assinatura Comandante do GSD}</w:t>
       </w:r>
       <w:r>
         <w:rPr>
-          <w:rFonts w:cs="Times New Roman"/>
+          <w:rFonts w:ascii="Times New Roman" w:hAnsi="Times New Roman" w:eastAsia="Times New Roman" w:cs="Times New Roman"/>
+          <w:sz w:val="24"/>
+          <w:szCs w:val="24"/>
         </w:rPr>
       </w:r>
       <w:r>
         <w:rPr>
-          <w:rFonts w:cs="Times New Roman"/>
+          <w:rFonts w:ascii="Times New Roman" w:hAnsi="Times New Roman" w:eastAsia="Times New Roman" w:cs="Times New Roman"/>
+          <w:sz w:val="24"/>
+          <w:szCs w:val="24"/>
         </w:rPr>
       </w:r>
     </w:p>
     <w:p>
       <w:pPr>
-        <w:pStyle w:val="920"/>
-        <w:pBdr/>
-        <w:spacing/>
+        <w:pStyle w:val="921"/>
+        <w:pBdr/>
+        <w:spacing w:after="0" w:afterAutospacing="0" w:before="0" w:beforeAutospacing="0" w:line="240" w:lineRule="auto"/>
         <w:ind/>
         <w:jc w:val="center"/>
         <w:rPr>
-          <w:rFonts w:cs="Times New Roman"/>
+          <w:rFonts w:ascii="Times New Roman" w:hAnsi="Times New Roman" w:cs="Times New Roman"/>
+          <w:sz w:val="24"/>
+          <w:szCs w:val="24"/>
         </w:rPr>
       </w:pPr>
       <w:r>
         <w:rPr>
-          <w:rFonts w:cs="Times New Roman"/>
+          <w:rFonts w:ascii="Times New Roman" w:hAnsi="Times New Roman" w:eastAsia="Times New Roman" w:cs="Times New Roman"/>
+          <w:sz w:val="24"/>
+          <w:szCs w:val="24"/>
         </w:rPr>
       </w:r>
       <w:r>
         <w:rPr>
-          <w:rFonts w:cs="Times New Roman"/>
+          <w:rFonts w:ascii="Times New Roman" w:hAnsi="Times New Roman" w:eastAsia="Times New Roman" w:cs="Times New Roman"/>
+          <w:sz w:val="24"/>
+          <w:szCs w:val="24"/>
         </w:rPr>
         <w:t xml:space="preserve">_________________________________________________</w:t>
       </w:r>
       <w:r>
         <w:rPr>
-          <w:rFonts w:cs="Times New Roman"/>
+          <w:rFonts w:ascii="Times New Roman" w:hAnsi="Times New Roman" w:eastAsia="Times New Roman" w:cs="Times New Roman"/>
+          <w:sz w:val="24"/>
+          <w:szCs w:val="24"/>
         </w:rPr>
       </w:r>
       <w:r>
         <w:rPr>
-          <w:rFonts w:cs="Times New Roman"/>
+          <w:rFonts w:ascii="Times New Roman" w:hAnsi="Times New Roman" w:eastAsia="Times New Roman" w:cs="Times New Roman"/>
+          <w:sz w:val="24"/>
+          <w:szCs w:val="24"/>
         </w:rPr>
       </w:r>
     </w:p>
     <w:p>
       <w:pPr>
-        <w:pStyle w:val="920"/>
-        <w:pBdr/>
-        <w:spacing/>
+        <w:pStyle w:val="921"/>
+        <w:pBdr/>
+        <w:spacing w:after="0" w:afterAutospacing="0" w:before="0" w:beforeAutospacing="0" w:line="240" w:lineRule="auto"/>
         <w:ind/>
         <w:jc w:val="center"/>
         <w:rPr>
-          <w:rFonts w:cs="Times New Roman"/>
-          <w:color w:val="ff0000"/>
+          <w:rFonts w:ascii="Times New Roman" w:hAnsi="Times New Roman" w:cs="Times New Roman"/>
+          <w:color w:val="000000" w:themeColor="text1"/>
+          <w:sz w:val="24"/>
+          <w:szCs w:val="24"/>
         </w:rPr>
       </w:pPr>
       <w:r>
         <w:rPr>
-          <w:rFonts w:cs="Times New Roman"/>
-          <w:color w:val="ff0000"/>
+          <w:rFonts w:ascii="Times New Roman" w:hAnsi="Times New Roman" w:eastAsia="Times New Roman" w:cs="Times New Roman"/>
+          <w:color w:val="000000" w:themeColor="text1"/>
+          <w:sz w:val="24"/>
+          <w:szCs w:val="24"/>
         </w:rPr>
         <w:t xml:space="preserve">{Comandante /Posto/Especialização}</w:t>
       </w:r>
       <w:r>
         <w:rPr>
-          <w:rFonts w:cs="Times New Roman"/>
-          <w:color w:val="ff0000"/>
+          <w:rFonts w:ascii="Times New Roman" w:hAnsi="Times New Roman" w:eastAsia="Times New Roman" w:cs="Times New Roman"/>
+          <w:color w:val="000000" w:themeColor="text1"/>
+          <w:sz w:val="24"/>
+          <w:szCs w:val="24"/>
         </w:rPr>
       </w:r>
       <w:r>
         <w:rPr>
-          <w:rFonts w:cs="Times New Roman"/>
-          <w:color w:val="ff0000"/>
+          <w:rFonts w:ascii="Times New Roman" w:hAnsi="Times New Roman" w:eastAsia="Times New Roman" w:cs="Times New Roman"/>
+          <w:color w:val="000000" w:themeColor="text1"/>
+          <w:sz w:val="24"/>
+          <w:szCs w:val="24"/>
         </w:rPr>
       </w:r>
     </w:p>
     <w:p>
       <w:pPr>
-        <w:pStyle w:val="920"/>
-        <w:pBdr/>
-        <w:spacing/>
+        <w:pStyle w:val="921"/>
+        <w:pBdr/>
+        <w:spacing w:after="0" w:afterAutospacing="0" w:before="0" w:beforeAutospacing="0" w:line="240" w:lineRule="auto"/>
         <w:ind/>
         <w:jc w:val="center"/>
         <w:rPr>
-          <w:rFonts w:cs="Times New Roman"/>
+          <w:rFonts w:ascii="Times New Roman" w:hAnsi="Times New Roman" w:cs="Times New Roman"/>
           <w:b/>
           <w:bCs/>
+          <w:color w:val="000000" w:themeColor="text1"/>
+          <w:sz w:val="24"/>
+          <w:szCs w:val="24"/>
         </w:rPr>
       </w:pPr>
       <w:r>
         <w:rPr>
-          <w:rFonts w:cs="Times New Roman"/>
-          <w:color w:val="ff0000"/>
+          <w:rFonts w:ascii="Times New Roman" w:hAnsi="Times New Roman" w:eastAsia="Times New Roman" w:cs="Times New Roman"/>
+          <w:color w:val="000000" w:themeColor="text1"/>
+          <w:sz w:val="24"/>
+          <w:szCs w:val="24"/>
         </w:rPr>
         <w:t xml:space="preserve">Comandante</w:t>
       </w:r>
       <w:r>
         <w:rPr>
-          <w:rFonts w:cs="Times New Roman"/>
-          <w:color w:val="ff0000"/>
+          <w:rFonts w:ascii="Times New Roman" w:hAnsi="Times New Roman" w:eastAsia="Times New Roman" w:cs="Times New Roman"/>
+          <w:color w:val="000000" w:themeColor="text1"/>
+          <w:sz w:val="24"/>
+          <w:szCs w:val="24"/>
         </w:rPr>
         <w:t xml:space="preserve"> </w:t>
       </w:r>
       <w:r>
         <w:rPr>
-          <w:rFonts w:cs="Times New Roman"/>
-          <w:color w:val="ff0000"/>
+          <w:rFonts w:ascii="Times New Roman" w:hAnsi="Times New Roman" w:eastAsia="Times New Roman" w:cs="Times New Roman"/>
+          <w:color w:val="000000" w:themeColor="text1"/>
+          <w:sz w:val="24"/>
+          <w:szCs w:val="24"/>
         </w:rPr>
         <w:t xml:space="preserve">D</w:t>
       </w:r>
       <w:r>
         <w:rPr>
-          <w:rFonts w:cs="Times New Roman"/>
-          <w:color w:val="ff0000"/>
+          <w:rFonts w:ascii="Times New Roman" w:hAnsi="Times New Roman" w:eastAsia="Times New Roman" w:cs="Times New Roman"/>
+          <w:color w:val="000000" w:themeColor="text1"/>
+          <w:sz w:val="24"/>
+          <w:szCs w:val="24"/>
         </w:rPr>
         <w:t xml:space="preserve">o GSD-GL</w:t>
       </w:r>
       <w:r>
         <w:rPr>
-          <w:rFonts w:cs="Times New Roman"/>
+          <w:rFonts w:ascii="Times New Roman" w:hAnsi="Times New Roman" w:eastAsia="Times New Roman" w:cs="Times New Roman"/>
           <w:b/>
           <w:bCs/>
+          <w:color w:val="000000" w:themeColor="text1"/>
+          <w:sz w:val="24"/>
+          <w:szCs w:val="24"/>
         </w:rPr>
       </w:r>
       <w:r>
         <w:rPr>
-          <w:rFonts w:cs="Times New Roman"/>
+          <w:rFonts w:ascii="Times New Roman" w:hAnsi="Times New Roman" w:eastAsia="Times New Roman" w:cs="Times New Roman"/>
           <w:b/>
           <w:bCs/>
+          <w:color w:val="000000" w:themeColor="text1"/>
+          <w:sz w:val="24"/>
+          <w:szCs w:val="24"/>
         </w:rPr>
       </w:r>
     </w:p>
     <w:p>
       <w:pPr>
-        <w:pStyle w:val="920"/>
-        <w:pBdr/>
-        <w:spacing/>
+        <w:pStyle w:val="921"/>
+        <w:pBdr/>
+        <w:spacing w:after="0" w:afterAutospacing="0" w:before="0" w:beforeAutospacing="0" w:line="240" w:lineRule="auto"/>
         <w:ind/>
         <w:jc w:val="center"/>
         <w:rPr>
-          <w:rFonts w:cs="Times New Roman"/>
+          <w:rFonts w:ascii="Times New Roman" w:hAnsi="Times New Roman" w:cs="Times New Roman"/>
           <w:b/>
           <w:bCs/>
+          <w:sz w:val="24"/>
+          <w:szCs w:val="24"/>
         </w:rPr>
       </w:pPr>
       <w:r>
         <w:rPr>
-          <w:rFonts w:cs="Times New Roman"/>
+          <w:rFonts w:ascii="Times New Roman" w:hAnsi="Times New Roman" w:eastAsia="Times New Roman" w:cs="Times New Roman"/>
           <w:b/>
           <w:bCs/>
+          <w:sz w:val="24"/>
+          <w:szCs w:val="24"/>
         </w:rPr>
       </w:r>
       <w:r>
         <w:rPr>
-          <w:rFonts w:cs="Times New Roman"/>
+          <w:rFonts w:ascii="Times New Roman" w:hAnsi="Times New Roman" w:eastAsia="Times New Roman" w:cs="Times New Roman"/>
           <w:b/>
           <w:bCs/>
+          <w:sz w:val="24"/>
+          <w:szCs w:val="24"/>
         </w:rPr>
       </w:r>
       <w:r>
         <w:rPr>
-          <w:rFonts w:cs="Times New Roman"/>
+          <w:rFonts w:ascii="Times New Roman" w:hAnsi="Times New Roman" w:eastAsia="Times New Roman" w:cs="Times New Roman"/>
           <w:b/>
           <w:bCs/>
+          <w:sz w:val="24"/>
+          <w:szCs w:val="24"/>
         </w:rPr>
       </w:r>
     </w:p>
     <w:p>
       <w:pPr>
         <w:pBdr/>
-        <w:spacing w:before="120"/>
+        <w:spacing w:after="0" w:afterAutospacing="0" w:before="0" w:beforeAutospacing="0" w:line="240" w:lineRule="auto"/>
         <w:ind/>
         <w:jc w:val="center"/>
         <w:rPr>
@@ -1683,7 +2066,7 @@
       </w:pPr>
       <w:r>
         <w:rPr>
-          <w:rFonts w:ascii="Times New Roman" w:hAnsi="Times New Roman" w:cs="Times New Roman"/>
+          <w:rFonts w:ascii="Times New Roman" w:hAnsi="Times New Roman" w:eastAsia="Times New Roman" w:cs="Times New Roman"/>
           <w:b/>
           <w:sz w:val="24"/>
           <w:szCs w:val="24"/>
@@ -1692,7 +2075,7 @@
       </w:r>
       <w:r>
         <w:rPr>
-          <w:rFonts w:ascii="Times New Roman" w:hAnsi="Times New Roman" w:cs="Times New Roman"/>
+          <w:rFonts w:ascii="Times New Roman" w:hAnsi="Times New Roman" w:eastAsia="Times New Roman" w:cs="Times New Roman"/>
           <w:b/>
           <w:sz w:val="24"/>
           <w:szCs w:val="24"/>
@@ -1700,7 +2083,7 @@
       </w:r>
       <w:r>
         <w:rPr>
-          <w:rFonts w:ascii="Times New Roman" w:hAnsi="Times New Roman" w:cs="Times New Roman"/>
+          <w:rFonts w:ascii="Times New Roman" w:hAnsi="Times New Roman" w:eastAsia="Times New Roman" w:cs="Times New Roman"/>
           <w:b/>
           <w:sz w:val="24"/>
           <w:szCs w:val="24"/>
@@ -1709,202 +2092,330 @@
     </w:p>
     <w:p>
       <w:pPr>
-        <w:pStyle w:val="920"/>
-        <w:pBdr/>
-        <w:spacing/>
+        <w:pStyle w:val="921"/>
+        <w:pBdr/>
+        <w:spacing w:after="0" w:afterAutospacing="0" w:before="0" w:beforeAutospacing="0" w:line="240" w:lineRule="auto"/>
         <w:ind/>
         <w:jc w:val="both"/>
-        <w:rPr/>
+        <w:rPr>
+          <w:rFonts w:ascii="Times New Roman" w:hAnsi="Times New Roman" w:cs="Times New Roman"/>
+          <w:color w:val="000000" w:themeColor="text1"/>
+          <w:sz w:val="24"/>
+          <w:szCs w:val="24"/>
+        </w:rPr>
       </w:pPr>
       <w:r>
+        <w:rPr>
+          <w:rFonts w:ascii="Times New Roman" w:hAnsi="Times New Roman" w:eastAsia="Times New Roman" w:cs="Times New Roman"/>
+          <w:color w:val="000000" w:themeColor="text1"/>
+          <w:sz w:val="24"/>
+          <w:szCs w:val="24"/>
+        </w:rPr>
         <w:t xml:space="preserve">      </w:t>
       </w:r>
       <w:r>
+        <w:rPr>
+          <w:rFonts w:ascii="Times New Roman" w:hAnsi="Times New Roman" w:eastAsia="Times New Roman" w:cs="Times New Roman"/>
+          <w:color w:val="000000" w:themeColor="text1"/>
+          <w:sz w:val="24"/>
+          <w:szCs w:val="24"/>
+        </w:rPr>
         <w:t xml:space="preserve">Eu,</w:t>
       </w:r>
       <w:r>
+        <w:rPr>
+          <w:rFonts w:ascii="Times New Roman" w:hAnsi="Times New Roman" w:eastAsia="Times New Roman" w:cs="Times New Roman"/>
+          <w:color w:val="000000" w:themeColor="text1"/>
+          <w:sz w:val="24"/>
+          <w:szCs w:val="24"/>
+        </w:rPr>
         <w:t xml:space="preserve"> </w:t>
       </w:r>
       <w:r>
         <w:rPr>
-          <w:rFonts w:cs="Times New Roman"/>
+          <w:rFonts w:ascii="Times New Roman" w:hAnsi="Times New Roman" w:eastAsia="Times New Roman" w:cs="Times New Roman"/>
           <w:bCs/>
+          <w:color w:val="000000" w:themeColor="text1"/>
+          <w:sz w:val="24"/>
+          <w:szCs w:val="24"/>
         </w:rPr>
         <w:t xml:space="preserve">{Militar Arrolado}</w:t>
       </w:r>
       <w:r>
         <w:rPr>
-          <w:rFonts w:cs="Times New Roman"/>
+          <w:rFonts w:ascii="Times New Roman" w:hAnsi="Times New Roman" w:eastAsia="Times New Roman" w:cs="Times New Roman"/>
           <w:bCs/>
-          <w:color w:val="ff0000"/>
+          <w:color w:val="000000" w:themeColor="text1"/>
+          <w:sz w:val="24"/>
+          <w:szCs w:val="24"/>
         </w:rPr>
         <w:t xml:space="preserve">,</w:t>
       </w:r>
       <w:r>
         <w:rPr>
-          <w:rFonts w:cs="Times New Roman"/>
+          <w:rFonts w:ascii="Times New Roman" w:hAnsi="Times New Roman" w:eastAsia="Times New Roman" w:cs="Times New Roman"/>
           <w:bCs/>
-          <w:color w:val="ff0000"/>
+          <w:color w:val="000000" w:themeColor="text1"/>
+          <w:sz w:val="24"/>
+          <w:szCs w:val="24"/>
         </w:rPr>
         <w:t xml:space="preserve"> </w:t>
       </w:r>
       <w:r>
         <w:rPr>
-          <w:rFonts w:cs="Times New Roman"/>
+          <w:rFonts w:ascii="Times New Roman" w:hAnsi="Times New Roman" w:eastAsia="Times New Roman" w:cs="Times New Roman"/>
           <w:bCs/>
-          <w:color w:val="ff0000"/>
+          <w:color w:val="000000" w:themeColor="text1"/>
+          <w:sz w:val="24"/>
+          <w:szCs w:val="24"/>
         </w:rPr>
         <w:t xml:space="preserve">{Saram Militar Arrolado}</w:t>
       </w:r>
       <w:r>
+        <w:rPr>
+          <w:rFonts w:ascii="Times New Roman" w:hAnsi="Times New Roman" w:eastAsia="Times New Roman" w:cs="Times New Roman"/>
+          <w:color w:val="000000" w:themeColor="text1"/>
+          <w:sz w:val="24"/>
+          <w:szCs w:val="24"/>
+        </w:rPr>
         <w:t xml:space="preserve">,</w:t>
       </w:r>
       <w:r>
+        <w:rPr>
+          <w:rFonts w:ascii="Times New Roman" w:hAnsi="Times New Roman" w:eastAsia="Times New Roman" w:cs="Times New Roman"/>
+          <w:color w:val="000000" w:themeColor="text1"/>
+          <w:sz w:val="24"/>
+          <w:szCs w:val="24"/>
+        </w:rPr>
         <w:t xml:space="preserve"> </w:t>
       </w:r>
       <w:r>
+        <w:rPr>
+          <w:rFonts w:ascii="Times New Roman" w:hAnsi="Times New Roman" w:eastAsia="Times New Roman" w:cs="Times New Roman"/>
+          <w:color w:val="000000" w:themeColor="text1"/>
+          <w:sz w:val="24"/>
+          <w:szCs w:val="24"/>
+        </w:rPr>
         <w:t xml:space="preserve">após ter sido ouvido pelo Oficial Apurador e ter apresentado as minhas razões de defesa, estou ciente da punição imposta, bem como da possibilidade de apresentar pedido d</w:t>
       </w:r>
       <w:r>
+        <w:rPr>
+          <w:rFonts w:ascii="Times New Roman" w:hAnsi="Times New Roman" w:eastAsia="Times New Roman" w:cs="Times New Roman"/>
+          <w:color w:val="000000" w:themeColor="text1"/>
+          <w:sz w:val="24"/>
+          <w:szCs w:val="24"/>
+        </w:rPr>
         <w:t xml:space="preserve">e reconsideração, no prazo de </w:t>
       </w:r>
       <w:r>
+        <w:rPr>
+          <w:rFonts w:ascii="Times New Roman" w:hAnsi="Times New Roman" w:eastAsia="Times New Roman" w:cs="Times New Roman"/>
+          <w:color w:val="000000" w:themeColor="text1"/>
+          <w:sz w:val="24"/>
+          <w:szCs w:val="24"/>
+        </w:rPr>
         <w:t xml:space="preserve">15 (quinze</w:t>
       </w:r>
       <w:r>
+        <w:rPr>
+          <w:rFonts w:ascii="Times New Roman" w:hAnsi="Times New Roman" w:eastAsia="Times New Roman" w:cs="Times New Roman"/>
+          <w:color w:val="000000" w:themeColor="text1"/>
+          <w:sz w:val="24"/>
+          <w:szCs w:val="24"/>
+        </w:rPr>
         <w:t xml:space="preserve">) dias, a contar da presente data, nos termos dos art. 58 e 59 do RDAER.</w:t>
       </w:r>
-      <w:r/>
+      <w:r>
+        <w:rPr>
+          <w:rFonts w:ascii="Times New Roman" w:hAnsi="Times New Roman" w:eastAsia="Times New Roman" w:cs="Times New Roman"/>
+          <w:color w:val="000000" w:themeColor="text1"/>
+          <w:sz w:val="24"/>
+          <w:szCs w:val="24"/>
+        </w:rPr>
+      </w:r>
     </w:p>
     <w:p>
       <w:pPr>
-        <w:pStyle w:val="920"/>
-        <w:pBdr/>
-        <w:spacing/>
+        <w:pStyle w:val="921"/>
+        <w:pBdr/>
+        <w:spacing w:after="0" w:afterAutospacing="0" w:before="0" w:beforeAutospacing="0" w:line="240" w:lineRule="auto"/>
         <w:ind/>
         <w:jc w:val="both"/>
-        <w:rPr/>
-      </w:pPr>
-      <w:r/>
-      <w:r/>
+        <w:rPr>
+          <w:rFonts w:ascii="Times New Roman" w:hAnsi="Times New Roman" w:cs="Times New Roman"/>
+          <w:sz w:val="24"/>
+          <w:szCs w:val="24"/>
+        </w:rPr>
+      </w:pPr>
+      <w:r>
+        <w:rPr>
+          <w:rFonts w:ascii="Times New Roman" w:hAnsi="Times New Roman" w:eastAsia="Times New Roman" w:cs="Times New Roman"/>
+          <w:sz w:val="24"/>
+          <w:szCs w:val="24"/>
+        </w:rPr>
+      </w:r>
+      <w:r>
+        <w:rPr>
+          <w:rFonts w:ascii="Times New Roman" w:hAnsi="Times New Roman" w:eastAsia="Times New Roman" w:cs="Times New Roman"/>
+          <w:sz w:val="24"/>
+          <w:szCs w:val="24"/>
+        </w:rPr>
+      </w:r>
     </w:p>
     <w:p>
       <w:pPr>
-        <w:pStyle w:val="920"/>
-        <w:pBdr/>
-        <w:spacing/>
+        <w:pStyle w:val="921"/>
+        <w:pBdr/>
+        <w:spacing w:after="0" w:afterAutospacing="0" w:before="0" w:beforeAutospacing="0" w:line="240" w:lineRule="auto"/>
         <w:ind/>
         <w:jc w:val="right"/>
         <w:rPr>
-          <w:rFonts w:cs="Times New Roman"/>
-          <w:bCs/>
+          <w:rFonts w:ascii="Times New Roman" w:hAnsi="Times New Roman" w:eastAsia="Times New Roman" w:cs="Times New Roman"/>
+          <w:sz w:val="24"/>
+          <w:szCs w:val="24"/>
+          <w:highlight w:val="none"/>
         </w:rPr>
       </w:pPr>
       <w:r>
         <w:rPr>
-          <w:rFonts w:cs="Times New Roman"/>
+          <w:rFonts w:ascii="Times New Roman" w:hAnsi="Times New Roman" w:eastAsia="Times New Roman" w:cs="Times New Roman"/>
           <w:bCs/>
+          <w:sz w:val="24"/>
+          <w:szCs w:val="24"/>
         </w:rPr>
         <w:t xml:space="preserve">Rio de Janeiro,</w:t>
       </w:r>
       <w:r>
+        <w:rPr>
+          <w:rFonts w:ascii="Times New Roman" w:hAnsi="Times New Roman" w:eastAsia="Times New Roman" w:cs="Times New Roman"/>
+          <w:sz w:val="24"/>
+          <w:szCs w:val="24"/>
+        </w:rPr>
         <w:t xml:space="preserve"> </w:t>
       </w:r>
       <w:r>
         <w:rPr>
-          <w:rFonts w:cs="Times New Roman"/>
+          <w:rFonts w:ascii="Times New Roman" w:hAnsi="Times New Roman" w:eastAsia="Times New Roman" w:cs="Times New Roman"/>
           <w:bCs/>
+          <w:sz w:val="24"/>
+          <w:szCs w:val="24"/>
         </w:rPr>
         <w:t xml:space="preserve">{dia}</w:t>
       </w:r>
       <w:r>
         <w:rPr>
-          <w:rFonts w:cs="Times New Roman"/>
+          <w:rFonts w:ascii="Times New Roman" w:hAnsi="Times New Roman" w:eastAsia="Times New Roman" w:cs="Times New Roman"/>
           <w:bCs/>
+          <w:sz w:val="24"/>
+          <w:szCs w:val="24"/>
         </w:rPr>
         <w:t xml:space="preserve"> de </w:t>
       </w:r>
       <w:r>
         <w:rPr>
-          <w:rFonts w:cs="Times New Roman"/>
+          <w:rFonts w:ascii="Times New Roman" w:hAnsi="Times New Roman" w:eastAsia="Times New Roman" w:cs="Times New Roman"/>
           <w:bCs/>
+          <w:sz w:val="24"/>
+          <w:szCs w:val="24"/>
         </w:rPr>
         <w:t xml:space="preserve">{Mês}</w:t>
       </w:r>
       <w:r>
         <w:rPr>
-          <w:rFonts w:cs="Times New Roman"/>
+          <w:rFonts w:ascii="Times New Roman" w:hAnsi="Times New Roman" w:eastAsia="Times New Roman" w:cs="Times New Roman"/>
           <w:bCs/>
+          <w:sz w:val="24"/>
+          <w:szCs w:val="24"/>
         </w:rPr>
         <w:t xml:space="preserve"> de </w:t>
       </w:r>
       <w:r>
         <w:rPr>
-          <w:rFonts w:cs="Times New Roman"/>
+          <w:rFonts w:ascii="Times New Roman" w:hAnsi="Times New Roman" w:eastAsia="Times New Roman" w:cs="Times New Roman"/>
           <w:bCs/>
+          <w:sz w:val="24"/>
+          <w:szCs w:val="24"/>
         </w:rPr>
         <w:t xml:space="preserve">{Ano}.</w:t>
       </w:r>
       <w:r>
         <w:rPr>
-          <w:rFonts w:cs="Times New Roman"/>
+          <w:rFonts w:ascii="Times New Roman" w:hAnsi="Times New Roman" w:eastAsia="Times New Roman" w:cs="Times New Roman"/>
           <w:bCs/>
+          <w:sz w:val="24"/>
+          <w:szCs w:val="24"/>
         </w:rPr>
       </w:r>
       <w:r>
         <w:rPr>
-          <w:rFonts w:cs="Times New Roman"/>
+          <w:rFonts w:ascii="Times New Roman" w:hAnsi="Times New Roman" w:cs="Times New Roman"/>
           <w:bCs/>
+          <w:sz w:val="24"/>
+          <w:szCs w:val="24"/>
+        </w:rPr>
+      </w:r>
+    </w:p>
+    <w:p>
+      <w:pPr>
+        <w:pStyle w:val="921"/>
+        <w:pBdr/>
+        <w:spacing w:after="0" w:afterAutospacing="0" w:afterLines="0" w:before="0" w:beforeAutospacing="0" w:beforeLines="0" w:line="240" w:lineRule="auto"/>
+        <w:ind/>
+        <w:jc w:val="right"/>
+        <w:rPr>
+          <w:rFonts w:ascii="Times New Roman" w:hAnsi="Times New Roman" w:cs="Times New Roman"/>
+          <w:sz w:val="24"/>
+          <w:szCs w:val="24"/>
+        </w:rPr>
+      </w:pPr>
+      <w:r>
+        <w:rPr>
+          <w:rFonts w:ascii="Times New Roman" w:hAnsi="Times New Roman" w:eastAsia="Times New Roman" w:cs="Times New Roman"/>
+          <w:bCs/>
+          <w:sz w:val="24"/>
+          <w:szCs w:val="24"/>
+          <w:highlight w:val="none"/>
         </w:rPr>
       </w:r>
       <w:r>
         <w:rPr>
-          <w:rFonts w:cs="Times New Roman"/>
+          <w:rFonts w:ascii="Times New Roman" w:hAnsi="Times New Roman" w:eastAsia="Times New Roman" w:cs="Times New Roman"/>
           <w:bCs/>
-          <w:color w:val="ff0000"/>
+          <w:sz w:val="24"/>
+          <w:szCs w:val="24"/>
+          <w:highlight w:val="none"/>
         </w:rPr>
       </w:r>
       <w:r>
         <w:rPr>
-          <w:rFonts w:cs="Times New Roman"/>
+          <w:rFonts w:ascii="Times New Roman" w:hAnsi="Times New Roman" w:eastAsia="Times New Roman" w:cs="Times New Roman"/>
           <w:bCs/>
-          <w:color w:val="ff0000"/>
-        </w:rPr>
-      </w:r>
-      <w:r>
-        <w:rPr>
-          <w:rFonts w:cs="Times New Roman"/>
-          <w:bCs/>
-          <w:color w:val="ff0000"/>
-        </w:rPr>
-      </w:r>
-      <w:r>
-        <w:rPr>
-          <w:rFonts w:cs="Times New Roman"/>
-          <w:bCs/>
+          <w:sz w:val="24"/>
+          <w:szCs w:val="24"/>
+          <w:highlight w:val="none"/>
         </w:rPr>
       </w:r>
     </w:p>
     <w:p>
       <w:pPr>
-        <w:pStyle w:val="920"/>
-        <w:pBdr/>
-        <w:spacing/>
+        <w:pStyle w:val="921"/>
+        <w:pBdr/>
+        <w:spacing w:after="0" w:afterAutospacing="0" w:before="0" w:beforeAutospacing="0" w:line="240" w:lineRule="auto"/>
         <w:ind/>
         <w:jc w:val="center"/>
         <w:rPr>
-          <w:rFonts w:cs="Times New Roman"/>
+          <w:rFonts w:ascii="Times New Roman" w:hAnsi="Times New Roman" w:cs="Times New Roman"/>
           <w:bCs/>
-          <w:color w:val="ff0000"/>
+          <w:color w:val="000000" w:themeColor="text1"/>
           <w:sz w:val="24"/>
           <w:szCs w:val="24"/>
         </w:rPr>
       </w:pPr>
       <w:r>
         <w:rPr>
-          <w:rFonts w:cs="Times New Roman"/>
+          <w:rFonts w:ascii="Times New Roman" w:hAnsi="Times New Roman" w:eastAsia="Times New Roman" w:cs="Times New Roman"/>
           <w:bCs/>
-          <w:color w:val="ff0000"/>
+          <w:color w:val="000000" w:themeColor="text1"/>
           <w:sz w:val="24"/>
           <w:szCs w:val="24"/>
         </w:rPr>
@@ -1912,18 +2423,18 @@
       </w:r>
       <w:r>
         <w:rPr>
-          <w:rFonts w:cs="Times New Roman"/>
+          <w:rFonts w:ascii="Times New Roman" w:hAnsi="Times New Roman" w:eastAsia="Times New Roman" w:cs="Times New Roman"/>
           <w:bCs/>
-          <w:color w:val="ff0000"/>
+          <w:color w:val="000000" w:themeColor="text1"/>
           <w:sz w:val="24"/>
           <w:szCs w:val="24"/>
         </w:rPr>
       </w:r>
       <w:r>
         <w:rPr>
-          <w:rFonts w:cs="Times New Roman"/>
+          <w:rFonts w:ascii="Times New Roman" w:hAnsi="Times New Roman" w:eastAsia="Times New Roman" w:cs="Times New Roman"/>
           <w:bCs/>
-          <w:color w:val="ff0000"/>
+          <w:color w:val="000000" w:themeColor="text1"/>
           <w:sz w:val="24"/>
           <w:szCs w:val="24"/>
         </w:rPr>
@@ -1931,22 +2442,23 @@
     </w:p>
     <w:p>
       <w:pPr>
-        <w:pStyle w:val="920"/>
-        <w:pBdr/>
-        <w:spacing/>
+        <w:pStyle w:val="921"/>
+        <w:pBdr/>
+        <w:spacing w:after="0" w:afterAutospacing="0" w:before="0" w:beforeAutospacing="0" w:line="240" w:lineRule="auto"/>
         <w:ind/>
         <w:jc w:val="center"/>
         <w:rPr>
-          <w:rFonts w:cs="Times New Roman"/>
-          <w:color w:val="ff0000"/>
+          <w:rFonts w:ascii="Times New Roman" w:hAnsi="Times New Roman" w:cs="Times New Roman"/>
+          <w:color w:val="000000" w:themeColor="text1"/>
           <w:sz w:val="24"/>
           <w:szCs w:val="24"/>
         </w:rPr>
       </w:pPr>
       <w:r>
         <w:rPr>
-          <w:rFonts w:cs="Times New Roman"/>
+          <w:rFonts w:ascii="Times New Roman" w:hAnsi="Times New Roman" w:eastAsia="Times New Roman" w:cs="Times New Roman"/>
           <w:bCs/>
+          <w:color w:val="000000" w:themeColor="text1"/>
           <w:sz w:val="24"/>
           <w:szCs w:val="24"/>
         </w:rPr>
@@ -1954,16 +2466,16 @@
       </w:r>
       <w:r>
         <w:rPr>
-          <w:rFonts w:cs="Times New Roman"/>
-          <w:color w:val="ff0000"/>
+          <w:rFonts w:ascii="Times New Roman" w:hAnsi="Times New Roman" w:eastAsia="Times New Roman" w:cs="Times New Roman"/>
+          <w:color w:val="000000" w:themeColor="text1"/>
           <w:sz w:val="24"/>
           <w:szCs w:val="24"/>
         </w:rPr>
       </w:r>
       <w:r>
         <w:rPr>
-          <w:rFonts w:cs="Times New Roman"/>
-          <w:color w:val="ff0000"/>
+          <w:rFonts w:ascii="Times New Roman" w:hAnsi="Times New Roman" w:eastAsia="Times New Roman" w:cs="Times New Roman"/>
+          <w:color w:val="000000" w:themeColor="text1"/>
           <w:sz w:val="24"/>
           <w:szCs w:val="24"/>
         </w:rPr>
@@ -1971,16 +2483,18 @@
     </w:p>
     <w:p>
       <w:pPr>
-        <w:pStyle w:val="923"/>
+        <w:pStyle w:val="924"/>
         <w:pBdr/>
         <w:tabs>
           <w:tab w:val="left" w:leader="none" w:pos="2127"/>
         </w:tabs>
-        <w:spacing/>
+        <w:spacing w:after="0" w:afterAutospacing="0" w:before="0" w:beforeAutospacing="0" w:line="240" w:lineRule="auto"/>
         <w:ind/>
         <w:contextualSpacing w:val="true"/>
         <w:jc w:val="center"/>
         <w:rPr>
+          <w:rFonts w:ascii="Times New Roman" w:hAnsi="Times New Roman" w:cs="Times New Roman"/>
+          <w:color w:val="000000" w:themeColor="text1"/>
           <w:sz w:val="24"/>
           <w:szCs w:val="24"/>
           <w:highlight w:val="none"/>
@@ -1988,6 +2502,8 @@
       </w:pPr>
       <w:r>
         <w:rPr>
+          <w:rFonts w:ascii="Times New Roman" w:hAnsi="Times New Roman" w:eastAsia="Times New Roman" w:cs="Times New Roman"/>
+          <w:color w:val="000000" w:themeColor="text1"/>
           <w:sz w:val="24"/>
           <w:szCs w:val="24"/>
         </w:rPr>
@@ -1995,59 +2511,44 @@
       </w:r>
       <w:r>
         <w:rPr>
+          <w:rFonts w:ascii="Times New Roman" w:hAnsi="Times New Roman" w:eastAsia="Times New Roman" w:cs="Times New Roman"/>
+          <w:color w:val="000000" w:themeColor="text1"/>
           <w:sz w:val="24"/>
           <w:szCs w:val="24"/>
         </w:rPr>
       </w:r>
       <w:r>
         <w:rPr>
+          <w:rFonts w:ascii="Times New Roman" w:hAnsi="Times New Roman" w:eastAsia="Times New Roman" w:cs="Times New Roman"/>
+          <w:color w:val="000000" w:themeColor="text1"/>
           <w:sz w:val="24"/>
           <w:szCs w:val="24"/>
-        </w:rPr>
-      </w:r>
-      <w:r>
-        <w:rPr>
-          <w:sz w:val="24"/>
-          <w:szCs w:val="24"/>
-        </w:rPr>
-      </w:r>
-      <w:r>
-        <w:rPr>
-          <w:sz w:val="24"/>
-          <w:szCs w:val="24"/>
-        </w:rPr>
-      </w:r>
-      <w:r>
-        <w:rPr>
-          <w:sz w:val="24"/>
-          <w:szCs w:val="24"/>
-        </w:rPr>
-      </w:r>
-      <w:r>
-        <w:rPr>
-          <w:sz w:val="24"/>
-          <w:szCs w:val="24"/>
+          <w:highlight w:val="none"/>
         </w:rPr>
       </w:r>
     </w:p>
     <w:p>
       <w:pPr>
-        <w:pStyle w:val="923"/>
+        <w:pStyle w:val="924"/>
         <w:pBdr/>
         <w:tabs>
           <w:tab w:val="left" w:leader="none" w:pos="2127"/>
         </w:tabs>
-        <w:spacing/>
+        <w:spacing w:after="0" w:afterAutospacing="0" w:before="0" w:beforeAutospacing="0" w:line="240" w:lineRule="auto"/>
         <w:ind/>
         <w:contextualSpacing w:val="true"/>
         <w:jc w:val="center"/>
         <w:rPr>
+          <w:rFonts w:ascii="Times New Roman" w:hAnsi="Times New Roman" w:cs="Times New Roman"/>
+          <w:color w:val="000000" w:themeColor="text1"/>
           <w:sz w:val="24"/>
           <w:szCs w:val="24"/>
         </w:rPr>
       </w:pPr>
       <w:r>
         <w:rPr>
+          <w:rFonts w:ascii="Times New Roman" w:hAnsi="Times New Roman" w:eastAsia="Times New Roman" w:cs="Times New Roman"/>
+          <w:color w:val="000000" w:themeColor="text1"/>
           <w:sz w:val="24"/>
           <w:szCs w:val="24"/>
           <w:highlight w:val="none"/>
@@ -2055,6 +2556,8 @@
       </w:r>
       <w:r>
         <w:rPr>
+          <w:rFonts w:ascii="Times New Roman" w:hAnsi="Times New Roman" w:eastAsia="Times New Roman" w:cs="Times New Roman"/>
+          <w:color w:val="000000" w:themeColor="text1"/>
           <w:sz w:val="24"/>
           <w:szCs w:val="24"/>
           <w:highlight w:val="none"/>
@@ -2062,6 +2565,136 @@
       </w:r>
       <w:r>
         <w:rPr>
+          <w:rFonts w:ascii="Times New Roman" w:hAnsi="Times New Roman" w:eastAsia="Times New Roman" w:cs="Times New Roman"/>
+          <w:color w:val="000000" w:themeColor="text1"/>
+          <w:sz w:val="24"/>
+          <w:szCs w:val="24"/>
+        </w:rPr>
+      </w:r>
+    </w:p>
+    <w:p>
+      <w:pPr>
+        <w:pStyle w:val="921"/>
+        <w:pBdr/>
+        <w:spacing w:after="0" w:afterAutospacing="0" w:before="0" w:beforeAutospacing="0" w:line="240" w:lineRule="auto"/>
+        <w:ind/>
+        <w:jc w:val="center"/>
+        <w:rPr>
+          <w:rFonts w:ascii="Times New Roman" w:hAnsi="Times New Roman" w:cs="Times New Roman"/>
+          <w:bCs/>
+          <w:color w:val="000000" w:themeColor="text1"/>
+          <w:sz w:val="24"/>
+          <w:szCs w:val="24"/>
+        </w:rPr>
+      </w:pPr>
+      <w:r>
+        <w:rPr>
+          <w:rFonts w:ascii="Times New Roman" w:hAnsi="Times New Roman" w:eastAsia="Times New Roman" w:cs="Times New Roman"/>
+          <w:bCs/>
+          <w:color w:val="000000" w:themeColor="text1"/>
+          <w:sz w:val="24"/>
+          <w:szCs w:val="24"/>
+        </w:rPr>
+        <w:t xml:space="preserve">{Assinatura Oficial Apurador}</w:t>
+      </w:r>
+      <w:r>
+        <w:rPr>
+          <w:rFonts w:ascii="Times New Roman" w:hAnsi="Times New Roman" w:eastAsia="Times New Roman" w:cs="Times New Roman"/>
+          <w:bCs/>
+          <w:color w:val="000000" w:themeColor="text1"/>
+          <w:sz w:val="24"/>
+          <w:szCs w:val="24"/>
+        </w:rPr>
+      </w:r>
+      <w:r>
+        <w:rPr>
+          <w:rFonts w:ascii="Times New Roman" w:hAnsi="Times New Roman" w:eastAsia="Times New Roman" w:cs="Times New Roman"/>
+          <w:bCs/>
+          <w:color w:val="000000" w:themeColor="text1"/>
+          <w:sz w:val="24"/>
+          <w:szCs w:val="24"/>
+        </w:rPr>
+      </w:r>
+    </w:p>
+    <w:p>
+      <w:pPr>
+        <w:pStyle w:val="921"/>
+        <w:pBdr/>
+        <w:spacing w:after="0" w:afterAutospacing="0" w:before="0" w:beforeAutospacing="0" w:line="240" w:lineRule="auto"/>
+        <w:ind/>
+        <w:jc w:val="center"/>
+        <w:rPr>
+          <w:rFonts w:ascii="Times New Roman" w:hAnsi="Times New Roman" w:cs="Times New Roman"/>
+          <w:bCs/>
+          <w:color w:val="000000" w:themeColor="text1"/>
+          <w:sz w:val="24"/>
+          <w:szCs w:val="24"/>
+        </w:rPr>
+      </w:pPr>
+      <w:r>
+        <w:rPr>
+          <w:rFonts w:ascii="Times New Roman" w:hAnsi="Times New Roman" w:eastAsia="Times New Roman" w:cs="Times New Roman"/>
+          <w:color w:val="000000" w:themeColor="text1"/>
+          <w:sz w:val="24"/>
+          <w:szCs w:val="24"/>
+        </w:rPr>
+        <w:t xml:space="preserve">{Oficial Apurador}</w:t>
+      </w:r>
+      <w:r>
+        <w:rPr>
+          <w:rFonts w:ascii="Times New Roman" w:hAnsi="Times New Roman" w:eastAsia="Times New Roman" w:cs="Times New Roman"/>
+          <w:bCs/>
+          <w:color w:val="000000" w:themeColor="text1"/>
+          <w:sz w:val="24"/>
+          <w:szCs w:val="24"/>
+        </w:rPr>
+      </w:r>
+      <w:r>
+        <w:rPr>
+          <w:rFonts w:ascii="Times New Roman" w:hAnsi="Times New Roman" w:eastAsia="Times New Roman" w:cs="Times New Roman"/>
+          <w:bCs/>
+          <w:color w:val="000000" w:themeColor="text1"/>
+          <w:sz w:val="24"/>
+          <w:szCs w:val="24"/>
+        </w:rPr>
+      </w:r>
+    </w:p>
+    <w:p>
+      <w:pPr>
+        <w:pStyle w:val="921"/>
+        <w:pBdr/>
+        <w:spacing w:after="0" w:afterAutospacing="0" w:before="0" w:beforeAutospacing="0" w:line="240" w:lineRule="auto"/>
+        <w:ind/>
+        <w:jc w:val="center"/>
+        <w:rPr>
+          <w:rFonts w:ascii="Times New Roman" w:hAnsi="Times New Roman" w:cs="Times New Roman"/>
+          <w:color w:val="000000" w:themeColor="text1"/>
+          <w:sz w:val="24"/>
+          <w:szCs w:val="24"/>
+          <w:highlight w:val="none"/>
+        </w:rPr>
+      </w:pPr>
+      <w:r>
+        <w:rPr>
+          <w:rFonts w:ascii="Times New Roman" w:hAnsi="Times New Roman" w:eastAsia="Times New Roman" w:cs="Times New Roman"/>
+          <w:color w:val="000000" w:themeColor="text1"/>
+          <w:sz w:val="24"/>
+          <w:szCs w:val="24"/>
+        </w:rPr>
+        <w:t xml:space="preserve">Oficial Apurador</w:t>
+      </w:r>
+      <w:r>
+        <w:rPr>
+          <w:rFonts w:ascii="Times New Roman" w:hAnsi="Times New Roman" w:eastAsia="Times New Roman" w:cs="Times New Roman"/>
+          <w:color w:val="000000" w:themeColor="text1"/>
+          <w:sz w:val="24"/>
+          <w:szCs w:val="24"/>
+        </w:rPr>
+      </w:r>
+      <w:r>
+        <w:rPr>
+          <w:rFonts w:ascii="Times New Roman" w:hAnsi="Times New Roman" w:eastAsia="Times New Roman" w:cs="Times New Roman"/>
+          <w:color w:val="000000" w:themeColor="text1"/>
           <w:sz w:val="24"/>
           <w:szCs w:val="24"/>
           <w:highlight w:val="none"/>
@@ -2070,170 +2703,22 @@
     </w:p>
     <w:p>
       <w:pPr>
-        <w:pStyle w:val="920"/>
-        <w:pBdr/>
-        <w:spacing/>
+        <w:pStyle w:val="921"/>
+        <w:pBdr/>
+        <w:spacing w:after="0" w:afterAutospacing="0" w:before="0" w:beforeAutospacing="0" w:line="240" w:lineRule="auto"/>
         <w:ind/>
         <w:jc w:val="center"/>
         <w:rPr>
-          <w:rFonts w:cs="Times New Roman"/>
-          <w:bCs/>
-          <w:color w:val="ff0000"/>
+          <w:rFonts w:ascii="Times New Roman" w:hAnsi="Times New Roman" w:cs="Times New Roman"/>
+          <w:color w:val="000000" w:themeColor="text1"/>
           <w:sz w:val="24"/>
           <w:szCs w:val="24"/>
         </w:rPr>
       </w:pPr>
       <w:r>
         <w:rPr>
-          <w:rFonts w:cs="Times New Roman"/>
-          <w:bCs/>
-          <w:color w:val="ff0000"/>
-          <w:sz w:val="24"/>
-          <w:szCs w:val="24"/>
-        </w:rPr>
-        <w:t xml:space="preserve">{Assinatura Oficial Apurador}</w:t>
-      </w:r>
-      <w:r>
-        <w:rPr>
-          <w:rFonts w:cs="Times New Roman"/>
-          <w:bCs/>
-          <w:color w:val="ff0000"/>
-          <w:sz w:val="24"/>
-          <w:szCs w:val="24"/>
-        </w:rPr>
-      </w:r>
-      <w:r>
-        <w:rPr>
-          <w:rFonts w:cs="Times New Roman"/>
-          <w:bCs/>
-          <w:color w:val="ff0000"/>
-          <w:sz w:val="24"/>
-          <w:szCs w:val="24"/>
-        </w:rPr>
-      </w:r>
-    </w:p>
-    <w:p>
-      <w:pPr>
-        <w:pStyle w:val="920"/>
-        <w:pBdr/>
-        <w:spacing/>
-        <w:ind/>
-        <w:jc w:val="center"/>
-        <w:rPr>
-          <w:rFonts w:cs="Times New Roman"/>
-          <w:bCs/>
-          <w:color w:val="ff0000"/>
-          <w:sz w:val="24"/>
-          <w:szCs w:val="24"/>
-        </w:rPr>
-      </w:pPr>
-      <w:r>
-        <w:rPr>
-          <w:rFonts w:cs="Times New Roman"/>
-          <w:color w:val="ff0000"/>
-          <w:sz w:val="24"/>
-          <w:szCs w:val="24"/>
-        </w:rPr>
-        <w:t xml:space="preserve">{Oficial Apurador}</w:t>
-      </w:r>
-      <w:r>
-        <w:rPr>
-          <w:rFonts w:cs="Times New Roman"/>
-          <w:bCs/>
-          <w:color w:val="ff0000"/>
-          <w:sz w:val="24"/>
-          <w:szCs w:val="24"/>
-        </w:rPr>
-      </w:r>
-      <w:r>
-        <w:rPr>
-          <w:rFonts w:cs="Times New Roman"/>
-          <w:bCs/>
-          <w:color w:val="ff0000"/>
-          <w:sz w:val="24"/>
-          <w:szCs w:val="24"/>
-        </w:rPr>
-      </w:r>
-    </w:p>
-    <w:p>
-      <w:pPr>
-        <w:pStyle w:val="920"/>
-        <w:pBdr/>
-        <w:spacing/>
-        <w:ind/>
-        <w:jc w:val="center"/>
-        <w:rPr>
-          <w:sz w:val="24"/>
-          <w:szCs w:val="24"/>
-          <w:highlight w:val="none"/>
-        </w:rPr>
-      </w:pPr>
-      <w:r>
-        <w:rPr>
-          <w:sz w:val="24"/>
-          <w:szCs w:val="24"/>
-        </w:rPr>
-        <w:t xml:space="preserve">Oficial Apurador</w:t>
-      </w:r>
-      <w:r>
-        <w:rPr>
-          <w:rFonts w:cs="Times New Roman"/>
-          <w:color w:val="ff0000"/>
-          <w:sz w:val="24"/>
-          <w:szCs w:val="24"/>
-        </w:rPr>
-      </w:r>
-      <w:r>
-        <w:rPr>
-          <w:rFonts w:cs="Times New Roman"/>
-          <w:color w:val="ff0000"/>
-          <w:sz w:val="24"/>
-          <w:szCs w:val="24"/>
-        </w:rPr>
-      </w:r>
-      <w:r>
-        <w:rPr>
-          <w:sz w:val="24"/>
-          <w:szCs w:val="24"/>
-        </w:rPr>
-      </w:r>
-      <w:r>
-        <w:rPr>
-          <w:sz w:val="24"/>
-          <w:szCs w:val="24"/>
-        </w:rPr>
-      </w:r>
-      <w:r>
-        <w:rPr>
-          <w:sz w:val="24"/>
-          <w:szCs w:val="24"/>
-        </w:rPr>
-      </w:r>
-      <w:r>
-        <w:rPr>
-          <w:rFonts w:cs="Times New Roman"/>
-          <w:color w:val="ff0000"/>
-          <w:sz w:val="24"/>
-          <w:szCs w:val="24"/>
-        </w:rPr>
-      </w:r>
-    </w:p>
-    <w:p>
-      <w:pPr>
-        <w:pStyle w:val="920"/>
-        <w:pBdr/>
-        <w:spacing/>
-        <w:ind/>
-        <w:jc w:val="center"/>
-        <w:rPr>
-          <w:rFonts w:cs="Times New Roman"/>
-          <w:color w:val="ff0000"/>
-          <w:sz w:val="24"/>
-          <w:szCs w:val="24"/>
-        </w:rPr>
-      </w:pPr>
-      <w:r>
-        <w:rPr>
+          <w:rFonts w:ascii="Times New Roman" w:hAnsi="Times New Roman" w:eastAsia="Times New Roman" w:cs="Times New Roman"/>
+          <w:color w:val="000000" w:themeColor="text1"/>
           <w:sz w:val="24"/>
           <w:szCs w:val="24"/>
           <w:highlight w:val="none"/>
@@ -2241,6 +2726,8 @@
       </w:r>
       <w:r>
         <w:rPr>
+          <w:rFonts w:ascii="Times New Roman" w:hAnsi="Times New Roman" w:eastAsia="Times New Roman" w:cs="Times New Roman"/>
+          <w:color w:val="000000" w:themeColor="text1"/>
           <w:sz w:val="24"/>
           <w:szCs w:val="24"/>
           <w:highlight w:val="none"/>
@@ -2248,6 +2735,141 @@
       </w:r>
       <w:r>
         <w:rPr>
+          <w:rFonts w:ascii="Times New Roman" w:hAnsi="Times New Roman" w:eastAsia="Times New Roman" w:cs="Times New Roman"/>
+          <w:color w:val="000000" w:themeColor="text1"/>
+          <w:sz w:val="24"/>
+          <w:szCs w:val="24"/>
+        </w:rPr>
+      </w:r>
+    </w:p>
+    <w:p>
+      <w:pPr>
+        <w:pStyle w:val="924"/>
+        <w:pBdr/>
+        <w:tabs>
+          <w:tab w:val="left" w:leader="none" w:pos="2635"/>
+        </w:tabs>
+        <w:spacing w:after="0" w:afterAutospacing="0" w:before="0" w:beforeAutospacing="0" w:line="240" w:lineRule="auto"/>
+        <w:ind/>
+        <w:contextualSpacing w:val="true"/>
+        <w:jc w:val="center"/>
+        <w:rPr>
+          <w:rFonts w:ascii="Times New Roman" w:hAnsi="Times New Roman" w:cs="Times New Roman"/>
+          <w:color w:val="000000" w:themeColor="text1"/>
+          <w:sz w:val="24"/>
+          <w:szCs w:val="24"/>
+        </w:rPr>
+      </w:pPr>
+      <w:r>
+        <w:rPr>
+          <w:rFonts w:ascii="Times New Roman" w:hAnsi="Times New Roman" w:eastAsia="Times New Roman" w:cs="Times New Roman"/>
+          <w:color w:val="000000" w:themeColor="text1"/>
+          <w:sz w:val="24"/>
+          <w:szCs w:val="24"/>
+        </w:rPr>
+        <w:t xml:space="preserve">{Assinatura Testemunha 1}</w:t>
+      </w:r>
+      <w:r>
+        <w:rPr>
+          <w:rFonts w:ascii="Times New Roman" w:hAnsi="Times New Roman" w:eastAsia="Times New Roman" w:cs="Times New Roman"/>
+          <w:color w:val="000000" w:themeColor="text1"/>
+          <w:sz w:val="24"/>
+          <w:szCs w:val="24"/>
+        </w:rPr>
+      </w:r>
+      <w:r>
+        <w:rPr>
+          <w:rFonts w:ascii="Times New Roman" w:hAnsi="Times New Roman" w:eastAsia="Times New Roman" w:cs="Times New Roman"/>
+          <w:color w:val="000000" w:themeColor="text1"/>
+          <w:sz w:val="24"/>
+          <w:szCs w:val="24"/>
+        </w:rPr>
+      </w:r>
+    </w:p>
+    <w:p>
+      <w:pPr>
+        <w:pStyle w:val="924"/>
+        <w:pBdr/>
+        <w:tabs>
+          <w:tab w:val="left" w:leader="none" w:pos="2127"/>
+        </w:tabs>
+        <w:spacing w:after="0" w:afterAutospacing="0" w:before="0" w:beforeAutospacing="0" w:line="240" w:lineRule="auto"/>
+        <w:ind/>
+        <w:contextualSpacing w:val="true"/>
+        <w:jc w:val="center"/>
+        <w:rPr>
+          <w:rFonts w:ascii="Times New Roman" w:hAnsi="Times New Roman" w:cs="Times New Roman"/>
+          <w:color w:val="000000" w:themeColor="text1"/>
+          <w:sz w:val="24"/>
+          <w:szCs w:val="24"/>
+        </w:rPr>
+      </w:pPr>
+      <w:r>
+        <w:rPr>
+          <w:rFonts w:ascii="Times New Roman" w:hAnsi="Times New Roman" w:eastAsia="Times New Roman" w:cs="Times New Roman"/>
+          <w:color w:val="000000" w:themeColor="text1"/>
+          <w:sz w:val="24"/>
+          <w:szCs w:val="24"/>
+        </w:rPr>
+        <w:t xml:space="preserve">{Testemunha 1}</w:t>
+      </w:r>
+      <w:r>
+        <w:rPr>
+          <w:rFonts w:ascii="Times New Roman" w:hAnsi="Times New Roman" w:eastAsia="Times New Roman" w:cs="Times New Roman"/>
+          <w:color w:val="000000" w:themeColor="text1"/>
+          <w:sz w:val="24"/>
+          <w:szCs w:val="24"/>
+        </w:rPr>
+      </w:r>
+      <w:r>
+        <w:rPr>
+          <w:rFonts w:ascii="Times New Roman" w:hAnsi="Times New Roman" w:eastAsia="Times New Roman" w:cs="Times New Roman"/>
+          <w:color w:val="000000" w:themeColor="text1"/>
+          <w:sz w:val="24"/>
+          <w:szCs w:val="24"/>
+        </w:rPr>
+      </w:r>
+    </w:p>
+    <w:p>
+      <w:pPr>
+        <w:pStyle w:val="924"/>
+        <w:pBdr/>
+        <w:tabs>
+          <w:tab w:val="left" w:leader="none" w:pos="2127"/>
+        </w:tabs>
+        <w:spacing w:after="0" w:afterAutospacing="0" w:before="0" w:beforeAutospacing="0" w:line="240" w:lineRule="auto"/>
+        <w:ind/>
+        <w:contextualSpacing w:val="true"/>
+        <w:jc w:val="center"/>
+        <w:rPr>
+          <w:rFonts w:ascii="Times New Roman" w:hAnsi="Times New Roman" w:cs="Times New Roman"/>
+          <w:color w:val="000000" w:themeColor="text1"/>
+          <w:sz w:val="24"/>
+          <w:szCs w:val="24"/>
+          <w:highlight w:val="none"/>
+        </w:rPr>
+      </w:pPr>
+      <w:r>
+        <w:rPr>
+          <w:rFonts w:ascii="Times New Roman" w:hAnsi="Times New Roman" w:eastAsia="Times New Roman" w:cs="Times New Roman"/>
+          <w:color w:val="000000" w:themeColor="text1"/>
+          <w:sz w:val="24"/>
+          <w:szCs w:val="24"/>
+        </w:rPr>
+        <w:t xml:space="preserve">Testemunha</w:t>
+      </w:r>
+      <w:r>
+        <w:rPr>
+          <w:rFonts w:ascii="Times New Roman" w:hAnsi="Times New Roman" w:eastAsia="Times New Roman" w:cs="Times New Roman"/>
+          <w:color w:val="000000" w:themeColor="text1"/>
+          <w:sz w:val="24"/>
+          <w:szCs w:val="24"/>
+        </w:rPr>
+      </w:r>
+      <w:r>
+        <w:rPr>
+          <w:rFonts w:ascii="Times New Roman" w:hAnsi="Times New Roman" w:eastAsia="Times New Roman" w:cs="Times New Roman"/>
+          <w:color w:val="000000" w:themeColor="text1"/>
           <w:sz w:val="24"/>
           <w:szCs w:val="24"/>
           <w:highlight w:val="none"/>
@@ -2256,39 +2878,88 @@
     </w:p>
     <w:p>
       <w:pPr>
-        <w:pStyle w:val="923"/>
+        <w:pStyle w:val="924"/>
+        <w:pBdr/>
+        <w:tabs>
+          <w:tab w:val="left" w:leader="none" w:pos="2127"/>
+        </w:tabs>
+        <w:spacing w:after="0" w:afterAutospacing="0" w:before="0" w:beforeAutospacing="0" w:line="240" w:lineRule="auto"/>
+        <w:ind/>
+        <w:contextualSpacing w:val="true"/>
+        <w:jc w:val="center"/>
+        <w:rPr>
+          <w:rFonts w:ascii="Times New Roman" w:hAnsi="Times New Roman" w:cs="Times New Roman"/>
+          <w:color w:val="000000" w:themeColor="text1"/>
+          <w:sz w:val="24"/>
+          <w:szCs w:val="24"/>
+        </w:rPr>
+      </w:pPr>
+      <w:r>
+        <w:rPr>
+          <w:rFonts w:ascii="Times New Roman" w:hAnsi="Times New Roman" w:eastAsia="Times New Roman" w:cs="Times New Roman"/>
+          <w:color w:val="000000" w:themeColor="text1"/>
+          <w:sz w:val="24"/>
+          <w:szCs w:val="24"/>
+          <w:highlight w:val="none"/>
+        </w:rPr>
+      </w:r>
+      <w:r>
+        <w:rPr>
+          <w:rFonts w:ascii="Times New Roman" w:hAnsi="Times New Roman" w:eastAsia="Times New Roman" w:cs="Times New Roman"/>
+          <w:color w:val="000000" w:themeColor="text1"/>
+          <w:sz w:val="24"/>
+          <w:szCs w:val="24"/>
+          <w:highlight w:val="none"/>
+        </w:rPr>
+      </w:r>
+      <w:r>
+        <w:rPr>
+          <w:rFonts w:ascii="Times New Roman" w:hAnsi="Times New Roman" w:eastAsia="Times New Roman" w:cs="Times New Roman"/>
+          <w:color w:val="000000" w:themeColor="text1"/>
+          <w:sz w:val="24"/>
+          <w:szCs w:val="24"/>
+        </w:rPr>
+      </w:r>
+    </w:p>
+    <w:p>
+      <w:pPr>
+        <w:pStyle w:val="924"/>
         <w:pBdr/>
         <w:tabs>
           <w:tab w:val="left" w:leader="none" w:pos="2635"/>
         </w:tabs>
-        <w:spacing/>
+        <w:spacing w:after="0" w:afterAutospacing="0" w:before="0" w:beforeAutospacing="0" w:line="240" w:lineRule="auto"/>
         <w:ind/>
         <w:contextualSpacing w:val="true"/>
         <w:jc w:val="center"/>
         <w:rPr>
-          <w:color w:val="ff0000"/>
+          <w:rFonts w:ascii="Times New Roman" w:hAnsi="Times New Roman" w:cs="Times New Roman"/>
+          <w:color w:val="000000" w:themeColor="text1"/>
           <w:sz w:val="24"/>
           <w:szCs w:val="24"/>
         </w:rPr>
       </w:pPr>
       <w:r>
         <w:rPr>
-          <w:color w:val="ff0000"/>
+          <w:rFonts w:ascii="Times New Roman" w:hAnsi="Times New Roman" w:eastAsia="Times New Roman" w:cs="Times New Roman"/>
+          <w:color w:val="000000" w:themeColor="text1"/>
           <w:sz w:val="24"/>
           <w:szCs w:val="24"/>
         </w:rPr>
-        <w:t xml:space="preserve">{Assinatura Testemunha 1}</w:t>
+        <w:t xml:space="preserve">{Assinatura Testemunha 2}</w:t>
       </w:r>
       <w:r>
         <w:rPr>
-          <w:color w:val="ff0000"/>
+          <w:rFonts w:ascii="Times New Roman" w:hAnsi="Times New Roman" w:eastAsia="Times New Roman" w:cs="Times New Roman"/>
+          <w:color w:val="000000" w:themeColor="text1"/>
           <w:sz w:val="24"/>
           <w:szCs w:val="24"/>
         </w:rPr>
       </w:r>
       <w:r>
         <w:rPr>
-          <w:color w:val="ff0000"/>
+          <w:rFonts w:ascii="Times New Roman" w:hAnsi="Times New Roman" w:eastAsia="Times New Roman" w:cs="Times New Roman"/>
+          <w:color w:val="000000" w:themeColor="text1"/>
           <w:sz w:val="24"/>
           <w:szCs w:val="24"/>
         </w:rPr>
@@ -2296,35 +2967,43 @@
     </w:p>
     <w:p>
       <w:pPr>
-        <w:pStyle w:val="923"/>
+        <w:pStyle w:val="924"/>
         <w:pBdr/>
         <w:tabs>
-          <w:tab w:val="left" w:leader="none" w:pos="2127"/>
+          <w:tab w:val="left" w:leader="none" w:pos="2635"/>
         </w:tabs>
-        <w:spacing/>
+        <w:spacing w:after="0" w:afterAutospacing="0" w:before="0" w:beforeAutospacing="0" w:line="240" w:lineRule="auto"/>
         <w:ind/>
         <w:contextualSpacing w:val="true"/>
         <w:jc w:val="center"/>
         <w:rPr>
+          <w:rFonts w:ascii="Times New Roman" w:hAnsi="Times New Roman" w:cs="Times New Roman"/>
+          <w:color w:val="000000" w:themeColor="text1"/>
           <w:sz w:val="24"/>
           <w:szCs w:val="24"/>
         </w:rPr>
       </w:pPr>
       <w:r>
         <w:rPr>
+          <w:rFonts w:ascii="Times New Roman" w:hAnsi="Times New Roman" w:eastAsia="Times New Roman" w:cs="Times New Roman"/>
+          <w:color w:val="000000" w:themeColor="text1"/>
           <w:sz w:val="24"/>
           <w:szCs w:val="24"/>
         </w:rPr>
-        <w:t xml:space="preserve">{Testemunha 1}</w:t>
+        <w:t xml:space="preserve">{Testemunha 2}</w:t>
       </w:r>
       <w:r>
         <w:rPr>
+          <w:rFonts w:ascii="Times New Roman" w:hAnsi="Times New Roman" w:eastAsia="Times New Roman" w:cs="Times New Roman"/>
+          <w:color w:val="000000" w:themeColor="text1"/>
           <w:sz w:val="24"/>
           <w:szCs w:val="24"/>
         </w:rPr>
       </w:r>
       <w:r>
         <w:rPr>
+          <w:rFonts w:ascii="Times New Roman" w:hAnsi="Times New Roman" w:eastAsia="Times New Roman" w:cs="Times New Roman"/>
+          <w:color w:val="000000" w:themeColor="text1"/>
           <w:sz w:val="24"/>
           <w:szCs w:val="24"/>
         </w:rPr>
@@ -2332,16 +3011,18 @@
     </w:p>
     <w:p>
       <w:pPr>
-        <w:pStyle w:val="923"/>
+        <w:pStyle w:val="924"/>
         <w:pBdr/>
         <w:tabs>
-          <w:tab w:val="left" w:leader="none" w:pos="2127"/>
+          <w:tab w:val="left" w:leader="none" w:pos="2635"/>
         </w:tabs>
-        <w:spacing/>
+        <w:spacing w:after="0" w:afterAutospacing="0" w:before="0" w:beforeAutospacing="0" w:line="240" w:lineRule="auto"/>
         <w:ind/>
         <w:contextualSpacing w:val="true"/>
         <w:jc w:val="center"/>
         <w:rPr>
+          <w:rFonts w:ascii="Times New Roman" w:hAnsi="Times New Roman" w:eastAsia="Times New Roman" w:cs="Times New Roman"/>
+          <w:color w:val="000000" w:themeColor="text1"/>
           <w:sz w:val="24"/>
           <w:szCs w:val="24"/>
           <w:highlight w:val="none"/>
@@ -2349,6 +3030,8 @@
       </w:pPr>
       <w:r>
         <w:rPr>
+          <w:rFonts w:ascii="Times New Roman" w:hAnsi="Times New Roman" w:eastAsia="Times New Roman" w:cs="Times New Roman"/>
+          <w:color w:val="000000" w:themeColor="text1"/>
           <w:sz w:val="24"/>
           <w:szCs w:val="24"/>
         </w:rPr>
@@ -2356,59 +3039,8 @@
       </w:r>
       <w:r>
         <w:rPr>
-          <w:sz w:val="24"/>
-          <w:szCs w:val="24"/>
-        </w:rPr>
-      </w:r>
-      <w:r>
-        <w:rPr>
-          <w:sz w:val="24"/>
-          <w:szCs w:val="24"/>
-        </w:rPr>
-      </w:r>
-      <w:r>
-        <w:rPr>
-          <w:sz w:val="24"/>
-          <w:szCs w:val="24"/>
-        </w:rPr>
-      </w:r>
-      <w:r>
-        <w:rPr>
-          <w:sz w:val="24"/>
-          <w:szCs w:val="24"/>
-        </w:rPr>
-      </w:r>
-      <w:r>
-        <w:rPr>
-          <w:sz w:val="24"/>
-          <w:szCs w:val="24"/>
-        </w:rPr>
-      </w:r>
-      <w:r>
-        <w:rPr>
-          <w:sz w:val="24"/>
-          <w:szCs w:val="24"/>
-        </w:rPr>
-      </w:r>
-    </w:p>
-    <w:p>
-      <w:pPr>
-        <w:pStyle w:val="923"/>
-        <w:pBdr/>
-        <w:tabs>
-          <w:tab w:val="left" w:leader="none" w:pos="2127"/>
-        </w:tabs>
-        <w:spacing/>
-        <w:ind/>
-        <w:contextualSpacing w:val="true"/>
-        <w:jc w:val="center"/>
-        <w:rPr>
-          <w:sz w:val="24"/>
-          <w:szCs w:val="24"/>
-        </w:rPr>
-      </w:pPr>
-      <w:r>
-        <w:rPr>
+          <w:rFonts w:ascii="Times New Roman" w:hAnsi="Times New Roman" w:eastAsia="Times New Roman" w:cs="Times New Roman"/>
+          <w:color w:val="000000" w:themeColor="text1"/>
           <w:sz w:val="24"/>
           <w:szCs w:val="24"/>
           <w:highlight w:val="none"/>
@@ -2416,13 +3048,8 @@
       </w:r>
       <w:r>
         <w:rPr>
-          <w:sz w:val="24"/>
-          <w:szCs w:val="24"/>
-          <w:highlight w:val="none"/>
-        </w:rPr>
-      </w:r>
-      <w:r>
-        <w:rPr>
+          <w:rFonts w:ascii="Times New Roman" w:hAnsi="Times New Roman" w:eastAsia="Times New Roman" w:cs="Times New Roman"/>
+          <w:color w:val="000000" w:themeColor="text1"/>
           <w:sz w:val="24"/>
           <w:szCs w:val="24"/>
           <w:highlight w:val="none"/>
@@ -2431,207 +3058,117 @@
     </w:p>
     <w:p>
       <w:pPr>
-        <w:pStyle w:val="923"/>
-        <w:pBdr/>
-        <w:tabs>
-          <w:tab w:val="left" w:leader="none" w:pos="2635"/>
-        </w:tabs>
-        <w:spacing/>
-        <w:ind/>
-        <w:contextualSpacing w:val="true"/>
-        <w:jc w:val="center"/>
-        <w:rPr>
-          <w:color w:val="ff0000"/>
-          <w:sz w:val="24"/>
-          <w:szCs w:val="24"/>
-        </w:rPr>
-      </w:pPr>
-      <w:r>
-        <w:rPr>
-          <w:color w:val="ff0000"/>
-          <w:sz w:val="24"/>
-          <w:szCs w:val="24"/>
-        </w:rPr>
-        <w:t xml:space="preserve">{Assinatura Testemunha 2}</w:t>
-      </w:r>
-      <w:r>
-        <w:rPr>
-          <w:color w:val="ff0000"/>
-          <w:sz w:val="24"/>
-          <w:szCs w:val="24"/>
-        </w:rPr>
-      </w:r>
-      <w:r>
-        <w:rPr>
-          <w:color w:val="ff0000"/>
-          <w:sz w:val="24"/>
-          <w:szCs w:val="24"/>
-        </w:rPr>
-      </w:r>
-    </w:p>
-    <w:p>
-      <w:pPr>
-        <w:pStyle w:val="923"/>
-        <w:pBdr/>
-        <w:tabs>
-          <w:tab w:val="left" w:leader="none" w:pos="2635"/>
-        </w:tabs>
-        <w:spacing/>
-        <w:ind/>
-        <w:contextualSpacing w:val="true"/>
-        <w:jc w:val="center"/>
-        <w:rPr>
-          <w:sz w:val="24"/>
-          <w:szCs w:val="24"/>
-        </w:rPr>
-      </w:pPr>
-      <w:r>
-        <w:rPr>
-          <w:sz w:val="24"/>
-          <w:szCs w:val="24"/>
-        </w:rPr>
-        <w:t xml:space="preserve">{Testemunha 2}</w:t>
-      </w:r>
-      <w:r>
-        <w:rPr>
-          <w:sz w:val="24"/>
-          <w:szCs w:val="24"/>
-        </w:rPr>
-      </w:r>
-      <w:r>
-        <w:rPr>
-          <w:sz w:val="24"/>
-          <w:szCs w:val="24"/>
-        </w:rPr>
-      </w:r>
-    </w:p>
-    <w:p>
-      <w:pPr>
-        <w:pStyle w:val="923"/>
-        <w:pBdr/>
-        <w:tabs>
-          <w:tab w:val="left" w:leader="none" w:pos="2635"/>
-        </w:tabs>
-        <w:spacing/>
-        <w:ind/>
-        <w:contextualSpacing w:val="true"/>
-        <w:jc w:val="center"/>
-        <w:rPr>
-          <w:sz w:val="24"/>
-          <w:szCs w:val="24"/>
-        </w:rPr>
-      </w:pPr>
-      <w:r>
-        <w:rPr>
-          <w:sz w:val="24"/>
-          <w:szCs w:val="24"/>
-        </w:rPr>
-        <w:t xml:space="preserve">Testemunha</w:t>
-      </w:r>
-      <w:r>
-        <w:rPr>
-          <w:sz w:val="24"/>
-          <w:szCs w:val="24"/>
-        </w:rPr>
-      </w:r>
-      <w:r>
-        <w:rPr>
-          <w:sz w:val="24"/>
-          <w:szCs w:val="24"/>
-        </w:rPr>
-      </w:r>
-    </w:p>
-    <w:p>
-      <w:pPr>
-        <w:pStyle w:val="921"/>
+        <w:pStyle w:val="922"/>
         <w:pBdr/>
         <w:tabs>
           <w:tab w:val="left" w:leader="none" w:pos="2880"/>
         </w:tabs>
-        <w:spacing/>
+        <w:spacing w:after="0" w:afterAutospacing="0" w:before="0" w:beforeAutospacing="0" w:line="240" w:lineRule="auto"/>
         <w:ind/>
         <w:rPr>
-          <w:rFonts w:cs="Times New Roman"/>
+          <w:rFonts w:ascii="Times New Roman" w:hAnsi="Times New Roman" w:cs="Times New Roman"/>
           <w:b/>
           <w:bCs/>
-          <w:color w:val="ff0000"/>
+          <w:color w:val="000000" w:themeColor="text1"/>
+          <w:sz w:val="20"/>
+          <w:szCs w:val="20"/>
         </w:rPr>
       </w:pPr>
       <w:r>
         <w:rPr>
-          <w:rFonts w:cs="Times New Roman"/>
+          <w:rFonts w:ascii="Times New Roman" w:hAnsi="Times New Roman" w:eastAsia="Times New Roman" w:cs="Times New Roman"/>
           <w:b/>
           <w:bCs/>
+          <w:color w:val="000000" w:themeColor="text1"/>
+          <w:sz w:val="20"/>
+          <w:szCs w:val="20"/>
         </w:rPr>
         <w:t xml:space="preserve">PATD Nº </w:t>
       </w:r>
       <w:r>
         <w:rPr>
-          <w:rFonts w:cs="Times New Roman"/>
+          <w:rFonts w:ascii="Times New Roman" w:hAnsi="Times New Roman" w:eastAsia="Times New Roman" w:cs="Times New Roman"/>
           <w:b/>
           <w:bCs/>
+          <w:color w:val="000000" w:themeColor="text1"/>
+          <w:sz w:val="20"/>
+          <w:szCs w:val="20"/>
         </w:rPr>
         <w:t xml:space="preserve">{N PATD}</w:t>
       </w:r>
       <w:r>
         <w:rPr>
-          <w:rFonts w:cs="Times New Roman"/>
+          <w:rFonts w:ascii="Times New Roman" w:hAnsi="Times New Roman" w:eastAsia="Times New Roman" w:cs="Times New Roman"/>
           <w:b/>
           <w:bCs/>
-          <w:color w:val="ff0000"/>
+          <w:color w:val="000000" w:themeColor="text1"/>
+          <w:sz w:val="20"/>
+          <w:szCs w:val="20"/>
         </w:rPr>
         <w:t xml:space="preserve">/</w:t>
       </w:r>
       <w:r>
         <w:rPr>
-          <w:rFonts w:cs="Times New Roman"/>
+          <w:rFonts w:ascii="Times New Roman" w:hAnsi="Times New Roman" w:eastAsia="Times New Roman" w:cs="Times New Roman"/>
           <w:b/>
           <w:bCs/>
-          <w:color w:val="ff0000"/>
+          <w:color w:val="000000" w:themeColor="text1"/>
+          <w:sz w:val="20"/>
+          <w:szCs w:val="20"/>
         </w:rPr>
         <w:t xml:space="preserve">BAGL-GSDGL/</w:t>
       </w:r>
       <w:r>
         <w:rPr>
-          <w:rFonts w:cs="Times New Roman"/>
+          <w:rFonts w:ascii="Times New Roman" w:hAnsi="Times New Roman" w:eastAsia="Times New Roman" w:cs="Times New Roman"/>
           <w:b/>
           <w:bCs/>
-          <w:color w:val="ff0000"/>
+          <w:color w:val="000000" w:themeColor="text1"/>
+          <w:sz w:val="20"/>
+          <w:szCs w:val="20"/>
         </w:rPr>
         <w:t xml:space="preserve">{</w:t>
       </w:r>
       <w:r>
         <w:rPr>
-          <w:rFonts w:cs="Times New Roman"/>
+          <w:rFonts w:ascii="Times New Roman" w:hAnsi="Times New Roman" w:eastAsia="Times New Roman" w:cs="Times New Roman"/>
           <w:b/>
           <w:bCs/>
-          <w:color w:val="ff0000"/>
+          <w:color w:val="000000" w:themeColor="text1"/>
+          <w:sz w:val="20"/>
+          <w:szCs w:val="20"/>
         </w:rPr>
         <w:t xml:space="preserve">DataPatd</w:t>
       </w:r>
       <w:r>
         <w:rPr>
-          <w:rFonts w:cs="Times New Roman"/>
+          <w:rFonts w:ascii="Times New Roman" w:hAnsi="Times New Roman" w:eastAsia="Times New Roman" w:cs="Times New Roman"/>
           <w:b/>
           <w:bCs/>
-          <w:color w:val="ff0000"/>
+          <w:color w:val="000000" w:themeColor="text1"/>
+          <w:sz w:val="20"/>
+          <w:szCs w:val="20"/>
         </w:rPr>
         <w:t xml:space="preserve">}</w:t>
       </w:r>
       <w:r>
         <w:rPr>
-          <w:rFonts w:cs="Times New Roman"/>
+          <w:rFonts w:ascii="Times New Roman" w:hAnsi="Times New Roman" w:eastAsia="Times New Roman" w:cs="Times New Roman"/>
           <w:b/>
           <w:bCs/>
-          <w:color w:val="ff0000"/>
+          <w:color w:val="000000" w:themeColor="text1"/>
+          <w:sz w:val="20"/>
+          <w:szCs w:val="20"/>
         </w:rPr>
       </w:r>
       <w:r>
         <w:rPr>
-          <w:rFonts w:cs="Times New Roman"/>
+          <w:rFonts w:ascii="Times New Roman" w:hAnsi="Times New Roman" w:eastAsia="Times New Roman" w:cs="Times New Roman"/>
           <w:b/>
           <w:bCs/>
-          <w:color w:val="ff0000"/>
+          <w:color w:val="000000" w:themeColor="text1"/>
+          <w:sz w:val="20"/>
+          <w:szCs w:val="20"/>
         </w:rPr>
       </w:r>
     </w:p>
@@ -2686,7 +3223,7 @@
 <w:ftr xmlns:wpc="http://schemas.microsoft.com/office/word/2010/wordprocessingCanvas" xmlns:mc="http://schemas.openxmlformats.org/markup-compatibility/2006" xmlns:o="urn:schemas-microsoft-com:office:office" xmlns:r="http://schemas.openxmlformats.org/officeDocument/2006/relationships" xmlns:m="http://schemas.openxmlformats.org/officeDocument/2006/math" xmlns:v="urn:schemas-microsoft-com:vml" xmlns:wp14="http://schemas.microsoft.com/office/word/2010/wordprocessingDrawing" xmlns:wp="http://schemas.openxmlformats.org/drawingml/2006/wordprocessingDrawing" xmlns:w10="urn:schemas-microsoft-com:office:word" xmlns:w="http://schemas.openxmlformats.org/wordprocessingml/2006/main" xmlns:w14="http://schemas.microsoft.com/office/word/2010/wordml" xmlns:w15="http://schemas.microsoft.com/office/word/2012/wordml" xmlns:wpg="http://schemas.microsoft.com/office/word/2010/wordprocessingGroup" xmlns:wpi="http://schemas.microsoft.com/office/word/2010/wordprocessingInk" xmlns:wne="http://schemas.microsoft.com/office/word/2006/wordml" xmlns:a="http://schemas.openxmlformats.org/drawingml/2006/main" xmlns:wps="http://schemas.microsoft.com/office/word/2010/wordprocessingShape" mc:Ignorable="w14 w15 wp14">
   <w:p>
     <w:pPr>
-      <w:pStyle w:val="921"/>
+      <w:pStyle w:val="922"/>
       <w:pBdr/>
       <w:tabs>
         <w:tab w:val="left" w:leader="none" w:pos="2880"/>
@@ -2785,7 +3322,7 @@
 <w:hdr xmlns:wpc="http://schemas.microsoft.com/office/word/2010/wordprocessingCanvas" xmlns:mc="http://schemas.openxmlformats.org/markup-compatibility/2006" xmlns:o="urn:schemas-microsoft-com:office:office" xmlns:r="http://schemas.openxmlformats.org/officeDocument/2006/relationships" xmlns:m="http://schemas.openxmlformats.org/officeDocument/2006/math" xmlns:v="urn:schemas-microsoft-com:vml" xmlns:wp14="http://schemas.microsoft.com/office/word/2010/wordprocessingDrawing" xmlns:wp="http://schemas.openxmlformats.org/drawingml/2006/wordprocessingDrawing" xmlns:w10="urn:schemas-microsoft-com:office:word" xmlns:w="http://schemas.openxmlformats.org/wordprocessingml/2006/main" xmlns:w14="http://schemas.microsoft.com/office/word/2010/wordml" xmlns:w15="http://schemas.microsoft.com/office/word/2012/wordml" xmlns:wpg="http://schemas.microsoft.com/office/word/2010/wordprocessingGroup" xmlns:wpi="http://schemas.microsoft.com/office/word/2010/wordprocessingInk" xmlns:wne="http://schemas.microsoft.com/office/word/2006/wordml" xmlns:a="http://schemas.openxmlformats.org/drawingml/2006/main" xmlns:wps="http://schemas.microsoft.com/office/word/2010/wordprocessingShape" mc:Ignorable="w14 w15 wp14">
   <w:p>
     <w:pPr>
-      <w:pStyle w:val="921"/>
+      <w:pStyle w:val="922"/>
       <w:pBdr/>
       <w:spacing/>
       <w:ind/>
@@ -2955,9 +3492,9 @@
     <w:lsdException w:name="Bibliography" w:uiPriority="37"/>
     <w:lsdException w:name="TOC Heading" w:uiPriority="39" w:qFormat="1"/>
   </w:latentStyles>
-  <w:style w:type="table" w:styleId="723">
+  <w:style w:type="table" w:styleId="724">
     <w:name w:val="Table Grid"/>
-    <w:basedOn w:val="907"/>
+    <w:basedOn w:val="908"/>
     <w:uiPriority w:val="59"/>
     <w:pPr>
       <w:pBdr/>
@@ -3154,9 +3691,9 @@
       </w:tcPr>
     </w:tblStylePr>
   </w:style>
-  <w:style w:type="table" w:styleId="724">
+  <w:style w:type="table" w:styleId="725">
     <w:name w:val="Table Grid Light"/>
-    <w:basedOn w:val="907"/>
+    <w:basedOn w:val="908"/>
     <w:uiPriority w:val="59"/>
     <w:pPr>
       <w:pBdr/>
@@ -3353,9 +3890,9 @@
       </w:tcPr>
     </w:tblStylePr>
   </w:style>
-  <w:style w:type="table" w:styleId="725">
+  <w:style w:type="table" w:styleId="726">
     <w:name w:val="Plain Table 1"/>
-    <w:basedOn w:val="907"/>
+    <w:basedOn w:val="908"/>
     <w:uiPriority w:val="59"/>
     <w:pPr>
       <w:pBdr/>
@@ -3578,9 +4115,9 @@
       </w:tcPr>
     </w:tblStylePr>
   </w:style>
-  <w:style w:type="table" w:styleId="726">
+  <w:style w:type="table" w:styleId="727">
     <w:name w:val="Plain Table 2"/>
-    <w:basedOn w:val="907"/>
+    <w:basedOn w:val="908"/>
     <w:uiPriority w:val="59"/>
     <w:pPr>
       <w:pBdr/>
@@ -3811,9 +4348,9 @@
       </w:tcPr>
     </w:tblStylePr>
   </w:style>
-  <w:style w:type="table" w:styleId="727">
+  <w:style w:type="table" w:styleId="728">
     <w:name w:val="Plain Table 3"/>
-    <w:basedOn w:val="907"/>
+    <w:basedOn w:val="908"/>
     <w:uiPriority w:val="99"/>
     <w:pPr>
       <w:pBdr/>
@@ -4041,9 +4578,9 @@
       </w:tcPr>
     </w:tblStylePr>
   </w:style>
-  <w:style w:type="table" w:styleId="728">
+  <w:style w:type="table" w:styleId="729">
     <w:name w:val="Plain Table 4"/>
-    <w:basedOn w:val="907"/>
+    <w:basedOn w:val="908"/>
     <w:uiPriority w:val="99"/>
     <w:pPr>
       <w:pBdr/>
@@ -4257,9 +4794,9 @@
       </w:tcPr>
     </w:tblStylePr>
   </w:style>
-  <w:style w:type="table" w:styleId="729">
+  <w:style w:type="table" w:styleId="730">
     <w:name w:val="Plain Table 5"/>
-    <w:basedOn w:val="907"/>
+    <w:basedOn w:val="908"/>
     <w:uiPriority w:val="99"/>
     <w:pPr>
       <w:pBdr/>
@@ -4490,9 +5027,9 @@
       </w:tcPr>
     </w:tblStylePr>
   </w:style>
-  <w:style w:type="table" w:styleId="730">
+  <w:style w:type="table" w:styleId="731">
     <w:name w:val="Grid Table 1 Light"/>
-    <w:basedOn w:val="907"/>
+    <w:basedOn w:val="908"/>
     <w:uiPriority w:val="99"/>
     <w:pPr>
       <w:pBdr/>
@@ -4713,9 +5250,9 @@
       </w:tcPr>
     </w:tblStylePr>
   </w:style>
-  <w:style w:type="table" w:styleId="731">
+  <w:style w:type="table" w:styleId="732">
     <w:name w:val="Grid Table 1 Light - Accent 1"/>
-    <w:basedOn w:val="907"/>
+    <w:basedOn w:val="908"/>
     <w:uiPriority w:val="99"/>
     <w:pPr>
       <w:pBdr/>
@@ -4936,9 +5473,9 @@
       </w:tcPr>
     </w:tblStylePr>
   </w:style>
-  <w:style w:type="table" w:styleId="732">
+  <w:style w:type="table" w:styleId="733">
     <w:name w:val="Grid Table 1 Light - Accent 2"/>
-    <w:basedOn w:val="907"/>
+    <w:basedOn w:val="908"/>
     <w:uiPriority w:val="99"/>
     <w:pPr>
       <w:pBdr/>
@@ -5159,9 +5696,9 @@
       </w:tcPr>
     </w:tblStylePr>
   </w:style>
-  <w:style w:type="table" w:styleId="733">
+  <w:style w:type="table" w:styleId="734">
     <w:name w:val="Grid Table 1 Light - Accent 3"/>
-    <w:basedOn w:val="907"/>
+    <w:basedOn w:val="908"/>
     <w:uiPriority w:val="99"/>
     <w:pPr>
       <w:pBdr/>
@@ -5382,9 +5919,9 @@
       </w:tcPr>
     </w:tblStylePr>
   </w:style>
-  <w:style w:type="table" w:styleId="734">
+  <w:style w:type="table" w:styleId="735">
     <w:name w:val="Grid Table 1 Light - Accent 4"/>
-    <w:basedOn w:val="907"/>
+    <w:basedOn w:val="908"/>
     <w:uiPriority w:val="99"/>
     <w:pPr>
       <w:pBdr/>
@@ -5605,9 +6142,9 @@
       </w:tcPr>
     </w:tblStylePr>
   </w:style>
-  <w:style w:type="table" w:styleId="735">
+  <w:style w:type="table" w:styleId="736">
     <w:name w:val="Grid Table 1 Light - Accent 5"/>
-    <w:basedOn w:val="907"/>
+    <w:basedOn w:val="908"/>
     <w:uiPriority w:val="99"/>
     <w:pPr>
       <w:pBdr/>
@@ -5828,9 +6365,9 @@
       </w:tcPr>
     </w:tblStylePr>
   </w:style>
-  <w:style w:type="table" w:styleId="736">
+  <w:style w:type="table" w:styleId="737">
     <w:name w:val="Grid Table 1 Light - Accent 6"/>
-    <w:basedOn w:val="907"/>
+    <w:basedOn w:val="908"/>
     <w:uiPriority w:val="99"/>
     <w:pPr>
       <w:pBdr/>
@@ -6051,9 +6588,9 @@
       </w:tcPr>
     </w:tblStylePr>
   </w:style>
-  <w:style w:type="table" w:styleId="737">
+  <w:style w:type="table" w:styleId="738">
     <w:name w:val="Grid Table 2"/>
-    <w:basedOn w:val="907"/>
+    <w:basedOn w:val="908"/>
     <w:uiPriority w:val="99"/>
     <w:pPr>
       <w:pBdr/>
@@ -6283,9 +6820,9 @@
       </w:tcPr>
     </w:tblStylePr>
   </w:style>
-  <w:style w:type="table" w:styleId="738">
+  <w:style w:type="table" w:styleId="739">
     <w:name w:val="Grid Table 2 - Accent 1"/>
-    <w:basedOn w:val="907"/>
+    <w:basedOn w:val="908"/>
     <w:uiPriority w:val="99"/>
     <w:pPr>
       <w:pBdr/>
@@ -6515,9 +7052,9 @@
       </w:tcPr>
     </w:tblStylePr>
   </w:style>
-  <w:style w:type="table" w:styleId="739">
+  <w:style w:type="table" w:styleId="740">
     <w:name w:val="Grid Table 2 - Accent 2"/>
-    <w:basedOn w:val="907"/>
+    <w:basedOn w:val="908"/>
     <w:uiPriority w:val="99"/>
     <w:pPr>
       <w:pBdr/>
@@ -6747,9 +7284,9 @@
       </w:tcPr>
     </w:tblStylePr>
   </w:style>
-  <w:style w:type="table" w:styleId="740">
+  <w:style w:type="table" w:styleId="741">
     <w:name w:val="Grid Table 2 - Accent 3"/>
-    <w:basedOn w:val="907"/>
+    <w:basedOn w:val="908"/>
     <w:uiPriority w:val="99"/>
     <w:pPr>
       <w:pBdr/>
@@ -6979,9 +7516,9 @@
       </w:tcPr>
     </w:tblStylePr>
   </w:style>
-  <w:style w:type="table" w:styleId="741">
+  <w:style w:type="table" w:styleId="742">
     <w:name w:val="Grid Table 2 - Accent 4"/>
-    <w:basedOn w:val="907"/>
+    <w:basedOn w:val="908"/>
     <w:uiPriority w:val="99"/>
     <w:pPr>
       <w:pBdr/>
@@ -7211,9 +7748,9 @@
       </w:tcPr>
     </w:tblStylePr>
   </w:style>
-  <w:style w:type="table" w:styleId="742">
+  <w:style w:type="table" w:styleId="743">
     <w:name w:val="Grid Table 2 - Accent 5"/>
-    <w:basedOn w:val="907"/>
+    <w:basedOn w:val="908"/>
     <w:uiPriority w:val="99"/>
     <w:pPr>
       <w:pBdr/>
@@ -7443,9 +7980,9 @@
       </w:tcPr>
     </w:tblStylePr>
   </w:style>
-  <w:style w:type="table" w:styleId="743">
+  <w:style w:type="table" w:styleId="744">
     <w:name w:val="Grid Table 2 - Accent 6"/>
-    <w:basedOn w:val="907"/>
+    <w:basedOn w:val="908"/>
     <w:uiPriority w:val="99"/>
     <w:pPr>
       <w:pBdr/>
@@ -7675,9 +8212,9 @@
       </w:tcPr>
     </w:tblStylePr>
   </w:style>
-  <w:style w:type="table" w:styleId="744">
+  <w:style w:type="table" w:styleId="745">
     <w:name w:val="Grid Table 3"/>
-    <w:basedOn w:val="907"/>
+    <w:basedOn w:val="908"/>
     <w:uiPriority w:val="99"/>
     <w:pPr>
       <w:pBdr/>
@@ -7920,9 +8457,9 @@
       </w:tcPr>
     </w:tblStylePr>
   </w:style>
-  <w:style w:type="table" w:styleId="745">
+  <w:style w:type="table" w:styleId="746">
     <w:name w:val="Grid Table 3 - Accent 1"/>
-    <w:basedOn w:val="907"/>
+    <w:basedOn w:val="908"/>
     <w:uiPriority w:val="99"/>
     <w:pPr>
       <w:pBdr/>
@@ -8165,9 +8702,9 @@
       </w:tcPr>
     </w:tblStylePr>
   </w:style>
-  <w:style w:type="table" w:styleId="746">
+  <w:style w:type="table" w:styleId="747">
     <w:name w:val="Grid Table 3 - Accent 2"/>
-    <w:basedOn w:val="907"/>
+    <w:basedOn w:val="908"/>
     <w:uiPriority w:val="99"/>
     <w:pPr>
       <w:pBdr/>
@@ -8410,9 +8947,9 @@
       </w:tcPr>
     </w:tblStylePr>
   </w:style>
-  <w:style w:type="table" w:styleId="747">
+  <w:style w:type="table" w:styleId="748">
     <w:name w:val="Grid Table 3 - Accent 3"/>
-    <w:basedOn w:val="907"/>
+    <w:basedOn w:val="908"/>
     <w:uiPriority w:val="99"/>
     <w:pPr>
       <w:pBdr/>
@@ -8655,9 +9192,9 @@
       </w:tcPr>
     </w:tblStylePr>
   </w:style>
-  <w:style w:type="table" w:styleId="748">
+  <w:style w:type="table" w:styleId="749">
     <w:name w:val="Grid Table 3 - Accent 4"/>
-    <w:basedOn w:val="907"/>
+    <w:basedOn w:val="908"/>
     <w:uiPriority w:val="99"/>
     <w:pPr>
       <w:pBdr/>
@@ -8900,9 +9437,9 @@
       </w:tcPr>
     </w:tblStylePr>
   </w:style>
-  <w:style w:type="table" w:styleId="749">
+  <w:style w:type="table" w:styleId="750">
     <w:name w:val="Grid Table 3 - Accent 5"/>
-    <w:basedOn w:val="907"/>
+    <w:basedOn w:val="908"/>
     <w:uiPriority w:val="99"/>
     <w:pPr>
       <w:pBdr/>
@@ -9145,9 +9682,9 @@
       </w:tcPr>
     </w:tblStylePr>
   </w:style>
-  <w:style w:type="table" w:styleId="750">
+  <w:style w:type="table" w:styleId="751">
     <w:name w:val="Grid Table 3 - Accent 6"/>
-    <w:basedOn w:val="907"/>
+    <w:basedOn w:val="908"/>
     <w:uiPriority w:val="99"/>
     <w:pPr>
       <w:pBdr/>
@@ -9390,9 +9927,9 @@
       </w:tcPr>
     </w:tblStylePr>
   </w:style>
-  <w:style w:type="table" w:styleId="751">
+  <w:style w:type="table" w:styleId="752">
     <w:name w:val="Grid Table 4"/>
-    <w:basedOn w:val="907"/>
+    <w:basedOn w:val="908"/>
     <w:uiPriority w:val="59"/>
     <w:pPr>
       <w:pBdr/>
@@ -9623,9 +10160,9 @@
       </w:tcPr>
     </w:tblStylePr>
   </w:style>
-  <w:style w:type="table" w:styleId="752">
+  <w:style w:type="table" w:styleId="753">
     <w:name w:val="Grid Table 4 - Accent 1"/>
-    <w:basedOn w:val="907"/>
+    <w:basedOn w:val="908"/>
     <w:uiPriority w:val="59"/>
     <w:pPr>
       <w:pBdr/>
@@ -9856,9 +10393,9 @@
       </w:tcPr>
     </w:tblStylePr>
   </w:style>
-  <w:style w:type="table" w:styleId="753">
+  <w:style w:type="table" w:styleId="754">
     <w:name w:val="Grid Table 4 - Accent 2"/>
-    <w:basedOn w:val="907"/>
+    <w:basedOn w:val="908"/>
     <w:uiPriority w:val="59"/>
     <w:pPr>
       <w:pBdr/>
@@ -10089,9 +10626,9 @@
       </w:tcPr>
     </w:tblStylePr>
   </w:style>
-  <w:style w:type="table" w:styleId="754">
+  <w:style w:type="table" w:styleId="755">
     <w:name w:val="Grid Table 4 - Accent 3"/>
-    <w:basedOn w:val="907"/>
+    <w:basedOn w:val="908"/>
     <w:uiPriority w:val="59"/>
     <w:pPr>
       <w:pBdr/>
@@ -10322,9 +10859,9 @@
       </w:tcPr>
     </w:tblStylePr>
   </w:style>
-  <w:style w:type="table" w:styleId="755">
+  <w:style w:type="table" w:styleId="756">
     <w:name w:val="Grid Table 4 - Accent 4"/>
-    <w:basedOn w:val="907"/>
+    <w:basedOn w:val="908"/>
     <w:uiPriority w:val="59"/>
     <w:pPr>
       <w:pBdr/>
@@ -10555,9 +11092,9 @@
       </w:tcPr>
     </w:tblStylePr>
   </w:style>
-  <w:style w:type="table" w:styleId="756">
+  <w:style w:type="table" w:styleId="757">
     <w:name w:val="Grid Table 4 - Accent 5"/>
-    <w:basedOn w:val="907"/>
+    <w:basedOn w:val="908"/>
     <w:uiPriority w:val="59"/>
     <w:pPr>
       <w:pBdr/>
@@ -10788,9 +11325,9 @@
       </w:tcPr>
     </w:tblStylePr>
   </w:style>
-  <w:style w:type="table" w:styleId="757">
+  <w:style w:type="table" w:styleId="758">
     <w:name w:val="Grid Table 4 - Accent 6"/>
-    <w:basedOn w:val="907"/>
+    <w:basedOn w:val="908"/>
     <w:uiPriority w:val="59"/>
     <w:pPr>
       <w:pBdr/>
@@ -11021,9 +11558,9 @@
       </w:tcPr>
     </w:tblStylePr>
   </w:style>
-  <w:style w:type="table" w:styleId="758">
+  <w:style w:type="table" w:styleId="759">
     <w:name w:val="Grid Table 5 Dark"/>
-    <w:basedOn w:val="907"/>
+    <w:basedOn w:val="908"/>
     <w:uiPriority w:val="99"/>
     <w:pPr>
       <w:pBdr/>
@@ -11249,9 +11786,9 @@
       </w:tcPr>
     </w:tblStylePr>
   </w:style>
-  <w:style w:type="table" w:styleId="759">
+  <w:style w:type="table" w:styleId="760">
     <w:name w:val="Grid Table 5 Dark- Accent 1"/>
-    <w:basedOn w:val="907"/>
+    <w:basedOn w:val="908"/>
     <w:uiPriority w:val="99"/>
     <w:pPr>
       <w:pBdr/>
@@ -11477,9 +12014,9 @@
       </w:tcPr>
     </w:tblStylePr>
   </w:style>
-  <w:style w:type="table" w:styleId="760">
+  <w:style w:type="table" w:styleId="761">
     <w:name w:val="Grid Table 5 Dark - Accent 2"/>
-    <w:basedOn w:val="907"/>
+    <w:basedOn w:val="908"/>
     <w:uiPriority w:val="99"/>
     <w:pPr>
       <w:pBdr/>
@@ -11705,9 +12242,9 @@
       </w:tcPr>
     </w:tblStylePr>
   </w:style>
-  <w:style w:type="table" w:styleId="761">
+  <w:style w:type="table" w:styleId="762">
     <w:name w:val="Grid Table 5 Dark - Accent 3"/>
-    <w:basedOn w:val="907"/>
+    <w:basedOn w:val="908"/>
     <w:uiPriority w:val="99"/>
     <w:pPr>
       <w:pBdr/>
@@ -11933,9 +12470,9 @@
       </w:tcPr>
     </w:tblStylePr>
   </w:style>
-  <w:style w:type="table" w:styleId="762">
+  <w:style w:type="table" w:styleId="763">
     <w:name w:val="Grid Table 5 Dark- Accent 4"/>
-    <w:basedOn w:val="907"/>
+    <w:basedOn w:val="908"/>
     <w:uiPriority w:val="99"/>
     <w:pPr>
       <w:pBdr/>
@@ -12161,9 +12698,9 @@
       </w:tcPr>
     </w:tblStylePr>
   </w:style>
-  <w:style w:type="table" w:styleId="763">
+  <w:style w:type="table" w:styleId="764">
     <w:name w:val="Grid Table 5 Dark - Accent 5"/>
-    <w:basedOn w:val="907"/>
+    <w:basedOn w:val="908"/>
     <w:uiPriority w:val="99"/>
     <w:pPr>
       <w:pBdr/>
@@ -12389,9 +12926,9 @@
       </w:tcPr>
     </w:tblStylePr>
   </w:style>
-  <w:style w:type="table" w:styleId="764">
+  <w:style w:type="table" w:styleId="765">
     <w:name w:val="Grid Table 5 Dark - Accent 6"/>
-    <w:basedOn w:val="907"/>
+    <w:basedOn w:val="908"/>
     <w:uiPriority w:val="99"/>
     <w:pPr>
       <w:pBdr/>
@@ -12617,9 +13154,9 @@
       </w:tcPr>
     </w:tblStylePr>
   </w:style>
-  <w:style w:type="table" w:styleId="765">
+  <w:style w:type="table" w:styleId="766">
     <w:name w:val="Grid Table 6 Colorful"/>
-    <w:basedOn w:val="907"/>
+    <w:basedOn w:val="908"/>
     <w:uiPriority w:val="99"/>
     <w:pPr>
       <w:pBdr/>
@@ -12847,9 +13384,9 @@
       </w:tcPr>
     </w:tblStylePr>
   </w:style>
-  <w:style w:type="table" w:styleId="766">
+  <w:style w:type="table" w:styleId="767">
     <w:name w:val="Grid Table 6 Colorful - Accent 1"/>
-    <w:basedOn w:val="907"/>
+    <w:basedOn w:val="908"/>
     <w:uiPriority w:val="99"/>
     <w:pPr>
       <w:pBdr/>
@@ -13077,9 +13614,9 @@
       </w:tcPr>
     </w:tblStylePr>
   </w:style>
-  <w:style w:type="table" w:styleId="767">
+  <w:style w:type="table" w:styleId="768">
     <w:name w:val="Grid Table 6 Colorful - Accent 2"/>
-    <w:basedOn w:val="907"/>
+    <w:basedOn w:val="908"/>
     <w:uiPriority w:val="99"/>
     <w:pPr>
       <w:pBdr/>
@@ -13307,9 +13844,9 @@
       </w:tcPr>
     </w:tblStylePr>
   </w:style>
-  <w:style w:type="table" w:styleId="768">
+  <w:style w:type="table" w:styleId="769">
     <w:name w:val="Grid Table 6 Colorful - Accent 3"/>
-    <w:basedOn w:val="907"/>
+    <w:basedOn w:val="908"/>
     <w:uiPriority w:val="99"/>
     <w:pPr>
       <w:pBdr/>
@@ -13537,9 +14074,9 @@
       </w:tcPr>
     </w:tblStylePr>
   </w:style>
-  <w:style w:type="table" w:styleId="769">
+  <w:style w:type="table" w:styleId="770">
     <w:name w:val="Grid Table 6 Colorful - Accent 4"/>
-    <w:basedOn w:val="907"/>
+    <w:basedOn w:val="908"/>
     <w:uiPriority w:val="99"/>
     <w:pPr>
       <w:pBdr/>
@@ -13767,9 +14304,9 @@
       </w:tcPr>
     </w:tblStylePr>
   </w:style>
-  <w:style w:type="table" w:styleId="770">
+  <w:style w:type="table" w:styleId="771">
     <w:name w:val="Grid Table 6 Colorful - Accent 5"/>
-    <w:basedOn w:val="907"/>
+    <w:basedOn w:val="908"/>
     <w:uiPriority w:val="99"/>
     <w:pPr>
       <w:pBdr/>
@@ -13997,9 +14534,9 @@
       </w:tcPr>
     </w:tblStylePr>
   </w:style>
-  <w:style w:type="table" w:styleId="771">
+  <w:style w:type="table" w:styleId="772">
     <w:name w:val="Grid Table 6 Colorful - Accent 6"/>
-    <w:basedOn w:val="907"/>
+    <w:basedOn w:val="908"/>
     <w:uiPriority w:val="99"/>
     <w:pPr>
       <w:pBdr/>
@@ -14227,9 +14764,9 @@
       </w:tcPr>
     </w:tblStylePr>
   </w:style>
-  <w:style w:type="table" w:styleId="772">
+  <w:style w:type="table" w:styleId="773">
     <w:name w:val="Grid Table 7 Colorful"/>
-    <w:basedOn w:val="907"/>
+    <w:basedOn w:val="908"/>
     <w:uiPriority w:val="99"/>
     <w:pPr>
       <w:pBdr/>
@@ -14481,9 +15018,9 @@
       </w:tcPr>
     </w:tblStylePr>
   </w:style>
-  <w:style w:type="table" w:styleId="773">
+  <w:style w:type="table" w:styleId="774">
     <w:name w:val="Grid Table 7 Colorful - Accent 1"/>
-    <w:basedOn w:val="907"/>
+    <w:basedOn w:val="908"/>
     <w:uiPriority w:val="99"/>
     <w:pPr>
       <w:pBdr/>
@@ -14735,9 +15272,9 @@
       </w:tcPr>
     </w:tblStylePr>
   </w:style>
-  <w:style w:type="table" w:styleId="774">
+  <w:style w:type="table" w:styleId="775">
     <w:name w:val="Grid Table 7 Colorful - Accent 2"/>
-    <w:basedOn w:val="907"/>
+    <w:basedOn w:val="908"/>
     <w:uiPriority w:val="99"/>
     <w:pPr>
       <w:pBdr/>
@@ -14989,9 +15526,9 @@
       </w:tcPr>
     </w:tblStylePr>
   </w:style>
-  <w:style w:type="table" w:styleId="775">
+  <w:style w:type="table" w:styleId="776">
     <w:name w:val="Grid Table 7 Colorful - Accent 3"/>
-    <w:basedOn w:val="907"/>
+    <w:basedOn w:val="908"/>
     <w:uiPriority w:val="99"/>
     <w:pPr>
       <w:pBdr/>
@@ -15243,9 +15780,9 @@
       </w:tcPr>
     </w:tblStylePr>
   </w:style>
-  <w:style w:type="table" w:styleId="776">
+  <w:style w:type="table" w:styleId="777">
     <w:name w:val="Grid Table 7 Colorful - Accent 4"/>
-    <w:basedOn w:val="907"/>
+    <w:basedOn w:val="908"/>
     <w:uiPriority w:val="99"/>
     <w:pPr>
       <w:pBdr/>
@@ -15497,9 +16034,9 @@
       </w:tcPr>
     </w:tblStylePr>
   </w:style>
-  <w:style w:type="table" w:styleId="777">
+  <w:style w:type="table" w:styleId="778">
     <w:name w:val="Grid Table 7 Colorful - Accent 5"/>
-    <w:basedOn w:val="907"/>
+    <w:basedOn w:val="908"/>
     <w:uiPriority w:val="99"/>
     <w:pPr>
       <w:pBdr/>
@@ -15751,9 +16288,9 @@
       </w:tcPr>
     </w:tblStylePr>
   </w:style>
-  <w:style w:type="table" w:styleId="778">
+  <w:style w:type="table" w:styleId="779">
     <w:name w:val="Grid Table 7 Colorful - Accent 6"/>
-    <w:basedOn w:val="907"/>
+    <w:basedOn w:val="908"/>
     <w:uiPriority w:val="99"/>
     <w:pPr>
       <w:pBdr/>
@@ -16005,9 +16542,9 @@
       </w:tcPr>
     </w:tblStylePr>
   </w:style>
-  <w:style w:type="table" w:styleId="779">
+  <w:style w:type="table" w:styleId="780">
     <w:name w:val="List Table 1 Light"/>
-    <w:basedOn w:val="907"/>
+    <w:basedOn w:val="908"/>
     <w:uiPriority w:val="99"/>
     <w:pPr>
       <w:pBdr/>
@@ -16221,9 +16758,9 @@
       </w:tcPr>
     </w:tblStylePr>
   </w:style>
-  <w:style w:type="table" w:styleId="780">
+  <w:style w:type="table" w:styleId="781">
     <w:name w:val="List Table 1 Light - Accent 1"/>
-    <w:basedOn w:val="907"/>
+    <w:basedOn w:val="908"/>
     <w:uiPriority w:val="99"/>
     <w:pPr>
       <w:pBdr/>
@@ -16437,9 +16974,9 @@
       </w:tcPr>
     </w:tblStylePr>
   </w:style>
-  <w:style w:type="table" w:styleId="781">
+  <w:style w:type="table" w:styleId="782">
     <w:name w:val="List Table 1 Light - Accent 2"/>
-    <w:basedOn w:val="907"/>
+    <w:basedOn w:val="908"/>
     <w:uiPriority w:val="99"/>
     <w:pPr>
       <w:pBdr/>
@@ -16653,9 +17190,9 @@
       </w:tcPr>
     </w:tblStylePr>
   </w:style>
-  <w:style w:type="table" w:styleId="782">
+  <w:style w:type="table" w:styleId="783">
     <w:name w:val="List Table 1 Light - Accent 3"/>
-    <w:basedOn w:val="907"/>
+    <w:basedOn w:val="908"/>
     <w:uiPriority w:val="99"/>
     <w:pPr>
       <w:pBdr/>
@@ -16869,9 +17406,9 @@
       </w:tcPr>
     </w:tblStylePr>
   </w:style>
-  <w:style w:type="table" w:styleId="783">
+  <w:style w:type="table" w:styleId="784">
     <w:name w:val="List Table 1 Light - Accent 4"/>
-    <w:basedOn w:val="907"/>
+    <w:basedOn w:val="908"/>
     <w:uiPriority w:val="99"/>
     <w:pPr>
       <w:pBdr/>
@@ -17085,9 +17622,9 @@
       </w:tcPr>
     </w:tblStylePr>
   </w:style>
-  <w:style w:type="table" w:styleId="784">
+  <w:style w:type="table" w:styleId="785">
     <w:name w:val="List Table 1 Light - Accent 5"/>
-    <w:basedOn w:val="907"/>
+    <w:basedOn w:val="908"/>
     <w:uiPriority w:val="99"/>
     <w:pPr>
       <w:pBdr/>
@@ -17301,9 +17838,9 @@
       </w:tcPr>
     </w:tblStylePr>
   </w:style>
-  <w:style w:type="table" w:styleId="785">
+  <w:style w:type="table" w:styleId="786">
     <w:name w:val="List Table 1 Light - Accent 6"/>
-    <w:basedOn w:val="907"/>
+    <w:basedOn w:val="908"/>
     <w:uiPriority w:val="99"/>
     <w:pPr>
       <w:pBdr/>
@@ -17517,9 +18054,9 @@
       </w:tcPr>
     </w:tblStylePr>
   </w:style>
-  <w:style w:type="table" w:styleId="786">
+  <w:style w:type="table" w:styleId="787">
     <w:name w:val="List Table 2"/>
-    <w:basedOn w:val="907"/>
+    <w:basedOn w:val="908"/>
     <w:uiPriority w:val="99"/>
     <w:pPr>
       <w:pBdr/>
@@ -17755,9 +18292,9 @@
       </w:tcPr>
     </w:tblStylePr>
   </w:style>
-  <w:style w:type="table" w:styleId="787">
+  <w:style w:type="table" w:styleId="788">
     <w:name w:val="List Table 2 - Accent 1"/>
-    <w:basedOn w:val="907"/>
+    <w:basedOn w:val="908"/>
     <w:uiPriority w:val="99"/>
     <w:pPr>
       <w:pBdr/>
@@ -17993,9 +18530,9 @@
       </w:tcPr>
     </w:tblStylePr>
   </w:style>
-  <w:style w:type="table" w:styleId="788">
+  <w:style w:type="table" w:styleId="789">
     <w:name w:val="List Table 2 - Accent 2"/>
-    <w:basedOn w:val="907"/>
+    <w:basedOn w:val="908"/>
     <w:uiPriority w:val="99"/>
     <w:pPr>
       <w:pBdr/>
@@ -18231,9 +18768,9 @@
       </w:tcPr>
     </w:tblStylePr>
   </w:style>
-  <w:style w:type="table" w:styleId="789">
+  <w:style w:type="table" w:styleId="790">
     <w:name w:val="List Table 2 - Accent 3"/>
-    <w:basedOn w:val="907"/>
+    <w:basedOn w:val="908"/>
     <w:uiPriority w:val="99"/>
     <w:pPr>
       <w:pBdr/>
@@ -18469,9 +19006,9 @@
       </w:tcPr>
     </w:tblStylePr>
   </w:style>
-  <w:style w:type="table" w:styleId="790">
+  <w:style w:type="table" w:styleId="791">
     <w:name w:val="List Table 2 - Accent 4"/>
-    <w:basedOn w:val="907"/>
+    <w:basedOn w:val="908"/>
     <w:uiPriority w:val="99"/>
     <w:pPr>
       <w:pBdr/>
@@ -18707,9 +19244,9 @@
       </w:tcPr>
     </w:tblStylePr>
   </w:style>
-  <w:style w:type="table" w:styleId="791">
+  <w:style w:type="table" w:styleId="792">
     <w:name w:val="List Table 2 - Accent 5"/>
-    <w:basedOn w:val="907"/>
+    <w:basedOn w:val="908"/>
     <w:uiPriority w:val="99"/>
     <w:pPr>
       <w:pBdr/>
@@ -18945,9 +19482,9 @@
       </w:tcPr>
     </w:tblStylePr>
   </w:style>
-  <w:style w:type="table" w:styleId="792">
+  <w:style w:type="table" w:styleId="793">
     <w:name w:val="List Table 2 - Accent 6"/>
-    <w:basedOn w:val="907"/>
+    <w:basedOn w:val="908"/>
     <w:uiPriority w:val="99"/>
     <w:pPr>
       <w:pBdr/>
@@ -19183,9 +19720,9 @@
       </w:tcPr>
     </w:tblStylePr>
   </w:style>
-  <w:style w:type="table" w:styleId="793">
+  <w:style w:type="table" w:styleId="794">
     <w:name w:val="List Table 3"/>
-    <w:basedOn w:val="907"/>
+    <w:basedOn w:val="908"/>
     <w:uiPriority w:val="99"/>
     <w:pPr>
       <w:pBdr/>
@@ -19411,9 +19948,9 @@
       </w:tcPr>
     </w:tblStylePr>
   </w:style>
-  <w:style w:type="table" w:styleId="794">
+  <w:style w:type="table" w:styleId="795">
     <w:name w:val="List Table 3 - Accent 1"/>
-    <w:basedOn w:val="907"/>
+    <w:basedOn w:val="908"/>
     <w:uiPriority w:val="99"/>
     <w:pPr>
       <w:pBdr/>
@@ -19639,9 +20176,9 @@
       </w:tcPr>
     </w:tblStylePr>
   </w:style>
-  <w:style w:type="table" w:styleId="795">
+  <w:style w:type="table" w:styleId="796">
     <w:name w:val="List Table 3 - Accent 2"/>
-    <w:basedOn w:val="907"/>
+    <w:basedOn w:val="908"/>
     <w:uiPriority w:val="99"/>
     <w:pPr>
       <w:pBdr/>
@@ -19867,9 +20404,9 @@
       </w:tcPr>
     </w:tblStylePr>
   </w:style>
-  <w:style w:type="table" w:styleId="796">
+  <w:style w:type="table" w:styleId="797">
     <w:name w:val="List Table 3 - Accent 3"/>
-    <w:basedOn w:val="907"/>
+    <w:basedOn w:val="908"/>
     <w:uiPriority w:val="99"/>
     <w:pPr>
       <w:pBdr/>
@@ -20095,9 +20632,9 @@
       </w:tcPr>
     </w:tblStylePr>
   </w:style>
-  <w:style w:type="table" w:styleId="797">
+  <w:style w:type="table" w:styleId="798">
     <w:name w:val="List Table 3 - Accent 4"/>
-    <w:basedOn w:val="907"/>
+    <w:basedOn w:val="908"/>
     <w:uiPriority w:val="99"/>
     <w:pPr>
       <w:pBdr/>
@@ -20323,9 +20860,9 @@
       </w:tcPr>
     </w:tblStylePr>
   </w:style>
-  <w:style w:type="table" w:styleId="798">
+  <w:style w:type="table" w:styleId="799">
     <w:name w:val="List Table 3 - Accent 5"/>
-    <w:basedOn w:val="907"/>
+    <w:basedOn w:val="908"/>
     <w:uiPriority w:val="99"/>
     <w:pPr>
       <w:pBdr/>
@@ -20551,9 +21088,9 @@
       </w:tcPr>
     </w:tblStylePr>
   </w:style>
-  <w:style w:type="table" w:styleId="799">
+  <w:style w:type="table" w:styleId="800">
     <w:name w:val="List Table 3 - Accent 6"/>
-    <w:basedOn w:val="907"/>
+    <w:basedOn w:val="908"/>
     <w:uiPriority w:val="99"/>
     <w:pPr>
       <w:pBdr/>
@@ -20779,9 +21316,9 @@
       </w:tcPr>
     </w:tblStylePr>
   </w:style>
-  <w:style w:type="table" w:styleId="800">
+  <w:style w:type="table" w:styleId="801">
     <w:name w:val="List Table 4"/>
-    <w:basedOn w:val="907"/>
+    <w:basedOn w:val="908"/>
     <w:uiPriority w:val="99"/>
     <w:pPr>
       <w:pBdr/>
@@ -21004,9 +21541,9 @@
       </w:tcPr>
     </w:tblStylePr>
   </w:style>
-  <w:style w:type="table" w:styleId="801">
+  <w:style w:type="table" w:styleId="802">
     <w:name w:val="List Table 4 - Accent 1"/>
-    <w:basedOn w:val="907"/>
+    <w:basedOn w:val="908"/>
     <w:uiPriority w:val="99"/>
     <w:pPr>
       <w:pBdr/>
@@ -21229,9 +21766,9 @@
       </w:tcPr>
     </w:tblStylePr>
   </w:style>
-  <w:style w:type="table" w:styleId="802">
+  <w:style w:type="table" w:styleId="803">
     <w:name w:val="List Table 4 - Accent 2"/>
-    <w:basedOn w:val="907"/>
+    <w:basedOn w:val="908"/>
     <w:uiPriority w:val="99"/>
     <w:pPr>
       <w:pBdr/>
@@ -21454,9 +21991,9 @@
       </w:tcPr>
     </w:tblStylePr>
   </w:style>
-  <w:style w:type="table" w:styleId="803">
+  <w:style w:type="table" w:styleId="804">
     <w:name w:val="List Table 4 - Accent 3"/>
-    <w:basedOn w:val="907"/>
+    <w:basedOn w:val="908"/>
     <w:uiPriority w:val="99"/>
     <w:pPr>
       <w:pBdr/>
@@ -21679,9 +22216,9 @@
       </w:tcPr>
     </w:tblStylePr>
   </w:style>
-  <w:style w:type="table" w:styleId="804">
+  <w:style w:type="table" w:styleId="805">
     <w:name w:val="List Table 4 - Accent 4"/>
-    <w:basedOn w:val="907"/>
+    <w:basedOn w:val="908"/>
     <w:uiPriority w:val="99"/>
     <w:pPr>
       <w:pBdr/>
@@ -21904,9 +22441,9 @@
       </w:tcPr>
     </w:tblStylePr>
   </w:style>
-  <w:style w:type="table" w:styleId="805">
+  <w:style w:type="table" w:styleId="806">
     <w:name w:val="List Table 4 - Accent 5"/>
-    <w:basedOn w:val="907"/>
+    <w:basedOn w:val="908"/>
     <w:uiPriority w:val="99"/>
     <w:pPr>
       <w:pBdr/>
@@ -22129,9 +22666,9 @@
       </w:tcPr>
     </w:tblStylePr>
   </w:style>
-  <w:style w:type="table" w:styleId="806">
+  <w:style w:type="table" w:styleId="807">
     <w:name w:val="List Table 4 - Accent 6"/>
-    <w:basedOn w:val="907"/>
+    <w:basedOn w:val="908"/>
     <w:uiPriority w:val="99"/>
     <w:pPr>
       <w:pBdr/>
@@ -22354,9 +22891,9 @@
       </w:tcPr>
     </w:tblStylePr>
   </w:style>
-  <w:style w:type="table" w:styleId="807">
+  <w:style w:type="table" w:styleId="808">
     <w:name w:val="List Table 5 Dark"/>
-    <w:basedOn w:val="907"/>
+    <w:basedOn w:val="908"/>
     <w:uiPriority w:val="99"/>
     <w:pPr>
       <w:pBdr/>
@@ -22596,9 +23133,9 @@
       </w:tcPr>
     </w:tblStylePr>
   </w:style>
-  <w:style w:type="table" w:styleId="808">
+  <w:style w:type="table" w:styleId="809">
     <w:name w:val="List Table 5 Dark - Accent 1"/>
-    <w:basedOn w:val="907"/>
+    <w:basedOn w:val="908"/>
     <w:uiPriority w:val="99"/>
     <w:pPr>
       <w:pBdr/>
@@ -22838,9 +23375,9 @@
       </w:tcPr>
     </w:tblStylePr>
   </w:style>
-  <w:style w:type="table" w:styleId="809">
+  <w:style w:type="table" w:styleId="810">
     <w:name w:val="List Table 5 Dark - Accent 2"/>
-    <w:basedOn w:val="907"/>
+    <w:basedOn w:val="908"/>
     <w:uiPriority w:val="99"/>
     <w:pPr>
       <w:pBdr/>
@@ -23080,9 +23617,9 @@
       </w:tcPr>
     </w:tblStylePr>
   </w:style>
-  <w:style w:type="table" w:styleId="810">
+  <w:style w:type="table" w:styleId="811">
     <w:name w:val="List Table 5 Dark - Accent 3"/>
-    <w:basedOn w:val="907"/>
+    <w:basedOn w:val="908"/>
     <w:uiPriority w:val="99"/>
     <w:pPr>
       <w:pBdr/>
@@ -23322,9 +23859,9 @@
       </w:tcPr>
     </w:tblStylePr>
   </w:style>
-  <w:style w:type="table" w:styleId="811">
+  <w:style w:type="table" w:styleId="812">
     <w:name w:val="List Table 5 Dark - Accent 4"/>
-    <w:basedOn w:val="907"/>
+    <w:basedOn w:val="908"/>
     <w:uiPriority w:val="99"/>
     <w:pPr>
       <w:pBdr/>
@@ -23564,9 +24101,9 @@
       </w:tcPr>
     </w:tblStylePr>
   </w:style>
-  <w:style w:type="table" w:styleId="812">
+  <w:style w:type="table" w:styleId="813">
     <w:name w:val="List Table 5 Dark - Accent 5"/>
-    <w:basedOn w:val="907"/>
+    <w:basedOn w:val="908"/>
     <w:uiPriority w:val="99"/>
     <w:pPr>
       <w:pBdr/>
@@ -23806,9 +24343,9 @@
       </w:tcPr>
     </w:tblStylePr>
   </w:style>
-  <w:style w:type="table" w:styleId="813">
+  <w:style w:type="table" w:styleId="814">
     <w:name w:val="List Table 5 Dark - Accent 6"/>
-    <w:basedOn w:val="907"/>
+    <w:basedOn w:val="908"/>
     <w:uiPriority w:val="99"/>
     <w:pPr>
       <w:pBdr/>
@@ -24048,9 +24585,9 @@
       </w:tcPr>
     </w:tblStylePr>
   </w:style>
-  <w:style w:type="table" w:styleId="814">
+  <w:style w:type="table" w:styleId="815">
     <w:name w:val="List Table 6 Colorful"/>
-    <w:basedOn w:val="907"/>
+    <w:basedOn w:val="908"/>
     <w:uiPriority w:val="99"/>
     <w:pPr>
       <w:pBdr/>
@@ -24271,9 +24808,9 @@
       </w:tcPr>
     </w:tblStylePr>
   </w:style>
-  <w:style w:type="table" w:styleId="815">
+  <w:style w:type="table" w:styleId="816">
     <w:name w:val="List Table 6 Colorful - Accent 1"/>
-    <w:basedOn w:val="907"/>
+    <w:basedOn w:val="908"/>
     <w:uiPriority w:val="99"/>
     <w:pPr>
       <w:pBdr/>
@@ -24494,9 +25031,9 @@
       </w:tcPr>
     </w:tblStylePr>
   </w:style>
-  <w:style w:type="table" w:styleId="816">
+  <w:style w:type="table" w:styleId="817">
     <w:name w:val="List Table 6 Colorful - Accent 2"/>
-    <w:basedOn w:val="907"/>
+    <w:basedOn w:val="908"/>
     <w:uiPriority w:val="99"/>
     <w:pPr>
       <w:pBdr/>
@@ -24717,9 +25254,9 @@
       </w:tcPr>
     </w:tblStylePr>
   </w:style>
-  <w:style w:type="table" w:styleId="817">
+  <w:style w:type="table" w:styleId="818">
     <w:name w:val="List Table 6 Colorful - Accent 3"/>
-    <w:basedOn w:val="907"/>
+    <w:basedOn w:val="908"/>
     <w:uiPriority w:val="99"/>
     <w:pPr>
       <w:pBdr/>
@@ -24940,9 +25477,9 @@
       </w:tcPr>
     </w:tblStylePr>
   </w:style>
-  <w:style w:type="table" w:styleId="818">
+  <w:style w:type="table" w:styleId="819">
     <w:name w:val="List Table 6 Colorful - Accent 4"/>
-    <w:basedOn w:val="907"/>
+    <w:basedOn w:val="908"/>
     <w:uiPriority w:val="99"/>
     <w:pPr>
       <w:pBdr/>
@@ -25163,9 +25700,9 @@
       </w:tcPr>
     </w:tblStylePr>
   </w:style>
-  <w:style w:type="table" w:styleId="819">
+  <w:style w:type="table" w:styleId="820">
     <w:name w:val="List Table 6 Colorful - Accent 5"/>
-    <w:basedOn w:val="907"/>
+    <w:basedOn w:val="908"/>
     <w:uiPriority w:val="99"/>
     <w:pPr>
       <w:pBdr/>
@@ -25386,9 +25923,9 @@
       </w:tcPr>
     </w:tblStylePr>
   </w:style>
-  <w:style w:type="table" w:styleId="820">
+  <w:style w:type="table" w:styleId="821">
     <w:name w:val="List Table 6 Colorful - Accent 6"/>
-    <w:basedOn w:val="907"/>
+    <w:basedOn w:val="908"/>
     <w:uiPriority w:val="99"/>
     <w:pPr>
       <w:pBdr/>
@@ -25609,9 +26146,9 @@
       </w:tcPr>
     </w:tblStylePr>
   </w:style>
-  <w:style w:type="table" w:styleId="821">
+  <w:style w:type="table" w:styleId="822">
     <w:name w:val="List Table 7 Colorful"/>
-    <w:basedOn w:val="907"/>
+    <w:basedOn w:val="908"/>
     <w:uiPriority w:val="99"/>
     <w:pPr>
       <w:pBdr/>
@@ -25865,9 +26402,9 @@
       </w:tcPr>
     </w:tblStylePr>
   </w:style>
-  <w:style w:type="table" w:styleId="822">
+  <w:style w:type="table" w:styleId="823">
     <w:name w:val="List Table 7 Colorful - Accent 1"/>
-    <w:basedOn w:val="907"/>
+    <w:basedOn w:val="908"/>
     <w:uiPriority w:val="99"/>
     <w:pPr>
       <w:pBdr/>
@@ -26121,9 +26658,9 @@
       </w:tcPr>
     </w:tblStylePr>
   </w:style>
-  <w:style w:type="table" w:styleId="823">
+  <w:style w:type="table" w:styleId="824">
     <w:name w:val="List Table 7 Colorful - Accent 2"/>
-    <w:basedOn w:val="907"/>
+    <w:basedOn w:val="908"/>
     <w:uiPriority w:val="99"/>
     <w:pPr>
       <w:pBdr/>
@@ -26377,9 +26914,9 @@
       </w:tcPr>
     </w:tblStylePr>
   </w:style>
-  <w:style w:type="table" w:styleId="824">
+  <w:style w:type="table" w:styleId="825">
     <w:name w:val="List Table 7 Colorful - Accent 3"/>
-    <w:basedOn w:val="907"/>
+    <w:basedOn w:val="908"/>
     <w:uiPriority w:val="99"/>
     <w:pPr>
       <w:pBdr/>
@@ -26633,9 +27170,9 @@
       </w:tcPr>
     </w:tblStylePr>
   </w:style>
-  <w:style w:type="table" w:styleId="825">
+  <w:style w:type="table" w:styleId="826">
     <w:name w:val="List Table 7 Colorful - Accent 4"/>
-    <w:basedOn w:val="907"/>
+    <w:basedOn w:val="908"/>
     <w:uiPriority w:val="99"/>
     <w:pPr>
       <w:pBdr/>
@@ -26889,9 +27426,9 @@
       </w:tcPr>
     </w:tblStylePr>
   </w:style>
-  <w:style w:type="table" w:styleId="826">
+  <w:style w:type="table" w:styleId="827">
     <w:name w:val="List Table 7 Colorful - Accent 5"/>
-    <w:basedOn w:val="907"/>
+    <w:basedOn w:val="908"/>
     <w:uiPriority w:val="99"/>
     <w:pPr>
       <w:pBdr/>
@@ -27145,9 +27682,9 @@
       </w:tcPr>
     </w:tblStylePr>
   </w:style>
-  <w:style w:type="table" w:styleId="827">
+  <w:style w:type="table" w:styleId="828">
     <w:name w:val="List Table 7 Colorful - Accent 6"/>
-    <w:basedOn w:val="907"/>
+    <w:basedOn w:val="908"/>
     <w:uiPriority w:val="99"/>
     <w:pPr>
       <w:pBdr/>
@@ -27401,9 +27938,9 @@
       </w:tcPr>
     </w:tblStylePr>
   </w:style>
-  <w:style w:type="table" w:styleId="828">
+  <w:style w:type="table" w:styleId="829">
     <w:name w:val="Lined - Accent"/>
-    <w:basedOn w:val="907"/>
+    <w:basedOn w:val="908"/>
     <w:uiPriority w:val="99"/>
     <w:pPr>
       <w:pBdr/>
@@ -27638,9 +28175,9 @@
       </w:tcPr>
     </w:tblStylePr>
   </w:style>
-  <w:style w:type="table" w:styleId="829">
+  <w:style w:type="table" w:styleId="830">
     <w:name w:val="Lined - Accent 1"/>
-    <w:basedOn w:val="907"/>
+    <w:basedOn w:val="908"/>
     <w:uiPriority w:val="99"/>
     <w:pPr>
       <w:pBdr/>
@@ -27875,9 +28412,9 @@
       </w:tcPr>
     </w:tblStylePr>
   </w:style>
-  <w:style w:type="table" w:styleId="830">
+  <w:style w:type="table" w:styleId="831">
     <w:name w:val="Lined - Accent 2"/>
-    <w:basedOn w:val="907"/>
+    <w:basedOn w:val="908"/>
     <w:uiPriority w:val="99"/>
     <w:pPr>
       <w:pBdr/>
@@ -28112,9 +28649,9 @@
       </w:tcPr>
     </w:tblStylePr>
   </w:style>
-  <w:style w:type="table" w:styleId="831">
+  <w:style w:type="table" w:styleId="832">
     <w:name w:val="Lined - Accent 3"/>
-    <w:basedOn w:val="907"/>
+    <w:basedOn w:val="908"/>
     <w:uiPriority w:val="99"/>
     <w:pPr>
       <w:pBdr/>
@@ -28349,9 +28886,9 @@
       </w:tcPr>
     </w:tblStylePr>
   </w:style>
-  <w:style w:type="table" w:styleId="832">
+  <w:style w:type="table" w:styleId="833">
     <w:name w:val="Lined - Accent 4"/>
-    <w:basedOn w:val="907"/>
+    <w:basedOn w:val="908"/>
     <w:uiPriority w:val="99"/>
     <w:pPr>
       <w:pBdr/>
@@ -28586,9 +29123,9 @@
       </w:tcPr>
     </w:tblStylePr>
   </w:style>
-  <w:style w:type="table" w:styleId="833">
+  <w:style w:type="table" w:styleId="834">
     <w:name w:val="Lined - Accent 5"/>
-    <w:basedOn w:val="907"/>
+    <w:basedOn w:val="908"/>
     <w:uiPriority w:val="99"/>
     <w:pPr>
       <w:pBdr/>
@@ -28823,9 +29360,9 @@
       </w:tcPr>
     </w:tblStylePr>
   </w:style>
-  <w:style w:type="table" w:styleId="834">
+  <w:style w:type="table" w:styleId="835">
     <w:name w:val="Lined - Accent 6"/>
-    <w:basedOn w:val="907"/>
+    <w:basedOn w:val="908"/>
     <w:uiPriority w:val="99"/>
     <w:pPr>
       <w:pBdr/>
@@ -29060,9 +29597,9 @@
       </w:tcPr>
     </w:tblStylePr>
   </w:style>
-  <w:style w:type="table" w:styleId="835">
+  <w:style w:type="table" w:styleId="836">
     <w:name w:val="Bordered &amp; Lined - Accent"/>
-    <w:basedOn w:val="907"/>
+    <w:basedOn w:val="908"/>
     <w:uiPriority w:val="99"/>
     <w:pPr>
       <w:pBdr/>
@@ -29304,9 +29841,9 @@
       </w:tcPr>
     </w:tblStylePr>
   </w:style>
-  <w:style w:type="table" w:styleId="836">
+  <w:style w:type="table" w:styleId="837">
     <w:name w:val="Bordered &amp; Lined - Accent 1"/>
-    <w:basedOn w:val="907"/>
+    <w:basedOn w:val="908"/>
     <w:uiPriority w:val="99"/>
     <w:pPr>
       <w:pBdr/>
@@ -29548,9 +30085,9 @@
       </w:tcPr>
     </w:tblStylePr>
   </w:style>
-  <w:style w:type="table" w:styleId="837">
+  <w:style w:type="table" w:styleId="838">
     <w:name w:val="Bordered &amp; Lined - Accent 2"/>
-    <w:basedOn w:val="907"/>
+    <w:basedOn w:val="908"/>
     <w:uiPriority w:val="99"/>
     <w:pPr>
       <w:pBdr/>
@@ -29792,9 +30329,9 @@
       </w:tcPr>
     </w:tblStylePr>
   </w:style>
-  <w:style w:type="table" w:styleId="838">
+  <w:style w:type="table" w:styleId="839">
     <w:name w:val="Bordered &amp; Lined - Accent 3"/>
-    <w:basedOn w:val="907"/>
+    <w:basedOn w:val="908"/>
     <w:uiPriority w:val="99"/>
     <w:pPr>
       <w:pBdr/>
@@ -30036,9 +30573,9 @@
       </w:tcPr>
     </w:tblStylePr>
   </w:style>
-  <w:style w:type="table" w:styleId="839">
+  <w:style w:type="table" w:styleId="840">
     <w:name w:val="Bordered &amp; Lined - Accent 4"/>
-    <w:basedOn w:val="907"/>
+    <w:basedOn w:val="908"/>
     <w:uiPriority w:val="99"/>
     <w:pPr>
       <w:pBdr/>
@@ -30280,9 +30817,9 @@
       </w:tcPr>
     </w:tblStylePr>
   </w:style>
-  <w:style w:type="table" w:styleId="840">
+  <w:style w:type="table" w:styleId="841">
     <w:name w:val="Bordered &amp; Lined - Accent 5"/>
-    <w:basedOn w:val="907"/>
+    <w:basedOn w:val="908"/>
     <w:uiPriority w:val="99"/>
     <w:pPr>
       <w:pBdr/>
@@ -30524,9 +31061,9 @@
       </w:tcPr>
     </w:tblStylePr>
   </w:style>
-  <w:style w:type="table" w:styleId="841">
+  <w:style w:type="table" w:styleId="842">
     <w:name w:val="Bordered &amp; Lined - Accent 6"/>
-    <w:basedOn w:val="907"/>
+    <w:basedOn w:val="908"/>
     <w:uiPriority w:val="99"/>
     <w:pPr>
       <w:pBdr/>
@@ -30768,9 +31305,9 @@
       </w:tcPr>
     </w:tblStylePr>
   </w:style>
-  <w:style w:type="table" w:styleId="842">
+  <w:style w:type="table" w:styleId="843">
     <w:name w:val="Bordered"/>
-    <w:basedOn w:val="907"/>
+    <w:basedOn w:val="908"/>
     <w:uiPriority w:val="99"/>
     <w:pPr>
       <w:pBdr/>
@@ -30999,9 +31536,9 @@
       </w:tcPr>
     </w:tblStylePr>
   </w:style>
-  <w:style w:type="table" w:styleId="843">
+  <w:style w:type="table" w:styleId="844">
     <w:name w:val="Bordered - Accent 1"/>
-    <w:basedOn w:val="907"/>
+    <w:basedOn w:val="908"/>
     <w:uiPriority w:val="99"/>
     <w:pPr>
       <w:pBdr/>
@@ -31230,9 +31767,9 @@
       </w:tcPr>
     </w:tblStylePr>
   </w:style>
-  <w:style w:type="table" w:styleId="844">
+  <w:style w:type="table" w:styleId="845">
     <w:name w:val="Bordered - Accent 2"/>
-    <w:basedOn w:val="907"/>
+    <w:basedOn w:val="908"/>
     <w:uiPriority w:val="99"/>
     <w:pPr>
       <w:pBdr/>
@@ -31461,9 +31998,9 @@
       </w:tcPr>
     </w:tblStylePr>
   </w:style>
-  <w:style w:type="table" w:styleId="845">
+  <w:style w:type="table" w:styleId="846">
     <w:name w:val="Bordered - Accent 3"/>
-    <w:basedOn w:val="907"/>
+    <w:basedOn w:val="908"/>
     <w:uiPriority w:val="99"/>
     <w:pPr>
       <w:pBdr/>
@@ -31692,9 +32229,9 @@
       </w:tcPr>
     </w:tblStylePr>
   </w:style>
-  <w:style w:type="table" w:styleId="846">
+  <w:style w:type="table" w:styleId="847">
     <w:name w:val="Bordered - Accent 4"/>
-    <w:basedOn w:val="907"/>
+    <w:basedOn w:val="908"/>
     <w:uiPriority w:val="99"/>
     <w:pPr>
       <w:pBdr/>
@@ -31923,9 +32460,9 @@
       </w:tcPr>
     </w:tblStylePr>
   </w:style>
-  <w:style w:type="table" w:styleId="847">
+  <w:style w:type="table" w:styleId="848">
     <w:name w:val="Bordered - Accent 5"/>
-    <w:basedOn w:val="907"/>
+    <w:basedOn w:val="908"/>
     <w:uiPriority w:val="99"/>
     <w:pPr>
       <w:pBdr/>
@@ -32154,9 +32691,9 @@
       </w:tcPr>
     </w:tblStylePr>
   </w:style>
-  <w:style w:type="table" w:styleId="848">
+  <w:style w:type="table" w:styleId="849">
     <w:name w:val="Bordered - Accent 6"/>
-    <w:basedOn w:val="907"/>
+    <w:basedOn w:val="908"/>
     <w:uiPriority w:val="99"/>
     <w:pPr>
       <w:pBdr/>
@@ -32385,11 +32922,11 @@
       </w:tcPr>
     </w:tblStylePr>
   </w:style>
-  <w:style w:type="paragraph" w:styleId="849">
+  <w:style w:type="paragraph" w:styleId="850">
     <w:name w:val="Heading 2"/>
-    <w:basedOn w:val="904"/>
-    <w:next w:val="904"/>
-    <w:link w:val="858"/>
+    <w:basedOn w:val="905"/>
+    <w:next w:val="905"/>
+    <w:link w:val="859"/>
     <w:uiPriority w:val="9"/>
     <w:unhideWhenUsed/>
     <w:qFormat/>
@@ -32408,11 +32945,11 @@
       <w:szCs w:val="32"/>
     </w:rPr>
   </w:style>
-  <w:style w:type="paragraph" w:styleId="850">
+  <w:style w:type="paragraph" w:styleId="851">
     <w:name w:val="Heading 3"/>
-    <w:basedOn w:val="904"/>
-    <w:next w:val="904"/>
-    <w:link w:val="859"/>
+    <w:basedOn w:val="905"/>
+    <w:next w:val="905"/>
+    <w:link w:val="860"/>
     <w:uiPriority w:val="9"/>
     <w:unhideWhenUsed/>
     <w:qFormat/>
@@ -32431,11 +32968,11 @@
       <w:szCs w:val="28"/>
     </w:rPr>
   </w:style>
-  <w:style w:type="paragraph" w:styleId="851">
+  <w:style w:type="paragraph" w:styleId="852">
     <w:name w:val="Heading 4"/>
-    <w:basedOn w:val="904"/>
-    <w:next w:val="904"/>
-    <w:link w:val="860"/>
+    <w:basedOn w:val="905"/>
+    <w:next w:val="905"/>
+    <w:link w:val="861"/>
     <w:uiPriority w:val="9"/>
     <w:unhideWhenUsed/>
     <w:qFormat/>
@@ -32454,11 +32991,11 @@
       <w:color w:val="0f4761" w:themeColor="accent1" w:themeShade="BF"/>
     </w:rPr>
   </w:style>
-  <w:style w:type="paragraph" w:styleId="852">
+  <w:style w:type="paragraph" w:styleId="853">
     <w:name w:val="Heading 5"/>
-    <w:basedOn w:val="904"/>
-    <w:next w:val="904"/>
-    <w:link w:val="861"/>
+    <w:basedOn w:val="905"/>
+    <w:next w:val="905"/>
+    <w:link w:val="862"/>
     <w:uiPriority w:val="9"/>
     <w:unhideWhenUsed/>
     <w:qFormat/>
@@ -32475,11 +33012,11 @@
       <w:color w:val="0f4761" w:themeColor="accent1" w:themeShade="BF"/>
     </w:rPr>
   </w:style>
-  <w:style w:type="paragraph" w:styleId="853">
+  <w:style w:type="paragraph" w:styleId="854">
     <w:name w:val="Heading 6"/>
-    <w:basedOn w:val="904"/>
-    <w:next w:val="904"/>
-    <w:link w:val="862"/>
+    <w:basedOn w:val="905"/>
+    <w:next w:val="905"/>
+    <w:link w:val="863"/>
     <w:uiPriority w:val="9"/>
     <w:unhideWhenUsed/>
     <w:qFormat/>
@@ -32498,11 +33035,11 @@
       <w:color w:val="595959" w:themeColor="text1" w:themeTint="A6"/>
     </w:rPr>
   </w:style>
-  <w:style w:type="paragraph" w:styleId="854">
+  <w:style w:type="paragraph" w:styleId="855">
     <w:name w:val="Heading 7"/>
-    <w:basedOn w:val="904"/>
-    <w:next w:val="904"/>
-    <w:link w:val="863"/>
+    <w:basedOn w:val="905"/>
+    <w:next w:val="905"/>
+    <w:link w:val="864"/>
     <w:uiPriority w:val="9"/>
     <w:unhideWhenUsed/>
     <w:qFormat/>
@@ -32519,11 +33056,11 @@
       <w:color w:val="595959" w:themeColor="text1" w:themeTint="A6"/>
     </w:rPr>
   </w:style>
-  <w:style w:type="paragraph" w:styleId="855">
+  <w:style w:type="paragraph" w:styleId="856">
     <w:name w:val="Heading 8"/>
-    <w:basedOn w:val="904"/>
-    <w:next w:val="904"/>
-    <w:link w:val="864"/>
+    <w:basedOn w:val="905"/>
+    <w:next w:val="905"/>
+    <w:link w:val="865"/>
     <w:uiPriority w:val="9"/>
     <w:unhideWhenUsed/>
     <w:qFormat/>
@@ -32542,11 +33079,11 @@
       <w:color w:val="272727" w:themeColor="text1" w:themeTint="D8"/>
     </w:rPr>
   </w:style>
-  <w:style w:type="paragraph" w:styleId="856">
+  <w:style w:type="paragraph" w:styleId="857">
     <w:name w:val="Heading 9"/>
-    <w:basedOn w:val="904"/>
-    <w:next w:val="904"/>
-    <w:link w:val="865"/>
+    <w:basedOn w:val="905"/>
+    <w:next w:val="905"/>
+    <w:link w:val="866"/>
     <w:uiPriority w:val="9"/>
     <w:unhideWhenUsed/>
     <w:qFormat/>
@@ -32565,10 +33102,10 @@
       <w:color w:val="272727" w:themeColor="text1" w:themeTint="D8"/>
     </w:rPr>
   </w:style>
-  <w:style w:type="character" w:styleId="857">
+  <w:style w:type="character" w:styleId="858">
     <w:name w:val="Heading 1 Char"/>
-    <w:basedOn w:val="906"/>
-    <w:link w:val="905"/>
+    <w:basedOn w:val="907"/>
+    <w:link w:val="906"/>
     <w:uiPriority w:val="9"/>
     <w:pPr>
       <w:pBdr/>
@@ -32582,10 +33119,10 @@
       <w:szCs w:val="40"/>
     </w:rPr>
   </w:style>
-  <w:style w:type="character" w:styleId="858">
+  <w:style w:type="character" w:styleId="859">
     <w:name w:val="Heading 2 Char"/>
-    <w:basedOn w:val="906"/>
-    <w:link w:val="849"/>
+    <w:basedOn w:val="907"/>
+    <w:link w:val="850"/>
     <w:uiPriority w:val="9"/>
     <w:pPr>
       <w:pBdr/>
@@ -32599,10 +33136,10 @@
       <w:szCs w:val="32"/>
     </w:rPr>
   </w:style>
-  <w:style w:type="character" w:styleId="859">
+  <w:style w:type="character" w:styleId="860">
     <w:name w:val="Heading 3 Char"/>
-    <w:basedOn w:val="906"/>
-    <w:link w:val="850"/>
+    <w:basedOn w:val="907"/>
+    <w:link w:val="851"/>
     <w:uiPriority w:val="9"/>
     <w:pPr>
       <w:pBdr/>
@@ -32616,10 +33153,10 @@
       <w:szCs w:val="28"/>
     </w:rPr>
   </w:style>
-  <w:style w:type="character" w:styleId="860">
+  <w:style w:type="character" w:styleId="861">
     <w:name w:val="Heading 4 Char"/>
-    <w:basedOn w:val="906"/>
-    <w:link w:val="851"/>
+    <w:basedOn w:val="907"/>
+    <w:link w:val="852"/>
     <w:uiPriority w:val="9"/>
     <w:pPr>
       <w:pBdr/>
@@ -32633,10 +33170,10 @@
       <w:color w:val="0f4761" w:themeColor="accent1" w:themeShade="BF"/>
     </w:rPr>
   </w:style>
-  <w:style w:type="character" w:styleId="861">
+  <w:style w:type="character" w:styleId="862">
     <w:name w:val="Heading 5 Char"/>
-    <w:basedOn w:val="906"/>
-    <w:link w:val="852"/>
+    <w:basedOn w:val="907"/>
+    <w:link w:val="853"/>
     <w:uiPriority w:val="9"/>
     <w:pPr>
       <w:pBdr/>
@@ -32648,10 +33185,10 @@
       <w:color w:val="0f4761" w:themeColor="accent1" w:themeShade="BF"/>
     </w:rPr>
   </w:style>
-  <w:style w:type="character" w:styleId="862">
+  <w:style w:type="character" w:styleId="863">
     <w:name w:val="Heading 6 Char"/>
-    <w:basedOn w:val="906"/>
-    <w:link w:val="853"/>
+    <w:basedOn w:val="907"/>
+    <w:link w:val="854"/>
     <w:uiPriority w:val="9"/>
     <w:pPr>
       <w:pBdr/>
@@ -32665,10 +33202,10 @@
       <w:color w:val="595959" w:themeColor="text1" w:themeTint="A6"/>
     </w:rPr>
   </w:style>
-  <w:style w:type="character" w:styleId="863">
+  <w:style w:type="character" w:styleId="864">
     <w:name w:val="Heading 7 Char"/>
-    <w:basedOn w:val="906"/>
-    <w:link w:val="854"/>
+    <w:basedOn w:val="907"/>
+    <w:link w:val="855"/>
     <w:uiPriority w:val="9"/>
     <w:pPr>
       <w:pBdr/>
@@ -32680,26 +33217,9 @@
       <w:color w:val="595959" w:themeColor="text1" w:themeTint="A6"/>
     </w:rPr>
   </w:style>
-  <w:style w:type="character" w:styleId="864">
+  <w:style w:type="character" w:styleId="865">
     <w:name w:val="Heading 8 Char"/>
-    <w:basedOn w:val="906"/>
-    <w:link w:val="855"/>
-    <w:uiPriority w:val="9"/>
-    <w:pPr>
-      <w:pBdr/>
-      <w:spacing/>
-      <w:ind/>
-    </w:pPr>
-    <w:rPr>
-      <w:rFonts w:ascii="Arial" w:hAnsi="Arial" w:eastAsia="Arial" w:cs="Arial"/>
-      <w:i/>
-      <w:iCs/>
-      <w:color w:val="272727" w:themeColor="text1" w:themeTint="D8"/>
-    </w:rPr>
-  </w:style>
-  <w:style w:type="character" w:styleId="865">
-    <w:name w:val="Heading 9 Char"/>
-    <w:basedOn w:val="906"/>
+    <w:basedOn w:val="907"/>
     <w:link w:val="856"/>
     <w:uiPriority w:val="9"/>
     <w:pPr>
@@ -32715,9 +33235,26 @@
     </w:rPr>
   </w:style>
   <w:style w:type="character" w:styleId="866">
+    <w:name w:val="Heading 9 Char"/>
+    <w:basedOn w:val="907"/>
+    <w:link w:val="857"/>
+    <w:uiPriority w:val="9"/>
+    <w:pPr>
+      <w:pBdr/>
+      <w:spacing/>
+      <w:ind/>
+    </w:pPr>
+    <w:rPr>
+      <w:rFonts w:ascii="Arial" w:hAnsi="Arial" w:eastAsia="Arial" w:cs="Arial"/>
+      <w:i/>
+      <w:iCs/>
+      <w:color w:val="272727" w:themeColor="text1" w:themeTint="D8"/>
+    </w:rPr>
+  </w:style>
+  <w:style w:type="character" w:styleId="867">
     <w:name w:val="Title Char"/>
-    <w:basedOn w:val="906"/>
-    <w:link w:val="915"/>
+    <w:basedOn w:val="907"/>
+    <w:link w:val="916"/>
     <w:uiPriority w:val="10"/>
     <w:pPr>
       <w:pBdr/>
@@ -32731,11 +33268,11 @@
       <w:szCs w:val="56"/>
     </w:rPr>
   </w:style>
-  <w:style w:type="paragraph" w:styleId="867">
+  <w:style w:type="paragraph" w:styleId="868">
     <w:name w:val="Subtitle"/>
-    <w:basedOn w:val="904"/>
-    <w:next w:val="904"/>
-    <w:link w:val="868"/>
+    <w:basedOn w:val="905"/>
+    <w:next w:val="905"/>
+    <w:link w:val="869"/>
     <w:uiPriority w:val="11"/>
     <w:qFormat/>
     <w:pPr>
@@ -32753,10 +33290,10 @@
       <w:szCs w:val="28"/>
     </w:rPr>
   </w:style>
-  <w:style w:type="character" w:styleId="868">
+  <w:style w:type="character" w:styleId="869">
     <w:name w:val="Subtitle Char"/>
-    <w:basedOn w:val="906"/>
-    <w:link w:val="867"/>
+    <w:basedOn w:val="907"/>
+    <w:link w:val="868"/>
     <w:uiPriority w:val="11"/>
     <w:pPr>
       <w:pBdr/>
@@ -32770,11 +33307,11 @@
       <w:szCs w:val="28"/>
     </w:rPr>
   </w:style>
-  <w:style w:type="paragraph" w:styleId="869">
+  <w:style w:type="paragraph" w:styleId="870">
     <w:name w:val="Quote"/>
-    <w:basedOn w:val="904"/>
-    <w:next w:val="904"/>
-    <w:link w:val="870"/>
+    <w:basedOn w:val="905"/>
+    <w:next w:val="905"/>
+    <w:link w:val="871"/>
     <w:uiPriority w:val="29"/>
     <w:qFormat/>
     <w:pPr>
@@ -32789,10 +33326,10 @@
       <w:color w:val="404040" w:themeColor="text1" w:themeTint="BF"/>
     </w:rPr>
   </w:style>
-  <w:style w:type="character" w:styleId="870">
+  <w:style w:type="character" w:styleId="871">
     <w:name w:val="Quote Char"/>
-    <w:basedOn w:val="906"/>
-    <w:link w:val="869"/>
+    <w:basedOn w:val="907"/>
+    <w:link w:val="870"/>
     <w:uiPriority w:val="29"/>
     <w:pPr>
       <w:pBdr/>
@@ -32805,9 +33342,9 @@
       <w:color w:val="404040" w:themeColor="text1" w:themeTint="BF"/>
     </w:rPr>
   </w:style>
-  <w:style w:type="paragraph" w:styleId="871">
+  <w:style w:type="paragraph" w:styleId="872">
     <w:name w:val="List Paragraph"/>
-    <w:basedOn w:val="904"/>
+    <w:basedOn w:val="905"/>
     <w:uiPriority w:val="34"/>
     <w:qFormat/>
     <w:pPr>
@@ -32817,9 +33354,9 @@
       <w:contextualSpacing w:val="true"/>
     </w:pPr>
   </w:style>
-  <w:style w:type="character" w:styleId="872">
+  <w:style w:type="character" w:styleId="873">
     <w:name w:val="Intense Emphasis"/>
-    <w:basedOn w:val="906"/>
+    <w:basedOn w:val="907"/>
     <w:uiPriority w:val="21"/>
     <w:qFormat/>
     <w:pPr>
@@ -32833,11 +33370,11 @@
       <w:color w:val="0f4761" w:themeColor="accent1" w:themeShade="BF"/>
     </w:rPr>
   </w:style>
-  <w:style w:type="paragraph" w:styleId="873">
+  <w:style w:type="paragraph" w:styleId="874">
     <w:name w:val="Intense Quote"/>
-    <w:basedOn w:val="904"/>
-    <w:next w:val="904"/>
-    <w:link w:val="874"/>
+    <w:basedOn w:val="905"/>
+    <w:next w:val="905"/>
+    <w:link w:val="875"/>
     <w:uiPriority w:val="30"/>
     <w:qFormat/>
     <w:pPr>
@@ -32855,10 +33392,10 @@
       <w:color w:val="0f4761" w:themeColor="accent1" w:themeShade="BF"/>
     </w:rPr>
   </w:style>
-  <w:style w:type="character" w:styleId="874">
+  <w:style w:type="character" w:styleId="875">
     <w:name w:val="Intense Quote Char"/>
-    <w:basedOn w:val="906"/>
-    <w:link w:val="873"/>
+    <w:basedOn w:val="907"/>
+    <w:link w:val="874"/>
     <w:uiPriority w:val="30"/>
     <w:pPr>
       <w:pBdr/>
@@ -32871,9 +33408,9 @@
       <w:color w:val="0f4761" w:themeColor="accent1" w:themeShade="BF"/>
     </w:rPr>
   </w:style>
-  <w:style w:type="character" w:styleId="875">
+  <w:style w:type="character" w:styleId="876">
     <w:name w:val="Intense Reference"/>
-    <w:basedOn w:val="906"/>
+    <w:basedOn w:val="907"/>
     <w:uiPriority w:val="32"/>
     <w:qFormat/>
     <w:pPr>
@@ -32889,9 +33426,9 @@
       <w:spacing w:val="5"/>
     </w:rPr>
   </w:style>
-  <w:style w:type="paragraph" w:styleId="876">
+  <w:style w:type="paragraph" w:styleId="877">
     <w:name w:val="No Spacing"/>
-    <w:basedOn w:val="904"/>
+    <w:basedOn w:val="905"/>
     <w:uiPriority w:val="1"/>
     <w:qFormat/>
     <w:pPr>
@@ -32900,9 +33437,9 @@
       <w:ind/>
     </w:pPr>
   </w:style>
-  <w:style w:type="character" w:styleId="877">
+  <w:style w:type="character" w:styleId="878">
     <w:name w:val="Subtle Emphasis"/>
-    <w:basedOn w:val="906"/>
+    <w:basedOn w:val="907"/>
     <w:uiPriority w:val="19"/>
     <w:qFormat/>
     <w:pPr>
@@ -32916,9 +33453,9 @@
       <w:color w:val="404040" w:themeColor="text1" w:themeTint="BF"/>
     </w:rPr>
   </w:style>
-  <w:style w:type="character" w:styleId="878">
+  <w:style w:type="character" w:styleId="879">
     <w:name w:val="Emphasis"/>
-    <w:basedOn w:val="906"/>
+    <w:basedOn w:val="907"/>
     <w:uiPriority w:val="20"/>
     <w:qFormat/>
     <w:pPr>
@@ -32931,9 +33468,9 @@
       <w:iCs/>
     </w:rPr>
   </w:style>
-  <w:style w:type="character" w:styleId="879">
+  <w:style w:type="character" w:styleId="880">
     <w:name w:val="Strong"/>
-    <w:basedOn w:val="906"/>
+    <w:basedOn w:val="907"/>
     <w:uiPriority w:val="22"/>
     <w:qFormat/>
     <w:pPr>
@@ -32946,9 +33483,9 @@
       <w:bCs/>
     </w:rPr>
   </w:style>
-  <w:style w:type="character" w:styleId="880">
+  <w:style w:type="character" w:styleId="881">
     <w:name w:val="Subtle Reference"/>
-    <w:basedOn w:val="906"/>
+    <w:basedOn w:val="907"/>
     <w:uiPriority w:val="31"/>
     <w:qFormat/>
     <w:pPr>
@@ -32961,9 +33498,9 @@
       <w:color w:val="5a5a5a" w:themeColor="text1" w:themeTint="A5"/>
     </w:rPr>
   </w:style>
-  <w:style w:type="character" w:styleId="881">
+  <w:style w:type="character" w:styleId="882">
     <w:name w:val="Book Title"/>
-    <w:basedOn w:val="906"/>
+    <w:basedOn w:val="907"/>
     <w:uiPriority w:val="33"/>
     <w:qFormat/>
     <w:pPr>
@@ -32979,20 +33516,9 @@
       <w:spacing w:val="5"/>
     </w:rPr>
   </w:style>
-  <w:style w:type="character" w:styleId="882">
+  <w:style w:type="character" w:styleId="883">
     <w:name w:val="Header Char"/>
-    <w:basedOn w:val="906"/>
-    <w:link w:val="921"/>
-    <w:uiPriority w:val="99"/>
-    <w:pPr>
-      <w:pBdr/>
-      <w:spacing/>
-      <w:ind/>
-    </w:pPr>
-  </w:style>
-  <w:style w:type="character" w:styleId="883">
-    <w:name w:val="Footer Char"/>
-    <w:basedOn w:val="906"/>
+    <w:basedOn w:val="907"/>
     <w:link w:val="922"/>
     <w:uiPriority w:val="99"/>
     <w:pPr>
@@ -33001,10 +33527,21 @@
       <w:ind/>
     </w:pPr>
   </w:style>
-  <w:style w:type="paragraph" w:styleId="884">
+  <w:style w:type="character" w:styleId="884">
+    <w:name w:val="Footer Char"/>
+    <w:basedOn w:val="907"/>
+    <w:link w:val="923"/>
+    <w:uiPriority w:val="99"/>
+    <w:pPr>
+      <w:pBdr/>
+      <w:spacing/>
+      <w:ind/>
+    </w:pPr>
+  </w:style>
+  <w:style w:type="paragraph" w:styleId="885">
     <w:name w:val="footnote text"/>
-    <w:basedOn w:val="904"/>
-    <w:link w:val="885"/>
+    <w:basedOn w:val="905"/>
+    <w:link w:val="886"/>
     <w:uiPriority w:val="99"/>
     <w:semiHidden/>
     <w:unhideWhenUsed/>
@@ -33018,10 +33555,10 @@
       <w:szCs w:val="20"/>
     </w:rPr>
   </w:style>
-  <w:style w:type="character" w:styleId="885">
+  <w:style w:type="character" w:styleId="886">
     <w:name w:val="Footnote Text Char"/>
-    <w:basedOn w:val="906"/>
-    <w:link w:val="884"/>
+    <w:basedOn w:val="907"/>
+    <w:link w:val="885"/>
     <w:uiPriority w:val="99"/>
     <w:semiHidden/>
     <w:pPr>
@@ -33034,9 +33571,9 @@
       <w:szCs w:val="20"/>
     </w:rPr>
   </w:style>
-  <w:style w:type="character" w:styleId="886">
+  <w:style w:type="character" w:styleId="887">
     <w:name w:val="footnote reference"/>
-    <w:basedOn w:val="906"/>
+    <w:basedOn w:val="907"/>
     <w:uiPriority w:val="99"/>
     <w:semiHidden/>
     <w:unhideWhenUsed/>
@@ -33049,10 +33586,10 @@
       <w:vertAlign w:val="superscript"/>
     </w:rPr>
   </w:style>
-  <w:style w:type="paragraph" w:styleId="887">
+  <w:style w:type="paragraph" w:styleId="888">
     <w:name w:val="endnote text"/>
-    <w:basedOn w:val="904"/>
-    <w:link w:val="888"/>
+    <w:basedOn w:val="905"/>
+    <w:link w:val="889"/>
     <w:uiPriority w:val="99"/>
     <w:semiHidden/>
     <w:unhideWhenUsed/>
@@ -33066,10 +33603,10 @@
       <w:szCs w:val="20"/>
     </w:rPr>
   </w:style>
-  <w:style w:type="character" w:styleId="888">
+  <w:style w:type="character" w:styleId="889">
     <w:name w:val="Endnote Text Char"/>
-    <w:basedOn w:val="906"/>
-    <w:link w:val="887"/>
+    <w:basedOn w:val="907"/>
+    <w:link w:val="888"/>
     <w:uiPriority w:val="99"/>
     <w:semiHidden/>
     <w:pPr>
@@ -33082,9 +33619,9 @@
       <w:szCs w:val="20"/>
     </w:rPr>
   </w:style>
-  <w:style w:type="character" w:styleId="889">
+  <w:style w:type="character" w:styleId="890">
     <w:name w:val="endnote reference"/>
-    <w:basedOn w:val="906"/>
+    <w:basedOn w:val="907"/>
     <w:uiPriority w:val="99"/>
     <w:semiHidden/>
     <w:unhideWhenUsed/>
@@ -33097,9 +33634,9 @@
       <w:vertAlign w:val="superscript"/>
     </w:rPr>
   </w:style>
-  <w:style w:type="character" w:styleId="890">
+  <w:style w:type="character" w:styleId="891">
     <w:name w:val="Hyperlink"/>
-    <w:basedOn w:val="906"/>
+    <w:basedOn w:val="907"/>
     <w:uiPriority w:val="99"/>
     <w:unhideWhenUsed/>
     <w:pPr>
@@ -33112,9 +33649,9 @@
       <w:u w:val="single"/>
     </w:rPr>
   </w:style>
-  <w:style w:type="character" w:styleId="891">
+  <w:style w:type="character" w:styleId="892">
     <w:name w:val="FollowedHyperlink"/>
-    <w:basedOn w:val="906"/>
+    <w:basedOn w:val="907"/>
     <w:uiPriority w:val="99"/>
     <w:semiHidden/>
     <w:unhideWhenUsed/>
@@ -33128,10 +33665,10 @@
       <w:u w:val="single"/>
     </w:rPr>
   </w:style>
-  <w:style w:type="paragraph" w:styleId="892">
+  <w:style w:type="paragraph" w:styleId="893">
     <w:name w:val="toc 1"/>
-    <w:basedOn w:val="904"/>
-    <w:next w:val="904"/>
+    <w:basedOn w:val="905"/>
+    <w:next w:val="905"/>
     <w:uiPriority w:val="39"/>
     <w:unhideWhenUsed/>
     <w:pPr>
@@ -33140,10 +33677,10 @@
       <w:ind/>
     </w:pPr>
   </w:style>
-  <w:style w:type="paragraph" w:styleId="893">
+  <w:style w:type="paragraph" w:styleId="894">
     <w:name w:val="toc 2"/>
-    <w:basedOn w:val="904"/>
-    <w:next w:val="904"/>
+    <w:basedOn w:val="905"/>
+    <w:next w:val="905"/>
     <w:uiPriority w:val="39"/>
     <w:unhideWhenUsed/>
     <w:pPr>
@@ -33152,10 +33689,10 @@
       <w:ind w:left="220"/>
     </w:pPr>
   </w:style>
-  <w:style w:type="paragraph" w:styleId="894">
+  <w:style w:type="paragraph" w:styleId="895">
     <w:name w:val="toc 3"/>
-    <w:basedOn w:val="904"/>
-    <w:next w:val="904"/>
+    <w:basedOn w:val="905"/>
+    <w:next w:val="905"/>
     <w:uiPriority w:val="39"/>
     <w:unhideWhenUsed/>
     <w:pPr>
@@ -33164,10 +33701,10 @@
       <w:ind w:left="440"/>
     </w:pPr>
   </w:style>
-  <w:style w:type="paragraph" w:styleId="895">
+  <w:style w:type="paragraph" w:styleId="896">
     <w:name w:val="toc 4"/>
-    <w:basedOn w:val="904"/>
-    <w:next w:val="904"/>
+    <w:basedOn w:val="905"/>
+    <w:next w:val="905"/>
     <w:uiPriority w:val="39"/>
     <w:unhideWhenUsed/>
     <w:pPr>
@@ -33176,10 +33713,10 @@
       <w:ind w:left="660"/>
     </w:pPr>
   </w:style>
-  <w:style w:type="paragraph" w:styleId="896">
+  <w:style w:type="paragraph" w:styleId="897">
     <w:name w:val="toc 5"/>
-    <w:basedOn w:val="904"/>
-    <w:next w:val="904"/>
+    <w:basedOn w:val="905"/>
+    <w:next w:val="905"/>
     <w:uiPriority w:val="39"/>
     <w:unhideWhenUsed/>
     <w:pPr>
@@ -33188,10 +33725,10 @@
       <w:ind w:left="880"/>
     </w:pPr>
   </w:style>
-  <w:style w:type="paragraph" w:styleId="897">
+  <w:style w:type="paragraph" w:styleId="898">
     <w:name w:val="toc 6"/>
-    <w:basedOn w:val="904"/>
-    <w:next w:val="904"/>
+    <w:basedOn w:val="905"/>
+    <w:next w:val="905"/>
     <w:uiPriority w:val="39"/>
     <w:unhideWhenUsed/>
     <w:pPr>
@@ -33200,10 +33737,10 @@
       <w:ind w:left="1100"/>
     </w:pPr>
   </w:style>
-  <w:style w:type="paragraph" w:styleId="898">
+  <w:style w:type="paragraph" w:styleId="899">
     <w:name w:val="toc 7"/>
-    <w:basedOn w:val="904"/>
-    <w:next w:val="904"/>
+    <w:basedOn w:val="905"/>
+    <w:next w:val="905"/>
     <w:uiPriority w:val="39"/>
     <w:unhideWhenUsed/>
     <w:pPr>
@@ -33212,10 +33749,10 @@
       <w:ind w:left="1320"/>
     </w:pPr>
   </w:style>
-  <w:style w:type="paragraph" w:styleId="899">
+  <w:style w:type="paragraph" w:styleId="900">
     <w:name w:val="toc 8"/>
-    <w:basedOn w:val="904"/>
-    <w:next w:val="904"/>
+    <w:basedOn w:val="905"/>
+    <w:next w:val="905"/>
     <w:uiPriority w:val="39"/>
     <w:unhideWhenUsed/>
     <w:pPr>
@@ -33224,10 +33761,10 @@
       <w:ind w:left="1540"/>
     </w:pPr>
   </w:style>
-  <w:style w:type="paragraph" w:styleId="900">
+  <w:style w:type="paragraph" w:styleId="901">
     <w:name w:val="toc 9"/>
-    <w:basedOn w:val="904"/>
-    <w:next w:val="904"/>
+    <w:basedOn w:val="905"/>
+    <w:next w:val="905"/>
     <w:uiPriority w:val="39"/>
     <w:unhideWhenUsed/>
     <w:pPr>
@@ -33236,9 +33773,9 @@
       <w:ind w:left="1760"/>
     </w:pPr>
   </w:style>
-  <w:style w:type="character" w:styleId="901">
+  <w:style w:type="character" w:styleId="902">
     <w:name w:val="Placeholder Text"/>
-    <w:basedOn w:val="906"/>
+    <w:basedOn w:val="907"/>
     <w:uiPriority w:val="99"/>
     <w:semiHidden/>
     <w:pPr>
@@ -33250,7 +33787,7 @@
       <w:color w:val="666666"/>
     </w:rPr>
   </w:style>
-  <w:style w:type="paragraph" w:styleId="902">
+  <w:style w:type="paragraph" w:styleId="903">
     <w:name w:val="TOC Heading"/>
     <w:uiPriority w:val="39"/>
     <w:unhideWhenUsed/>
@@ -33260,10 +33797,10 @@
       <w:ind/>
     </w:pPr>
   </w:style>
-  <w:style w:type="paragraph" w:styleId="903">
+  <w:style w:type="paragraph" w:styleId="904">
     <w:name w:val="table of figures"/>
-    <w:basedOn w:val="904"/>
-    <w:next w:val="904"/>
+    <w:basedOn w:val="905"/>
+    <w:next w:val="905"/>
     <w:uiPriority w:val="99"/>
     <w:unhideWhenUsed/>
     <w:pPr>
@@ -33272,7 +33809,7 @@
       <w:ind/>
     </w:pPr>
   </w:style>
-  <w:style w:type="paragraph" w:styleId="904" w:default="1">
+  <w:style w:type="paragraph" w:styleId="905" w:default="1">
     <w:name w:val="Normal"/>
     <w:qFormat/>
     <w:pPr>
@@ -33284,11 +33821,11 @@
       <w:sz w:val="22"/>
     </w:rPr>
   </w:style>
-  <w:style w:type="paragraph" w:styleId="905">
+  <w:style w:type="paragraph" w:styleId="906">
     <w:name w:val="Heading 1"/>
-    <w:basedOn w:val="904"/>
-    <w:next w:val="920"/>
-    <w:link w:val="909"/>
+    <w:basedOn w:val="905"/>
+    <w:next w:val="921"/>
+    <w:link w:val="910"/>
     <w:qFormat/>
     <w:pPr>
       <w:keepNext w:val="true"/>
@@ -33304,7 +33841,7 @@
       <w:bCs/>
     </w:rPr>
   </w:style>
-  <w:style w:type="character" w:styleId="906" w:default="1">
+  <w:style w:type="character" w:styleId="907" w:default="1">
     <w:name w:val="Default Paragraph Font"/>
     <w:uiPriority w:val="1"/>
     <w:semiHidden/>
@@ -33315,7 +33852,7 @@
       <w:ind/>
     </w:pPr>
   </w:style>
-  <w:style w:type="table" w:styleId="907" w:default="1">
+  <w:style w:type="table" w:styleId="908" w:default="1">
     <w:name w:val="Normal Table"/>
     <w:uiPriority w:val="99"/>
     <w:semiHidden/>
@@ -33508,7 +34045,7 @@
       </w:tcPr>
     </w:tblStylePr>
   </w:style>
-  <w:style w:type="numbering" w:styleId="908" w:default="1">
+  <w:style w:type="numbering" w:styleId="909" w:default="1">
     <w:name w:val="No List"/>
     <w:uiPriority w:val="99"/>
     <w:semiHidden/>
@@ -33519,10 +34056,10 @@
       <w:ind/>
     </w:pPr>
   </w:style>
-  <w:style w:type="character" w:styleId="909" w:customStyle="1">
+  <w:style w:type="character" w:styleId="910" w:customStyle="1">
     <w:name w:val="Título 1 Char"/>
-    <w:basedOn w:val="906"/>
-    <w:link w:val="905"/>
+    <w:basedOn w:val="907"/>
+    <w:link w:val="906"/>
     <w:qFormat/>
     <w:pPr>
       <w:pBdr/>
@@ -33538,21 +34075,9 @@
       <w:lang w:eastAsia="pt-BR"/>
     </w:rPr>
   </w:style>
-  <w:style w:type="character" w:styleId="910" w:customStyle="1">
+  <w:style w:type="character" w:styleId="911" w:customStyle="1">
     <w:name w:val="Cabeçalho Char"/>
-    <w:basedOn w:val="906"/>
-    <w:link w:val="921"/>
-    <w:uiPriority w:val="99"/>
-    <w:qFormat/>
-    <w:pPr>
-      <w:pBdr/>
-      <w:spacing/>
-      <w:ind/>
-    </w:pPr>
-  </w:style>
-  <w:style w:type="character" w:styleId="911" w:customStyle="1">
-    <w:name w:val="Rodapé Char"/>
-    <w:basedOn w:val="906"/>
+    <w:basedOn w:val="907"/>
     <w:link w:val="922"/>
     <w:uiPriority w:val="99"/>
     <w:qFormat/>
@@ -33563,6 +34088,18 @@
     </w:pPr>
   </w:style>
   <w:style w:type="character" w:styleId="912" w:customStyle="1">
+    <w:name w:val="Rodapé Char"/>
+    <w:basedOn w:val="907"/>
+    <w:link w:val="923"/>
+    <w:uiPriority w:val="99"/>
+    <w:qFormat/>
+    <w:pPr>
+      <w:pBdr/>
+      <w:spacing/>
+      <w:ind/>
+    </w:pPr>
+  </w:style>
+  <w:style w:type="character" w:styleId="913" w:customStyle="1">
     <w:name w:val="ListLabel 1"/>
     <w:qFormat/>
     <w:pPr>
@@ -33574,7 +34111,7 @@
       <w:rFonts w:cs="Courier New"/>
     </w:rPr>
   </w:style>
-  <w:style w:type="character" w:styleId="913" w:customStyle="1">
+  <w:style w:type="character" w:styleId="914" w:customStyle="1">
     <w:name w:val="ListLabel 2"/>
     <w:qFormat/>
     <w:pPr>
@@ -33586,7 +34123,7 @@
       <w:rFonts w:cs="Courier New"/>
     </w:rPr>
   </w:style>
-  <w:style w:type="character" w:styleId="914" w:customStyle="1">
+  <w:style w:type="character" w:styleId="915" w:customStyle="1">
     <w:name w:val="ListLabel 3"/>
     <w:qFormat/>
     <w:pPr>
@@ -33598,10 +34135,10 @@
       <w:rFonts w:cs="Courier New"/>
     </w:rPr>
   </w:style>
-  <w:style w:type="paragraph" w:styleId="915">
+  <w:style w:type="paragraph" w:styleId="916">
     <w:name w:val="Title"/>
-    <w:basedOn w:val="904"/>
-    <w:next w:val="916"/>
+    <w:basedOn w:val="905"/>
+    <w:next w:val="917"/>
     <w:qFormat/>
     <w:pPr>
       <w:keepNext w:val="true"/>
@@ -33615,18 +34152,18 @@
       <w:szCs w:val="28"/>
     </w:rPr>
   </w:style>
-  <w:style w:type="paragraph" w:styleId="916">
+  <w:style w:type="paragraph" w:styleId="917">
     <w:name w:val="Body Text"/>
-    <w:basedOn w:val="904"/>
+    <w:basedOn w:val="905"/>
     <w:pPr>
       <w:pBdr/>
       <w:spacing w:after="140" w:line="276" w:lineRule="auto"/>
       <w:ind/>
     </w:pPr>
   </w:style>
-  <w:style w:type="paragraph" w:styleId="917">
+  <w:style w:type="paragraph" w:styleId="918">
     <w:name w:val="List"/>
-    <w:basedOn w:val="916"/>
+    <w:basedOn w:val="917"/>
     <w:pPr>
       <w:pBdr/>
       <w:spacing/>
@@ -33636,9 +34173,9 @@
       <w:rFonts w:cs="Arial"/>
     </w:rPr>
   </w:style>
-  <w:style w:type="paragraph" w:styleId="918">
+  <w:style w:type="paragraph" w:styleId="919">
     <w:name w:val="Caption"/>
-    <w:basedOn w:val="904"/>
+    <w:basedOn w:val="905"/>
     <w:qFormat/>
     <w:pPr>
       <w:suppressLineNumbers w:val="true"/>
@@ -33654,9 +34191,9 @@
       <w:szCs w:val="24"/>
     </w:rPr>
   </w:style>
-  <w:style w:type="paragraph" w:styleId="919" w:customStyle="1">
+  <w:style w:type="paragraph" w:styleId="920" w:customStyle="1">
     <w:name w:val="Índice"/>
-    <w:basedOn w:val="904"/>
+    <w:basedOn w:val="905"/>
     <w:qFormat/>
     <w:pPr>
       <w:suppressLineNumbers w:val="true"/>
@@ -33668,7 +34205,7 @@
       <w:rFonts w:cs="Arial"/>
     </w:rPr>
   </w:style>
-  <w:style w:type="paragraph" w:styleId="920" w:customStyle="1">
+  <w:style w:type="paragraph" w:styleId="921" w:customStyle="1">
     <w:name w:val="Standard"/>
     <w:qFormat/>
     <w:pPr>
@@ -33684,25 +34221,9 @@
       <w:lang w:eastAsia="pt-BR"/>
     </w:rPr>
   </w:style>
-  <w:style w:type="paragraph" w:styleId="921">
+  <w:style w:type="paragraph" w:styleId="922">
     <w:name w:val="Header"/>
-    <w:basedOn w:val="904"/>
-    <w:link w:val="910"/>
-    <w:uiPriority w:val="99"/>
-    <w:unhideWhenUsed/>
-    <w:pPr>
-      <w:pBdr/>
-      <w:tabs>
-        <w:tab w:val="center" w:leader="none" w:pos="4252"/>
-        <w:tab w:val="right" w:leader="none" w:pos="8504"/>
-      </w:tabs>
-      <w:spacing w:after="0" w:line="240" w:lineRule="auto"/>
-      <w:ind/>
-    </w:pPr>
-  </w:style>
-  <w:style w:type="paragraph" w:styleId="922">
-    <w:name w:val="Footer"/>
-    <w:basedOn w:val="904"/>
+    <w:basedOn w:val="905"/>
     <w:link w:val="911"/>
     <w:uiPriority w:val="99"/>
     <w:unhideWhenUsed/>
@@ -33716,7 +34237,23 @@
       <w:ind/>
     </w:pPr>
   </w:style>
-  <w:style w:type="paragraph" w:styleId="923" w:customStyle="1">
+  <w:style w:type="paragraph" w:styleId="923">
+    <w:name w:val="Footer"/>
+    <w:basedOn w:val="905"/>
+    <w:link w:val="912"/>
+    <w:uiPriority w:val="99"/>
+    <w:unhideWhenUsed/>
+    <w:pPr>
+      <w:pBdr/>
+      <w:tabs>
+        <w:tab w:val="center" w:leader="none" w:pos="4252"/>
+        <w:tab w:val="right" w:leader="none" w:pos="8504"/>
+      </w:tabs>
+      <w:spacing w:after="0" w:line="240" w:lineRule="auto"/>
+      <w:ind/>
+    </w:pPr>
+  </w:style>
+  <w:style w:type="paragraph" w:styleId="924" w:customStyle="1">
     <w:name w:val="WW-Padrão"/>
     <w:pPr>
       <w:pBdr/>
@@ -33729,9 +34266,9 @@
       <w:szCs w:val="20"/>
     </w:rPr>
   </w:style>
-  <w:style w:type="character" w:styleId="924">
+  <w:style w:type="character" w:styleId="925">
     <w:name w:val="annotation reference"/>
-    <w:basedOn w:val="906"/>
+    <w:basedOn w:val="907"/>
     <w:uiPriority w:val="99"/>
     <w:semiHidden/>
     <w:unhideWhenUsed/>
@@ -33745,10 +34282,10 @@
       <w:szCs w:val="16"/>
     </w:rPr>
   </w:style>
-  <w:style w:type="paragraph" w:styleId="925">
+  <w:style w:type="paragraph" w:styleId="926">
     <w:name w:val="annotation text"/>
-    <w:basedOn w:val="904"/>
-    <w:link w:val="926"/>
+    <w:basedOn w:val="905"/>
+    <w:link w:val="927"/>
     <w:uiPriority w:val="99"/>
     <w:semiHidden/>
     <w:unhideWhenUsed/>
@@ -33762,10 +34299,10 @@
       <w:szCs w:val="20"/>
     </w:rPr>
   </w:style>
-  <w:style w:type="character" w:styleId="926" w:customStyle="1">
+  <w:style w:type="character" w:styleId="927" w:customStyle="1">
     <w:name w:val="Texto de comentário Char"/>
-    <w:basedOn w:val="906"/>
-    <w:link w:val="925"/>
+    <w:basedOn w:val="907"/>
+    <w:link w:val="926"/>
     <w:uiPriority w:val="99"/>
     <w:semiHidden/>
     <w:pPr>
@@ -33777,11 +34314,11 @@
       <w:szCs w:val="20"/>
     </w:rPr>
   </w:style>
-  <w:style w:type="paragraph" w:styleId="927">
+  <w:style w:type="paragraph" w:styleId="928">
     <w:name w:val="annotation subject"/>
-    <w:basedOn w:val="925"/>
-    <w:next w:val="925"/>
-    <w:link w:val="928"/>
+    <w:basedOn w:val="926"/>
+    <w:next w:val="926"/>
+    <w:link w:val="929"/>
     <w:uiPriority w:val="99"/>
     <w:semiHidden/>
     <w:unhideWhenUsed/>
@@ -33795,10 +34332,10 @@
       <w:bCs/>
     </w:rPr>
   </w:style>
-  <w:style w:type="character" w:styleId="928" w:customStyle="1">
+  <w:style w:type="character" w:styleId="929" w:customStyle="1">
     <w:name w:val="Assunto do comentário Char"/>
-    <w:basedOn w:val="926"/>
-    <w:link w:val="927"/>
+    <w:basedOn w:val="927"/>
+    <w:link w:val="928"/>
     <w:uiPriority w:val="99"/>
     <w:semiHidden/>
     <w:pPr>
@@ -33812,10 +34349,10 @@
       <w:szCs w:val="20"/>
     </w:rPr>
   </w:style>
-  <w:style w:type="paragraph" w:styleId="929">
+  <w:style w:type="paragraph" w:styleId="930">
     <w:name w:val="Balloon Text"/>
-    <w:basedOn w:val="904"/>
-    <w:link w:val="930"/>
+    <w:basedOn w:val="905"/>
+    <w:link w:val="931"/>
     <w:uiPriority w:val="99"/>
     <w:semiHidden/>
     <w:unhideWhenUsed/>
@@ -33830,10 +34367,10 @@
       <w:szCs w:val="16"/>
     </w:rPr>
   </w:style>
-  <w:style w:type="character" w:styleId="930" w:customStyle="1">
+  <w:style w:type="character" w:styleId="931" w:customStyle="1">
     <w:name w:val="Texto de balão Char"/>
-    <w:basedOn w:val="906"/>
-    <w:link w:val="929"/>
+    <w:basedOn w:val="907"/>
+    <w:link w:val="930"/>
     <w:uiPriority w:val="99"/>
     <w:semiHidden/>
     <w:pPr>

--- a/GsdAutomatico/pdf/MODELO_NPD.docx
+++ b/GsdAutomatico/pdf/MODELO_NPD.docx
@@ -6,7 +6,7 @@
       <w:pPr>
         <w:pStyle w:val="922"/>
         <w:pBdr/>
-        <w:spacing w:after="0" w:afterAutospacing="0" w:before="0" w:beforeAutospacing="0" w:line="240" w:lineRule="auto"/>
+        <w:spacing w:after="28" w:afterAutospacing="0" w:before="0" w:beforeAutospacing="0" w:line="240" w:lineRule="auto"/>
         <w:ind/>
         <w:jc w:val="center"/>
         <w:rPr>
@@ -34,7 +34,7 @@
       </w:r>
       <w:r>
         <w:rPr>
-          <w:rFonts w:ascii="Times New Roman" w:hAnsi="Times New Roman" w:eastAsia="Times New Roman" w:cs="Times New Roman"/>
+          <w:rFonts w:ascii="Times New Roman" w:hAnsi="Times New Roman" w:cs="Times New Roman"/>
           <w:sz w:val="24"/>
           <w:szCs w:val="24"/>
         </w:rPr>
@@ -44,7 +44,7 @@
       <w:pPr>
         <w:pStyle w:val="922"/>
         <w:pBdr/>
-        <w:spacing w:after="0" w:afterAutospacing="0" w:before="0" w:beforeAutospacing="0" w:line="240" w:lineRule="auto"/>
+        <w:spacing w:after="28" w:afterAutospacing="0" w:before="0" w:beforeAutospacing="0" w:line="240" w:lineRule="auto"/>
         <w:ind/>
         <w:jc w:val="center"/>
         <w:rPr>
@@ -77,7 +77,7 @@
       </w:r>
       <w:r>
         <w:rPr>
-          <w:rFonts w:ascii="Times New Roman" w:hAnsi="Times New Roman" w:eastAsia="Times New Roman" w:cs="Times New Roman"/>
+          <w:rFonts w:ascii="Times New Roman" w:hAnsi="Times New Roman" w:cs="Times New Roman"/>
           <w:b w:val="0"/>
           <w:bCs w:val="0"/>
           <w:sz w:val="24"/>
@@ -89,7 +89,7 @@
       <w:pPr>
         <w:pStyle w:val="922"/>
         <w:pBdr/>
-        <w:spacing w:after="0" w:afterAutospacing="0" w:before="0" w:beforeAutospacing="0" w:line="240" w:lineRule="auto"/>
+        <w:spacing w:after="28" w:afterAutospacing="0" w:before="0" w:beforeAutospacing="0" w:line="240" w:lineRule="auto"/>
         <w:ind/>
         <w:jc w:val="center"/>
         <w:rPr>
@@ -122,7 +122,7 @@
       </w:r>
       <w:r>
         <w:rPr>
-          <w:rFonts w:ascii="Times New Roman" w:hAnsi="Times New Roman" w:eastAsia="Times New Roman" w:cs="Times New Roman"/>
+          <w:rFonts w:ascii="Times New Roman" w:hAnsi="Times New Roman" w:cs="Times New Roman"/>
           <w:b w:val="0"/>
           <w:bCs w:val="0"/>
           <w:sz w:val="24"/>
@@ -134,7 +134,7 @@
       <w:pPr>
         <w:pStyle w:val="922"/>
         <w:pBdr/>
-        <w:spacing w:after="0" w:afterAutospacing="0" w:before="0" w:beforeAutospacing="0" w:line="240" w:lineRule="auto"/>
+        <w:spacing w:after="28" w:afterAutospacing="0" w:before="0" w:beforeAutospacing="0" w:line="240" w:lineRule="auto"/>
         <w:ind/>
         <w:jc w:val="center"/>
         <w:rPr>
@@ -180,7 +180,7 @@
       </w:r>
       <w:r>
         <w:rPr>
-          <w:rFonts w:ascii="Times New Roman" w:hAnsi="Times New Roman" w:eastAsia="Times New Roman" w:cs="Times New Roman"/>
+          <w:rFonts w:ascii="Times New Roman" w:hAnsi="Times New Roman" w:cs="Times New Roman"/>
           <w:b w:val="0"/>
           <w:bCs w:val="0"/>
           <w:color w:val="ff0000"/>
@@ -193,7 +193,7 @@
       <w:pPr>
         <w:pStyle w:val="919"/>
         <w:pBdr/>
-        <w:spacing w:after="0" w:afterAutospacing="0" w:before="0" w:beforeAutospacing="0" w:line="240" w:lineRule="auto"/>
+        <w:spacing w:after="28" w:afterAutospacing="0" w:before="0" w:beforeAutospacing="0" w:line="240" w:lineRule="auto"/>
         <w:ind/>
         <w:jc w:val="center"/>
         <w:rPr>
@@ -254,11 +254,10 @@
       </w:r>
       <w:r>
         <w:rPr>
-          <w:rFonts w:ascii="Times New Roman" w:hAnsi="Times New Roman" w:eastAsia="Times New Roman" w:cs="Times New Roman"/>
+          <w:rFonts w:ascii="Times New Roman" w:hAnsi="Times New Roman" w:cs="Times New Roman"/>
           <w:b w:val="0"/>
           <w:bCs w:val="0"/>
           <w:i w:val="0"/>
-          <w:iCs w:val="0"/>
           <w:sz w:val="24"/>
           <w:szCs w:val="24"/>
         </w:rPr>
@@ -268,7 +267,7 @@
       <w:pPr>
         <w:pStyle w:val="906"/>
         <w:pBdr/>
-        <w:spacing w:after="0" w:afterAutospacing="0" w:before="0" w:beforeAutospacing="0" w:line="240" w:lineRule="auto"/>
+        <w:spacing w:after="28" w:afterAutospacing="0" w:before="0" w:beforeAutospacing="0" w:line="240" w:lineRule="auto"/>
         <w:ind/>
         <w:contextualSpacing w:val="true"/>
         <w:rPr>
@@ -294,7 +293,7 @@
       </w:r>
       <w:r>
         <w:rPr>
-          <w:rFonts w:ascii="Times New Roman" w:hAnsi="Times New Roman" w:eastAsia="Times New Roman" w:cs="Times New Roman"/>
+          <w:rFonts w:ascii="Times New Roman" w:hAnsi="Times New Roman" w:cs="Times New Roman"/>
           <w:sz w:val="24"/>
           <w:szCs w:val="24"/>
         </w:rPr>
@@ -304,7 +303,7 @@
       <w:pPr>
         <w:pStyle w:val="906"/>
         <w:pBdr/>
-        <w:spacing w:after="0" w:afterAutospacing="0" w:before="0" w:beforeAutospacing="0" w:line="240" w:lineRule="auto"/>
+        <w:spacing w:after="28" w:afterAutospacing="0" w:before="0" w:beforeAutospacing="0" w:line="240" w:lineRule="auto"/>
         <w:ind/>
         <w:contextualSpacing w:val="true"/>
         <w:rPr>
@@ -333,7 +332,7 @@
       </w:r>
       <w:r>
         <w:rPr>
-          <w:rFonts w:ascii="Times New Roman" w:hAnsi="Times New Roman" w:eastAsia="Times New Roman" w:cs="Times New Roman"/>
+          <w:rFonts w:ascii="Times New Roman" w:hAnsi="Times New Roman" w:cs="Times New Roman"/>
           <w:b w:val="0"/>
           <w:sz w:val="24"/>
           <w:szCs w:val="24"/>
@@ -344,7 +343,7 @@
       <w:pPr>
         <w:pStyle w:val="921"/>
         <w:pBdr/>
-        <w:spacing w:after="0" w:afterAutospacing="0" w:before="0" w:beforeAutospacing="0" w:line="240" w:lineRule="auto"/>
+        <w:spacing w:after="28" w:afterAutospacing="0" w:before="0" w:beforeAutospacing="0" w:line="240" w:lineRule="auto"/>
         <w:ind/>
         <w:jc w:val="center"/>
         <w:rPr>
@@ -372,10 +371,9 @@
       </w:r>
       <w:r>
         <w:rPr>
-          <w:rFonts w:ascii="Times New Roman" w:hAnsi="Times New Roman" w:eastAsia="Times New Roman" w:cs="Times New Roman"/>
+          <w:rFonts w:ascii="Times New Roman" w:hAnsi="Times New Roman" w:cs="Times New Roman"/>
           <w:sz w:val="24"/>
           <w:szCs w:val="24"/>
-          <w:lang w:eastAsia="en-US"/>
         </w:rPr>
       </w:r>
     </w:p>
@@ -387,7 +385,7 @@
           <w:tab w:val="center" w:leader="none" w:pos="4678"/>
           <w:tab w:val="right" w:leader="none" w:pos="9356"/>
         </w:tabs>
-        <w:spacing w:after="0" w:afterAutospacing="0" w:before="0" w:beforeAutospacing="0" w:line="240" w:lineRule="auto"/>
+        <w:spacing w:after="28" w:afterAutospacing="0" w:before="0" w:beforeAutospacing="0" w:line="240" w:lineRule="auto"/>
         <w:ind/>
         <w:contextualSpacing w:val="true"/>
         <w:jc w:val="center"/>
@@ -434,7 +432,7 @@
       </w:r>
       <w:r>
         <w:rPr>
-          <w:rFonts w:ascii="Times New Roman" w:hAnsi="Times New Roman" w:eastAsia="Times New Roman" w:cs="Times New Roman"/>
+          <w:rFonts w:ascii="Times New Roman" w:hAnsi="Times New Roman" w:cs="Times New Roman"/>
           <w:bCs/>
           <w:color w:val="000000" w:themeColor="text1"/>
           <w:sz w:val="24"/>
@@ -447,7 +445,7 @@
       <w:pPr>
         <w:pStyle w:val="921"/>
         <w:pBdr/>
-        <w:spacing w:after="0" w:afterAutospacing="0" w:before="0" w:beforeAutospacing="0" w:line="240" w:lineRule="auto"/>
+        <w:spacing w:after="28" w:afterAutospacing="0" w:before="0" w:beforeAutospacing="0" w:line="240" w:lineRule="auto"/>
         <w:ind/>
         <w:jc w:val="center"/>
         <w:rPr>
@@ -481,7 +479,7 @@
       </w:r>
       <w:r>
         <w:rPr>
-          <w:rFonts w:ascii="Times New Roman" w:hAnsi="Times New Roman" w:eastAsia="Times New Roman" w:cs="Times New Roman"/>
+          <w:rFonts w:ascii="Times New Roman" w:hAnsi="Times New Roman" w:cs="Times New Roman"/>
           <w:b/>
           <w:bCs/>
           <w:color w:val="000000" w:themeColor="text1"/>
@@ -494,7 +492,7 @@
       <w:pPr>
         <w:pStyle w:val="921"/>
         <w:pBdr/>
-        <w:spacing w:after="0" w:afterAutospacing="0" w:before="0" w:beforeAutospacing="0" w:line="240" w:lineRule="auto"/>
+        <w:spacing w:after="28" w:afterAutospacing="0" w:before="0" w:beforeAutospacing="0" w:line="240" w:lineRule="auto"/>
         <w:ind/>
         <w:contextualSpacing w:val="true"/>
         <w:jc w:val="center"/>
@@ -502,6 +500,7 @@
           <w:rFonts w:ascii="Times New Roman" w:hAnsi="Times New Roman" w:cs="Times New Roman"/>
           <w:b/>
           <w:bCs/>
+          <w:color w:val="000000" w:themeColor="text1"/>
           <w:sz w:val="24"/>
           <w:szCs w:val="24"/>
         </w:rPr>
@@ -510,6 +509,7 @@
         <w:rPr>
           <w:rFonts w:ascii="Times New Roman" w:hAnsi="Times New Roman" w:eastAsia="Times New Roman" w:cs="Times New Roman"/>
           <w:b/>
+          <w:color w:val="000000" w:themeColor="text1"/>
           <w:sz w:val="24"/>
           <w:szCs w:val="24"/>
         </w:rPr>
@@ -519,6 +519,7 @@
         <w:rPr>
           <w:rFonts w:ascii="Times New Roman" w:hAnsi="Times New Roman" w:eastAsia="Times New Roman" w:cs="Times New Roman"/>
           <w:b/>
+          <w:color w:val="000000" w:themeColor="text1"/>
           <w:sz w:val="24"/>
           <w:szCs w:val="24"/>
         </w:rPr>
@@ -529,6 +530,7 @@
           <w:rFonts w:ascii="Times New Roman" w:hAnsi="Times New Roman" w:eastAsia="Times New Roman" w:cs="Times New Roman"/>
           <w:b/>
           <w:bCs/>
+          <w:color w:val="000000" w:themeColor="text1"/>
           <w:sz w:val="24"/>
           <w:szCs w:val="24"/>
         </w:rPr>
@@ -539,6 +541,7 @@
           <w:rFonts w:ascii="Times New Roman" w:hAnsi="Times New Roman" w:eastAsia="Times New Roman" w:cs="Times New Roman"/>
           <w:b/>
           <w:bCs/>
+          <w:color w:val="000000" w:themeColor="text1"/>
           <w:sz w:val="24"/>
           <w:szCs w:val="24"/>
         </w:rPr>
@@ -549,6 +552,7 @@
           <w:rFonts w:ascii="Times New Roman" w:hAnsi="Times New Roman" w:eastAsia="Times New Roman" w:cs="Times New Roman"/>
           <w:b/>
           <w:bCs/>
+          <w:color w:val="000000" w:themeColor="text1"/>
           <w:sz w:val="24"/>
           <w:szCs w:val="24"/>
         </w:rPr>
@@ -559,7 +563,7 @@
           <w:rFonts w:ascii="Times New Roman" w:hAnsi="Times New Roman" w:eastAsia="Times New Roman" w:cs="Times New Roman"/>
           <w:b/>
           <w:bCs/>
-          <w:color w:val="ff0000"/>
+          <w:color w:val="000000" w:themeColor="text1"/>
           <w:sz w:val="24"/>
           <w:szCs w:val="24"/>
         </w:rPr>
@@ -570,7 +574,7 @@
           <w:rFonts w:ascii="Times New Roman" w:hAnsi="Times New Roman" w:eastAsia="Times New Roman" w:cs="Times New Roman"/>
           <w:b/>
           <w:bCs/>
-          <w:color w:val="ff0000"/>
+          <w:color w:val="000000" w:themeColor="text1"/>
           <w:sz w:val="24"/>
           <w:szCs w:val="24"/>
         </w:rPr>
@@ -581,7 +585,7 @@
           <w:rFonts w:ascii="Times New Roman" w:hAnsi="Times New Roman" w:eastAsia="Times New Roman" w:cs="Times New Roman"/>
           <w:b/>
           <w:bCs/>
-          <w:color w:val="ff0000"/>
+          <w:color w:val="000000" w:themeColor="text1"/>
           <w:sz w:val="24"/>
           <w:szCs w:val="24"/>
         </w:rPr>
@@ -592,7 +596,7 @@
           <w:rFonts w:ascii="Times New Roman" w:hAnsi="Times New Roman" w:eastAsia="Times New Roman" w:cs="Times New Roman"/>
           <w:b/>
           <w:bCs/>
-          <w:color w:val="ff0000"/>
+          <w:color w:val="000000" w:themeColor="text1"/>
           <w:sz w:val="24"/>
           <w:szCs w:val="24"/>
         </w:rPr>
@@ -603,7 +607,7 @@
           <w:rFonts w:ascii="Times New Roman" w:hAnsi="Times New Roman" w:eastAsia="Times New Roman" w:cs="Times New Roman"/>
           <w:b/>
           <w:bCs/>
-          <w:color w:val="ff0000"/>
+          <w:color w:val="000000" w:themeColor="text1"/>
           <w:sz w:val="24"/>
           <w:szCs w:val="24"/>
         </w:rPr>
@@ -614,7 +618,7 @@
           <w:rFonts w:ascii="Times New Roman" w:hAnsi="Times New Roman" w:eastAsia="Times New Roman" w:cs="Times New Roman"/>
           <w:b/>
           <w:bCs/>
-          <w:color w:val="ff0000"/>
+          <w:color w:val="000000" w:themeColor="text1"/>
           <w:sz w:val="24"/>
           <w:szCs w:val="24"/>
         </w:rPr>
@@ -625,7 +629,7 @@
           <w:rFonts w:ascii="Times New Roman" w:hAnsi="Times New Roman" w:eastAsia="Times New Roman" w:cs="Times New Roman"/>
           <w:b/>
           <w:bCs/>
-          <w:color w:val="ff0000"/>
+          <w:color w:val="000000" w:themeColor="text1"/>
           <w:sz w:val="24"/>
           <w:szCs w:val="24"/>
         </w:rPr>
@@ -636,7 +640,7 @@
           <w:rFonts w:ascii="Times New Roman" w:hAnsi="Times New Roman" w:eastAsia="Times New Roman" w:cs="Times New Roman"/>
           <w:b/>
           <w:bCs/>
-          <w:color w:val="ff0000"/>
+          <w:color w:val="000000" w:themeColor="text1"/>
           <w:sz w:val="24"/>
           <w:szCs w:val="24"/>
         </w:rPr>
@@ -647,15 +651,17 @@
           <w:rFonts w:ascii="Times New Roman" w:hAnsi="Times New Roman" w:eastAsia="Times New Roman" w:cs="Times New Roman"/>
           <w:b/>
           <w:bCs/>
+          <w:color w:val="000000" w:themeColor="text1"/>
           <w:sz w:val="24"/>
           <w:szCs w:val="24"/>
         </w:rPr>
       </w:r>
       <w:r>
         <w:rPr>
-          <w:rFonts w:ascii="Times New Roman" w:hAnsi="Times New Roman" w:eastAsia="Times New Roman" w:cs="Times New Roman"/>
+          <w:rFonts w:ascii="Times New Roman" w:hAnsi="Times New Roman" w:cs="Times New Roman"/>
           <w:b/>
           <w:bCs/>
+          <w:color w:val="000000" w:themeColor="text1"/>
           <w:sz w:val="24"/>
           <w:szCs w:val="24"/>
         </w:rPr>
@@ -665,7 +671,7 @@
       <w:pPr>
         <w:pStyle w:val="921"/>
         <w:pBdr/>
-        <w:spacing w:after="0" w:afterAutospacing="0" w:before="0" w:beforeAutospacing="0" w:line="240" w:lineRule="auto"/>
+        <w:spacing w:after="28" w:afterAutospacing="0" w:before="0" w:beforeAutospacing="0" w:line="240" w:lineRule="auto"/>
         <w:ind/>
         <w:jc w:val="both"/>
         <w:rPr>
@@ -697,7 +703,7 @@
       </w:r>
       <w:r>
         <w:rPr>
-          <w:rFonts w:ascii="Times New Roman" w:hAnsi="Times New Roman" w:eastAsia="Times New Roman" w:cs="Times New Roman"/>
+          <w:rFonts w:ascii="Times New Roman" w:hAnsi="Times New Roman" w:cs="Times New Roman"/>
           <w:b/>
           <w:bCs/>
           <w:sz w:val="24"/>
@@ -709,8 +715,8 @@
       <w:pPr>
         <w:pStyle w:val="921"/>
         <w:pBdr/>
-        <w:spacing w:after="0" w:afterAutospacing="0" w:before="0" w:beforeAutospacing="0" w:line="240" w:lineRule="auto"/>
-        <w:ind w:left="708"/>
+        <w:spacing w:after="28" w:afterAutospacing="0" w:before="0" w:beforeAutospacing="0" w:line="240" w:lineRule="auto"/>
+        <w:ind w:left="0"/>
         <w:jc w:val="both"/>
         <w:rPr>
           <w:rFonts w:ascii="Times New Roman" w:hAnsi="Times New Roman" w:cs="Times New Roman"/>
@@ -719,16 +725,6 @@
           <w:szCs w:val="24"/>
         </w:rPr>
       </w:pPr>
-      <w:r>
-        <w:rPr>
-          <w:rFonts w:ascii="Times New Roman" w:hAnsi="Times New Roman" w:eastAsia="Times New Roman" w:cs="Times New Roman"/>
-          <w:bCs/>
-          <w:color w:val="000000" w:themeColor="text1"/>
-          <w:sz w:val="24"/>
-          <w:szCs w:val="24"/>
-        </w:rPr>
-        <w:t xml:space="preserve">    </w:t>
-      </w:r>
       <w:r>
         <w:rPr>
           <w:rFonts w:ascii="Times New Roman" w:hAnsi="Times New Roman" w:eastAsia="Times New Roman" w:cs="Times New Roman"/>
@@ -1678,7 +1674,7 @@
       </w:r>
       <w:r>
         <w:rPr>
-          <w:rFonts w:ascii="Times New Roman" w:hAnsi="Times New Roman" w:eastAsia="Times New Roman" w:cs="Times New Roman"/>
+          <w:rFonts w:ascii="Times New Roman" w:hAnsi="Times New Roman" w:cs="Times New Roman"/>
           <w:color w:val="000000" w:themeColor="text1"/>
           <w:sz w:val="24"/>
           <w:szCs w:val="24"/>
@@ -1689,7 +1685,7 @@
       <w:pPr>
         <w:pStyle w:val="921"/>
         <w:pBdr/>
-        <w:spacing w:after="0" w:afterAutospacing="0" w:before="0" w:beforeAutospacing="0" w:line="240" w:lineRule="auto"/>
+        <w:spacing w:after="28" w:afterAutospacing="0" w:before="0" w:beforeAutospacing="0" w:line="240" w:lineRule="auto"/>
         <w:ind/>
         <w:jc w:val="right"/>
         <w:rPr>
@@ -1773,7 +1769,7 @@
       </w:r>
       <w:r>
         <w:rPr>
-          <w:rFonts w:ascii="Times New Roman" w:hAnsi="Times New Roman" w:eastAsia="Times New Roman" w:cs="Times New Roman"/>
+          <w:rFonts w:ascii="Times New Roman" w:hAnsi="Times New Roman" w:cs="Times New Roman"/>
           <w:bCs/>
           <w:color w:val="ff0000"/>
           <w:sz w:val="24"/>
@@ -1785,7 +1781,7 @@
       <w:pPr>
         <w:pStyle w:val="921"/>
         <w:pBdr/>
-        <w:spacing w:after="0" w:afterAutospacing="0" w:before="0" w:beforeAutospacing="0" w:line="240" w:lineRule="auto"/>
+        <w:spacing w:after="28" w:afterAutospacing="0" w:before="0" w:beforeAutospacing="0" w:line="240" w:lineRule="auto"/>
         <w:ind/>
         <w:jc w:val="center"/>
         <w:rPr>
@@ -1810,7 +1806,7 @@
       </w:r>
       <w:r>
         <w:rPr>
-          <w:rFonts w:ascii="Times New Roman" w:hAnsi="Times New Roman" w:eastAsia="Times New Roman" w:cs="Times New Roman"/>
+          <w:rFonts w:ascii="Times New Roman" w:hAnsi="Times New Roman" w:cs="Times New Roman"/>
           <w:sz w:val="24"/>
           <w:szCs w:val="24"/>
         </w:rPr>
@@ -1820,7 +1816,7 @@
       <w:pPr>
         <w:pStyle w:val="921"/>
         <w:pBdr/>
-        <w:spacing w:after="0" w:afterAutospacing="0" w:before="0" w:beforeAutospacing="0" w:line="240" w:lineRule="auto"/>
+        <w:spacing w:after="28" w:afterAutospacing="0" w:before="0" w:beforeAutospacing="0" w:line="240" w:lineRule="auto"/>
         <w:ind/>
         <w:jc w:val="center"/>
         <w:rPr>
@@ -1846,7 +1842,7 @@
       </w:r>
       <w:r>
         <w:rPr>
-          <w:rFonts w:ascii="Times New Roman" w:hAnsi="Times New Roman" w:eastAsia="Times New Roman" w:cs="Times New Roman"/>
+          <w:rFonts w:ascii="Times New Roman" w:hAnsi="Times New Roman" w:cs="Times New Roman"/>
           <w:sz w:val="24"/>
           <w:szCs w:val="24"/>
         </w:rPr>
@@ -1856,7 +1852,7 @@
       <w:pPr>
         <w:pStyle w:val="921"/>
         <w:pBdr/>
-        <w:spacing w:after="0" w:afterAutospacing="0" w:before="0" w:beforeAutospacing="0" w:line="240" w:lineRule="auto"/>
+        <w:spacing w:after="28" w:afterAutospacing="0" w:before="0" w:beforeAutospacing="0" w:line="240" w:lineRule="auto"/>
         <w:ind/>
         <w:jc w:val="center"/>
         <w:rPr>
@@ -1889,7 +1885,7 @@
       </w:r>
       <w:r>
         <w:rPr>
-          <w:rFonts w:ascii="Times New Roman" w:hAnsi="Times New Roman" w:eastAsia="Times New Roman" w:cs="Times New Roman"/>
+          <w:rFonts w:ascii="Times New Roman" w:hAnsi="Times New Roman" w:cs="Times New Roman"/>
           <w:sz w:val="24"/>
           <w:szCs w:val="24"/>
         </w:rPr>
@@ -1899,7 +1895,7 @@
       <w:pPr>
         <w:pStyle w:val="921"/>
         <w:pBdr/>
-        <w:spacing w:after="0" w:afterAutospacing="0" w:before="0" w:beforeAutospacing="0" w:line="240" w:lineRule="auto"/>
+        <w:spacing w:after="28" w:afterAutospacing="0" w:before="0" w:beforeAutospacing="0" w:line="240" w:lineRule="auto"/>
         <w:ind/>
         <w:jc w:val="center"/>
         <w:rPr>
@@ -1928,7 +1924,7 @@
       </w:r>
       <w:r>
         <w:rPr>
-          <w:rFonts w:ascii="Times New Roman" w:hAnsi="Times New Roman" w:eastAsia="Times New Roman" w:cs="Times New Roman"/>
+          <w:rFonts w:ascii="Times New Roman" w:hAnsi="Times New Roman" w:cs="Times New Roman"/>
           <w:color w:val="000000" w:themeColor="text1"/>
           <w:sz w:val="24"/>
           <w:szCs w:val="24"/>
@@ -1939,16 +1935,15 @@
       <w:pPr>
         <w:pStyle w:val="921"/>
         <w:pBdr/>
-        <w:spacing w:after="0" w:afterAutospacing="0" w:before="0" w:beforeAutospacing="0" w:line="240" w:lineRule="auto"/>
+        <w:spacing w:after="28" w:afterAutospacing="0" w:before="0" w:beforeAutospacing="0" w:line="240" w:lineRule="auto"/>
         <w:ind/>
         <w:jc w:val="center"/>
         <w:rPr>
-          <w:rFonts w:ascii="Times New Roman" w:hAnsi="Times New Roman" w:cs="Times New Roman"/>
-          <w:b/>
-          <w:bCs/>
+          <w:rFonts w:ascii="Times New Roman" w:hAnsi="Times New Roman" w:eastAsia="Times New Roman" w:cs="Times New Roman"/>
           <w:color w:val="000000" w:themeColor="text1"/>
           <w:sz w:val="24"/>
           <w:szCs w:val="24"/>
+          <w:highlight w:val="none"/>
         </w:rPr>
       </w:pPr>
       <w:r>
@@ -1989,17 +1984,7 @@
       </w:r>
       <w:r>
         <w:rPr>
-          <w:rFonts w:ascii="Times New Roman" w:hAnsi="Times New Roman" w:eastAsia="Times New Roman" w:cs="Times New Roman"/>
-          <w:b/>
-          <w:bCs/>
-          <w:color w:val="000000" w:themeColor="text1"/>
-          <w:sz w:val="24"/>
-          <w:szCs w:val="24"/>
-        </w:rPr>
-      </w:r>
-      <w:r>
-        <w:rPr>
-          <w:rFonts w:ascii="Times New Roman" w:hAnsi="Times New Roman" w:eastAsia="Times New Roman" w:cs="Times New Roman"/>
+          <w:rFonts w:ascii="Times New Roman" w:hAnsi="Times New Roman" w:cs="Times New Roman"/>
           <w:b/>
           <w:bCs/>
           <w:color w:val="000000" w:themeColor="text1"/>
@@ -2012,13 +1997,14 @@
       <w:pPr>
         <w:pStyle w:val="921"/>
         <w:pBdr/>
-        <w:spacing w:after="0" w:afterAutospacing="0" w:before="0" w:beforeAutospacing="0" w:line="240" w:lineRule="auto"/>
+        <w:spacing w:after="28" w:afterAutospacing="0" w:afterLines="0" w:before="0" w:beforeAutospacing="0" w:line="240" w:lineRule="auto"/>
         <w:ind/>
         <w:jc w:val="center"/>
         <w:rPr>
           <w:rFonts w:ascii="Times New Roman" w:hAnsi="Times New Roman" w:cs="Times New Roman"/>
           <w:b/>
           <w:bCs/>
+          <w:color w:val="000000" w:themeColor="text1"/>
           <w:sz w:val="24"/>
           <w:szCs w:val="24"/>
         </w:rPr>
@@ -2026,35 +2012,35 @@
       <w:r>
         <w:rPr>
           <w:rFonts w:ascii="Times New Roman" w:hAnsi="Times New Roman" w:eastAsia="Times New Roman" w:cs="Times New Roman"/>
-          <w:b/>
-          <w:bCs/>
+          <w:color w:val="000000" w:themeColor="text1"/>
           <w:sz w:val="24"/>
           <w:szCs w:val="24"/>
+          <w:highlight w:val="none"/>
         </w:rPr>
       </w:r>
       <w:r>
         <w:rPr>
           <w:rFonts w:ascii="Times New Roman" w:hAnsi="Times New Roman" w:eastAsia="Times New Roman" w:cs="Times New Roman"/>
-          <w:b/>
-          <w:bCs/>
+          <w:color w:val="000000" w:themeColor="text1"/>
           <w:sz w:val="24"/>
           <w:szCs w:val="24"/>
+          <w:highlight w:val="none"/>
         </w:rPr>
       </w:r>
       <w:r>
         <w:rPr>
           <w:rFonts w:ascii="Times New Roman" w:hAnsi="Times New Roman" w:eastAsia="Times New Roman" w:cs="Times New Roman"/>
-          <w:b/>
-          <w:bCs/>
+          <w:color w:val="000000" w:themeColor="text1"/>
           <w:sz w:val="24"/>
           <w:szCs w:val="24"/>
+          <w:highlight w:val="none"/>
         </w:rPr>
       </w:r>
     </w:p>
     <w:p>
       <w:pPr>
         <w:pBdr/>
-        <w:spacing w:after="0" w:afterAutospacing="0" w:before="0" w:beforeAutospacing="0" w:line="240" w:lineRule="auto"/>
+        <w:spacing w:after="28" w:afterAutospacing="0" w:before="0" w:beforeAutospacing="0" w:line="240" w:lineRule="auto"/>
         <w:ind/>
         <w:jc w:val="center"/>
         <w:rPr>
@@ -2083,7 +2069,7 @@
       </w:r>
       <w:r>
         <w:rPr>
-          <w:rFonts w:ascii="Times New Roman" w:hAnsi="Times New Roman" w:eastAsia="Times New Roman" w:cs="Times New Roman"/>
+          <w:rFonts w:ascii="Times New Roman" w:hAnsi="Times New Roman" w:cs="Times New Roman"/>
           <w:b/>
           <w:sz w:val="24"/>
           <w:szCs w:val="24"/>
@@ -2094,7 +2080,7 @@
       <w:pPr>
         <w:pStyle w:val="921"/>
         <w:pBdr/>
-        <w:spacing w:after="0" w:afterAutospacing="0" w:before="0" w:beforeAutospacing="0" w:line="240" w:lineRule="auto"/>
+        <w:spacing w:after="28" w:afterAutospacing="0" w:before="0" w:beforeAutospacing="0" w:line="240" w:lineRule="auto"/>
         <w:ind/>
         <w:jc w:val="both"/>
         <w:rPr>
@@ -2233,12 +2219,20 @@
           <w:szCs w:val="24"/>
         </w:rPr>
       </w:r>
+      <w:r>
+        <w:rPr>
+          <w:rFonts w:ascii="Times New Roman" w:hAnsi="Times New Roman" w:cs="Times New Roman"/>
+          <w:color w:val="000000" w:themeColor="text1"/>
+          <w:sz w:val="24"/>
+          <w:szCs w:val="24"/>
+        </w:rPr>
+      </w:r>
     </w:p>
     <w:p>
       <w:pPr>
         <w:pStyle w:val="921"/>
         <w:pBdr/>
-        <w:spacing w:after="0" w:afterAutospacing="0" w:before="0" w:beforeAutospacing="0" w:line="240" w:lineRule="auto"/>
+        <w:spacing w:after="28" w:afterAutospacing="0" w:before="0" w:beforeAutospacing="0" w:line="240" w:lineRule="auto"/>
         <w:ind/>
         <w:jc w:val="both"/>
         <w:rPr>
@@ -2261,12 +2255,19 @@
           <w:szCs w:val="24"/>
         </w:rPr>
       </w:r>
+      <w:r>
+        <w:rPr>
+          <w:rFonts w:ascii="Times New Roman" w:hAnsi="Times New Roman" w:cs="Times New Roman"/>
+          <w:sz w:val="24"/>
+          <w:szCs w:val="24"/>
+        </w:rPr>
+      </w:r>
     </w:p>
     <w:p>
       <w:pPr>
         <w:pStyle w:val="921"/>
         <w:pBdr/>
-        <w:spacing w:after="0" w:afterAutospacing="0" w:before="0" w:beforeAutospacing="0" w:line="240" w:lineRule="auto"/>
+        <w:spacing w:after="28" w:afterAutospacing="0" w:before="0" w:beforeAutospacing="0" w:line="240" w:lineRule="auto"/>
         <w:ind/>
         <w:jc w:val="right"/>
         <w:rPr>
@@ -2340,7 +2341,7 @@
       </w:r>
       <w:r>
         <w:rPr>
-          <w:rFonts w:ascii="Times New Roman" w:hAnsi="Times New Roman" w:eastAsia="Times New Roman" w:cs="Times New Roman"/>
+          <w:rFonts w:ascii="Times New Roman" w:hAnsi="Times New Roman" w:cs="Times New Roman"/>
           <w:bCs/>
           <w:sz w:val="24"/>
           <w:szCs w:val="24"/>
@@ -2348,30 +2349,7 @@
       </w:r>
       <w:r>
         <w:rPr>
-          <w:rFonts w:ascii="Times New Roman" w:hAnsi="Times New Roman" w:cs="Times New Roman"/>
-          <w:bCs/>
-          <w:sz w:val="24"/>
-          <w:szCs w:val="24"/>
-        </w:rPr>
-      </w:r>
-    </w:p>
-    <w:p>
-      <w:pPr>
-        <w:pStyle w:val="921"/>
-        <w:pBdr/>
-        <w:spacing w:after="0" w:afterAutospacing="0" w:afterLines="0" w:before="0" w:beforeAutospacing="0" w:beforeLines="0" w:line="240" w:lineRule="auto"/>
-        <w:ind/>
-        <w:jc w:val="right"/>
-        <w:rPr>
-          <w:rFonts w:ascii="Times New Roman" w:hAnsi="Times New Roman" w:cs="Times New Roman"/>
-          <w:sz w:val="24"/>
-          <w:szCs w:val="24"/>
-        </w:rPr>
-      </w:pPr>
-      <w:r>
-        <w:rPr>
           <w:rFonts w:ascii="Times New Roman" w:hAnsi="Times New Roman" w:eastAsia="Times New Roman" w:cs="Times New Roman"/>
-          <w:bCs/>
           <w:sz w:val="24"/>
           <w:szCs w:val="24"/>
           <w:highlight w:val="none"/>
@@ -2395,12 +2373,27 @@
           <w:highlight w:val="none"/>
         </w:rPr>
       </w:r>
+      <w:r>
+        <w:rPr>
+          <w:rFonts w:ascii="Times New Roman" w:hAnsi="Times New Roman" w:cs="Times New Roman"/>
+          <w:sz w:val="24"/>
+          <w:szCs w:val="24"/>
+        </w:rPr>
+      </w:r>
+      <w:r>
+        <w:rPr>
+          <w:rFonts w:ascii="Times New Roman" w:hAnsi="Times New Roman" w:eastAsia="Times New Roman" w:cs="Times New Roman"/>
+          <w:sz w:val="24"/>
+          <w:szCs w:val="24"/>
+          <w:highlight w:val="none"/>
+        </w:rPr>
+      </w:r>
     </w:p>
     <w:p>
       <w:pPr>
         <w:pStyle w:val="921"/>
         <w:pBdr/>
-        <w:spacing w:after="0" w:afterAutospacing="0" w:before="0" w:beforeAutospacing="0" w:line="240" w:lineRule="auto"/>
+        <w:spacing w:after="28" w:afterAutospacing="0" w:before="0" w:beforeAutospacing="0" w:line="240" w:lineRule="auto"/>
         <w:ind/>
         <w:jc w:val="center"/>
         <w:rPr>
@@ -2432,7 +2425,7 @@
       </w:r>
       <w:r>
         <w:rPr>
-          <w:rFonts w:ascii="Times New Roman" w:hAnsi="Times New Roman" w:eastAsia="Times New Roman" w:cs="Times New Roman"/>
+          <w:rFonts w:ascii="Times New Roman" w:hAnsi="Times New Roman" w:cs="Times New Roman"/>
           <w:bCs/>
           <w:color w:val="000000" w:themeColor="text1"/>
           <w:sz w:val="24"/>
@@ -2444,7 +2437,7 @@
       <w:pPr>
         <w:pStyle w:val="921"/>
         <w:pBdr/>
-        <w:spacing w:after="0" w:afterAutospacing="0" w:before="0" w:beforeAutospacing="0" w:line="240" w:lineRule="auto"/>
+        <w:spacing w:after="28" w:afterAutospacing="0" w:before="0" w:beforeAutospacing="0" w:line="240" w:lineRule="auto"/>
         <w:ind/>
         <w:jc w:val="center"/>
         <w:rPr>
@@ -2474,7 +2467,7 @@
       </w:r>
       <w:r>
         <w:rPr>
-          <w:rFonts w:ascii="Times New Roman" w:hAnsi="Times New Roman" w:eastAsia="Times New Roman" w:cs="Times New Roman"/>
+          <w:rFonts w:ascii="Times New Roman" w:hAnsi="Times New Roman" w:cs="Times New Roman"/>
           <w:color w:val="000000" w:themeColor="text1"/>
           <w:sz w:val="24"/>
           <w:szCs w:val="24"/>
@@ -2488,7 +2481,7 @@
         <w:tabs>
           <w:tab w:val="left" w:leader="none" w:pos="2127"/>
         </w:tabs>
-        <w:spacing w:after="0" w:afterAutospacing="0" w:before="0" w:beforeAutospacing="0" w:line="240" w:lineRule="auto"/>
+        <w:spacing w:after="28" w:afterAutospacing="0" w:before="0" w:beforeAutospacing="0" w:line="240" w:lineRule="auto"/>
         <w:ind/>
         <w:contextualSpacing w:val="true"/>
         <w:jc w:val="center"/>
@@ -2515,11 +2508,12 @@
           <w:color w:val="000000" w:themeColor="text1"/>
           <w:sz w:val="24"/>
           <w:szCs w:val="24"/>
+          <w:highlight w:val="none"/>
         </w:rPr>
       </w:r>
       <w:r>
         <w:rPr>
-          <w:rFonts w:ascii="Times New Roman" w:hAnsi="Times New Roman" w:eastAsia="Times New Roman" w:cs="Times New Roman"/>
+          <w:rFonts w:ascii="Times New Roman" w:hAnsi="Times New Roman" w:cs="Times New Roman"/>
           <w:color w:val="000000" w:themeColor="text1"/>
           <w:sz w:val="24"/>
           <w:szCs w:val="24"/>
@@ -2534,7 +2528,7 @@
         <w:tabs>
           <w:tab w:val="left" w:leader="none" w:pos="2127"/>
         </w:tabs>
-        <w:spacing w:after="0" w:afterAutospacing="0" w:before="0" w:beforeAutospacing="0" w:line="240" w:lineRule="auto"/>
+        <w:spacing w:after="28" w:afterAutospacing="0" w:before="0" w:beforeAutospacing="0" w:line="240" w:lineRule="auto"/>
         <w:ind/>
         <w:contextualSpacing w:val="true"/>
         <w:jc w:val="center"/>
@@ -2545,15 +2539,6 @@
           <w:szCs w:val="24"/>
         </w:rPr>
       </w:pPr>
-      <w:r>
-        <w:rPr>
-          <w:rFonts w:ascii="Times New Roman" w:hAnsi="Times New Roman" w:eastAsia="Times New Roman" w:cs="Times New Roman"/>
-          <w:color w:val="000000" w:themeColor="text1"/>
-          <w:sz w:val="24"/>
-          <w:szCs w:val="24"/>
-          <w:highlight w:val="none"/>
-        </w:rPr>
-      </w:r>
       <w:r>
         <w:rPr>
           <w:rFonts w:ascii="Times New Roman" w:hAnsi="Times New Roman" w:eastAsia="Times New Roman" w:cs="Times New Roman"/>
@@ -2571,12 +2556,20 @@
           <w:szCs w:val="24"/>
         </w:rPr>
       </w:r>
+      <w:r>
+        <w:rPr>
+          <w:rFonts w:ascii="Times New Roman" w:hAnsi="Times New Roman" w:cs="Times New Roman"/>
+          <w:color w:val="000000" w:themeColor="text1"/>
+          <w:sz w:val="24"/>
+          <w:szCs w:val="24"/>
+        </w:rPr>
+      </w:r>
     </w:p>
     <w:p>
       <w:pPr>
         <w:pStyle w:val="921"/>
         <w:pBdr/>
-        <w:spacing w:after="0" w:afterAutospacing="0" w:before="0" w:beforeAutospacing="0" w:line="240" w:lineRule="auto"/>
+        <w:spacing w:after="28" w:afterAutospacing="0" w:before="0" w:beforeAutospacing="0" w:line="240" w:lineRule="auto"/>
         <w:ind/>
         <w:jc w:val="center"/>
         <w:rPr>
@@ -2608,7 +2601,7 @@
       </w:r>
       <w:r>
         <w:rPr>
-          <w:rFonts w:ascii="Times New Roman" w:hAnsi="Times New Roman" w:eastAsia="Times New Roman" w:cs="Times New Roman"/>
+          <w:rFonts w:ascii="Times New Roman" w:hAnsi="Times New Roman" w:cs="Times New Roman"/>
           <w:bCs/>
           <w:color w:val="000000" w:themeColor="text1"/>
           <w:sz w:val="24"/>
@@ -2620,7 +2613,7 @@
       <w:pPr>
         <w:pStyle w:val="921"/>
         <w:pBdr/>
-        <w:spacing w:after="0" w:afterAutospacing="0" w:before="0" w:beforeAutospacing="0" w:line="240" w:lineRule="auto"/>
+        <w:spacing w:after="28" w:afterAutospacing="0" w:before="0" w:beforeAutospacing="0" w:line="240" w:lineRule="auto"/>
         <w:ind/>
         <w:jc w:val="center"/>
         <w:rPr>
@@ -2651,7 +2644,7 @@
       </w:r>
       <w:r>
         <w:rPr>
-          <w:rFonts w:ascii="Times New Roman" w:hAnsi="Times New Roman" w:eastAsia="Times New Roman" w:cs="Times New Roman"/>
+          <w:rFonts w:ascii="Times New Roman" w:hAnsi="Times New Roman" w:cs="Times New Roman"/>
           <w:bCs/>
           <w:color w:val="000000" w:themeColor="text1"/>
           <w:sz w:val="24"/>
@@ -2663,7 +2656,7 @@
       <w:pPr>
         <w:pStyle w:val="921"/>
         <w:pBdr/>
-        <w:spacing w:after="0" w:afterAutospacing="0" w:before="0" w:beforeAutospacing="0" w:line="240" w:lineRule="auto"/>
+        <w:spacing w:after="28" w:afterAutospacing="0" w:before="0" w:beforeAutospacing="0" w:line="240" w:lineRule="auto"/>
         <w:ind/>
         <w:jc w:val="center"/>
         <w:rPr>
@@ -2689,11 +2682,12 @@
           <w:color w:val="000000" w:themeColor="text1"/>
           <w:sz w:val="24"/>
           <w:szCs w:val="24"/>
+          <w:highlight w:val="none"/>
         </w:rPr>
       </w:r>
       <w:r>
         <w:rPr>
-          <w:rFonts w:ascii="Times New Roman" w:hAnsi="Times New Roman" w:eastAsia="Times New Roman" w:cs="Times New Roman"/>
+          <w:rFonts w:ascii="Times New Roman" w:hAnsi="Times New Roman" w:cs="Times New Roman"/>
           <w:color w:val="000000" w:themeColor="text1"/>
           <w:sz w:val="24"/>
           <w:szCs w:val="24"/>
@@ -2705,7 +2699,7 @@
       <w:pPr>
         <w:pStyle w:val="921"/>
         <w:pBdr/>
-        <w:spacing w:after="0" w:afterAutospacing="0" w:before="0" w:beforeAutospacing="0" w:line="240" w:lineRule="auto"/>
+        <w:spacing w:after="28" w:afterAutospacing="0" w:before="0" w:beforeAutospacing="0" w:line="240" w:lineRule="auto"/>
         <w:ind/>
         <w:jc w:val="center"/>
         <w:rPr>
@@ -2715,15 +2709,6 @@
           <w:szCs w:val="24"/>
         </w:rPr>
       </w:pPr>
-      <w:r>
-        <w:rPr>
-          <w:rFonts w:ascii="Times New Roman" w:hAnsi="Times New Roman" w:eastAsia="Times New Roman" w:cs="Times New Roman"/>
-          <w:color w:val="000000" w:themeColor="text1"/>
-          <w:sz w:val="24"/>
-          <w:szCs w:val="24"/>
-          <w:highlight w:val="none"/>
-        </w:rPr>
-      </w:r>
       <w:r>
         <w:rPr>
           <w:rFonts w:ascii="Times New Roman" w:hAnsi="Times New Roman" w:eastAsia="Times New Roman" w:cs="Times New Roman"/>
@@ -2741,6 +2726,14 @@
           <w:szCs w:val="24"/>
         </w:rPr>
       </w:r>
+      <w:r>
+        <w:rPr>
+          <w:rFonts w:ascii="Times New Roman" w:hAnsi="Times New Roman" w:cs="Times New Roman"/>
+          <w:color w:val="000000" w:themeColor="text1"/>
+          <w:sz w:val="24"/>
+          <w:szCs w:val="24"/>
+        </w:rPr>
+      </w:r>
     </w:p>
     <w:p>
       <w:pPr>
@@ -2749,7 +2742,7 @@
         <w:tabs>
           <w:tab w:val="left" w:leader="none" w:pos="2635"/>
         </w:tabs>
-        <w:spacing w:after="0" w:afterAutospacing="0" w:before="0" w:beforeAutospacing="0" w:line="240" w:lineRule="auto"/>
+        <w:spacing w:after="28" w:afterAutospacing="0" w:before="0" w:beforeAutospacing="0" w:line="240" w:lineRule="auto"/>
         <w:ind/>
         <w:contextualSpacing w:val="true"/>
         <w:jc w:val="center"/>
@@ -2779,7 +2772,7 @@
       </w:r>
       <w:r>
         <w:rPr>
-          <w:rFonts w:ascii="Times New Roman" w:hAnsi="Times New Roman" w:eastAsia="Times New Roman" w:cs="Times New Roman"/>
+          <w:rFonts w:ascii="Times New Roman" w:hAnsi="Times New Roman" w:cs="Times New Roman"/>
           <w:color w:val="000000" w:themeColor="text1"/>
           <w:sz w:val="24"/>
           <w:szCs w:val="24"/>
@@ -2793,7 +2786,7 @@
         <w:tabs>
           <w:tab w:val="left" w:leader="none" w:pos="2127"/>
         </w:tabs>
-        <w:spacing w:after="0" w:afterAutospacing="0" w:before="0" w:beforeAutospacing="0" w:line="240" w:lineRule="auto"/>
+        <w:spacing w:after="28" w:afterAutospacing="0" w:before="0" w:beforeAutospacing="0" w:line="240" w:lineRule="auto"/>
         <w:ind/>
         <w:contextualSpacing w:val="true"/>
         <w:jc w:val="center"/>
@@ -2823,7 +2816,7 @@
       </w:r>
       <w:r>
         <w:rPr>
-          <w:rFonts w:ascii="Times New Roman" w:hAnsi="Times New Roman" w:eastAsia="Times New Roman" w:cs="Times New Roman"/>
+          <w:rFonts w:ascii="Times New Roman" w:hAnsi="Times New Roman" w:cs="Times New Roman"/>
           <w:color w:val="000000" w:themeColor="text1"/>
           <w:sz w:val="24"/>
           <w:szCs w:val="24"/>
@@ -2837,191 +2830,12 @@
         <w:tabs>
           <w:tab w:val="left" w:leader="none" w:pos="2127"/>
         </w:tabs>
-        <w:spacing w:after="0" w:afterAutospacing="0" w:before="0" w:beforeAutospacing="0" w:line="240" w:lineRule="auto"/>
+        <w:spacing w:after="28" w:afterAutospacing="0" w:before="0" w:beforeAutospacing="0" w:line="240" w:lineRule="auto"/>
         <w:ind/>
         <w:contextualSpacing w:val="true"/>
         <w:jc w:val="center"/>
         <w:rPr>
           <w:rFonts w:ascii="Times New Roman" w:hAnsi="Times New Roman" w:cs="Times New Roman"/>
-          <w:color w:val="000000" w:themeColor="text1"/>
-          <w:sz w:val="24"/>
-          <w:szCs w:val="24"/>
-          <w:highlight w:val="none"/>
-        </w:rPr>
-      </w:pPr>
-      <w:r>
-        <w:rPr>
-          <w:rFonts w:ascii="Times New Roman" w:hAnsi="Times New Roman" w:eastAsia="Times New Roman" w:cs="Times New Roman"/>
-          <w:color w:val="000000" w:themeColor="text1"/>
-          <w:sz w:val="24"/>
-          <w:szCs w:val="24"/>
-        </w:rPr>
-        <w:t xml:space="preserve">Testemunha</w:t>
-      </w:r>
-      <w:r>
-        <w:rPr>
-          <w:rFonts w:ascii="Times New Roman" w:hAnsi="Times New Roman" w:eastAsia="Times New Roman" w:cs="Times New Roman"/>
-          <w:color w:val="000000" w:themeColor="text1"/>
-          <w:sz w:val="24"/>
-          <w:szCs w:val="24"/>
-        </w:rPr>
-      </w:r>
-      <w:r>
-        <w:rPr>
-          <w:rFonts w:ascii="Times New Roman" w:hAnsi="Times New Roman" w:eastAsia="Times New Roman" w:cs="Times New Roman"/>
-          <w:color w:val="000000" w:themeColor="text1"/>
-          <w:sz w:val="24"/>
-          <w:szCs w:val="24"/>
-          <w:highlight w:val="none"/>
-        </w:rPr>
-      </w:r>
-    </w:p>
-    <w:p>
-      <w:pPr>
-        <w:pStyle w:val="924"/>
-        <w:pBdr/>
-        <w:tabs>
-          <w:tab w:val="left" w:leader="none" w:pos="2127"/>
-        </w:tabs>
-        <w:spacing w:after="0" w:afterAutospacing="0" w:before="0" w:beforeAutospacing="0" w:line="240" w:lineRule="auto"/>
-        <w:ind/>
-        <w:contextualSpacing w:val="true"/>
-        <w:jc w:val="center"/>
-        <w:rPr>
-          <w:rFonts w:ascii="Times New Roman" w:hAnsi="Times New Roman" w:cs="Times New Roman"/>
-          <w:color w:val="000000" w:themeColor="text1"/>
-          <w:sz w:val="24"/>
-          <w:szCs w:val="24"/>
-        </w:rPr>
-      </w:pPr>
-      <w:r>
-        <w:rPr>
-          <w:rFonts w:ascii="Times New Roman" w:hAnsi="Times New Roman" w:eastAsia="Times New Roman" w:cs="Times New Roman"/>
-          <w:color w:val="000000" w:themeColor="text1"/>
-          <w:sz w:val="24"/>
-          <w:szCs w:val="24"/>
-          <w:highlight w:val="none"/>
-        </w:rPr>
-      </w:r>
-      <w:r>
-        <w:rPr>
-          <w:rFonts w:ascii="Times New Roman" w:hAnsi="Times New Roman" w:eastAsia="Times New Roman" w:cs="Times New Roman"/>
-          <w:color w:val="000000" w:themeColor="text1"/>
-          <w:sz w:val="24"/>
-          <w:szCs w:val="24"/>
-          <w:highlight w:val="none"/>
-        </w:rPr>
-      </w:r>
-      <w:r>
-        <w:rPr>
-          <w:rFonts w:ascii="Times New Roman" w:hAnsi="Times New Roman" w:eastAsia="Times New Roman" w:cs="Times New Roman"/>
-          <w:color w:val="000000" w:themeColor="text1"/>
-          <w:sz w:val="24"/>
-          <w:szCs w:val="24"/>
-        </w:rPr>
-      </w:r>
-    </w:p>
-    <w:p>
-      <w:pPr>
-        <w:pStyle w:val="924"/>
-        <w:pBdr/>
-        <w:tabs>
-          <w:tab w:val="left" w:leader="none" w:pos="2635"/>
-        </w:tabs>
-        <w:spacing w:after="0" w:afterAutospacing="0" w:before="0" w:beforeAutospacing="0" w:line="240" w:lineRule="auto"/>
-        <w:ind/>
-        <w:contextualSpacing w:val="true"/>
-        <w:jc w:val="center"/>
-        <w:rPr>
-          <w:rFonts w:ascii="Times New Roman" w:hAnsi="Times New Roman" w:cs="Times New Roman"/>
-          <w:color w:val="000000" w:themeColor="text1"/>
-          <w:sz w:val="24"/>
-          <w:szCs w:val="24"/>
-        </w:rPr>
-      </w:pPr>
-      <w:r>
-        <w:rPr>
-          <w:rFonts w:ascii="Times New Roman" w:hAnsi="Times New Roman" w:eastAsia="Times New Roman" w:cs="Times New Roman"/>
-          <w:color w:val="000000" w:themeColor="text1"/>
-          <w:sz w:val="24"/>
-          <w:szCs w:val="24"/>
-        </w:rPr>
-        <w:t xml:space="preserve">{Assinatura Testemunha 2}</w:t>
-      </w:r>
-      <w:r>
-        <w:rPr>
-          <w:rFonts w:ascii="Times New Roman" w:hAnsi="Times New Roman" w:eastAsia="Times New Roman" w:cs="Times New Roman"/>
-          <w:color w:val="000000" w:themeColor="text1"/>
-          <w:sz w:val="24"/>
-          <w:szCs w:val="24"/>
-        </w:rPr>
-      </w:r>
-      <w:r>
-        <w:rPr>
-          <w:rFonts w:ascii="Times New Roman" w:hAnsi="Times New Roman" w:eastAsia="Times New Roman" w:cs="Times New Roman"/>
-          <w:color w:val="000000" w:themeColor="text1"/>
-          <w:sz w:val="24"/>
-          <w:szCs w:val="24"/>
-        </w:rPr>
-      </w:r>
-    </w:p>
-    <w:p>
-      <w:pPr>
-        <w:pStyle w:val="924"/>
-        <w:pBdr/>
-        <w:tabs>
-          <w:tab w:val="left" w:leader="none" w:pos="2635"/>
-        </w:tabs>
-        <w:spacing w:after="0" w:afterAutospacing="0" w:before="0" w:beforeAutospacing="0" w:line="240" w:lineRule="auto"/>
-        <w:ind/>
-        <w:contextualSpacing w:val="true"/>
-        <w:jc w:val="center"/>
-        <w:rPr>
-          <w:rFonts w:ascii="Times New Roman" w:hAnsi="Times New Roman" w:cs="Times New Roman"/>
-          <w:color w:val="000000" w:themeColor="text1"/>
-          <w:sz w:val="24"/>
-          <w:szCs w:val="24"/>
-        </w:rPr>
-      </w:pPr>
-      <w:r>
-        <w:rPr>
-          <w:rFonts w:ascii="Times New Roman" w:hAnsi="Times New Roman" w:eastAsia="Times New Roman" w:cs="Times New Roman"/>
-          <w:color w:val="000000" w:themeColor="text1"/>
-          <w:sz w:val="24"/>
-          <w:szCs w:val="24"/>
-        </w:rPr>
-        <w:t xml:space="preserve">{Testemunha 2}</w:t>
-      </w:r>
-      <w:r>
-        <w:rPr>
-          <w:rFonts w:ascii="Times New Roman" w:hAnsi="Times New Roman" w:eastAsia="Times New Roman" w:cs="Times New Roman"/>
-          <w:color w:val="000000" w:themeColor="text1"/>
-          <w:sz w:val="24"/>
-          <w:szCs w:val="24"/>
-        </w:rPr>
-      </w:r>
-      <w:r>
-        <w:rPr>
-          <w:rFonts w:ascii="Times New Roman" w:hAnsi="Times New Roman" w:eastAsia="Times New Roman" w:cs="Times New Roman"/>
-          <w:color w:val="000000" w:themeColor="text1"/>
-          <w:sz w:val="24"/>
-          <w:szCs w:val="24"/>
-        </w:rPr>
-      </w:r>
-    </w:p>
-    <w:p>
-      <w:pPr>
-        <w:pStyle w:val="924"/>
-        <w:pBdr/>
-        <w:tabs>
-          <w:tab w:val="left" w:leader="none" w:pos="2635"/>
-        </w:tabs>
-        <w:spacing w:after="0" w:afterAutospacing="0" w:before="0" w:beforeAutospacing="0" w:line="240" w:lineRule="auto"/>
-        <w:ind/>
-        <w:contextualSpacing w:val="true"/>
-        <w:jc w:val="center"/>
-        <w:rPr>
-          <w:rFonts w:ascii="Times New Roman" w:hAnsi="Times New Roman" w:eastAsia="Times New Roman" w:cs="Times New Roman"/>
           <w:color w:val="000000" w:themeColor="text1"/>
           <w:sz w:val="24"/>
           <w:szCs w:val="24"/>
@@ -3048,6 +2862,187 @@
       </w:r>
       <w:r>
         <w:rPr>
+          <w:rFonts w:ascii="Times New Roman" w:hAnsi="Times New Roman" w:cs="Times New Roman"/>
+          <w:color w:val="000000" w:themeColor="text1"/>
+          <w:sz w:val="24"/>
+          <w:szCs w:val="24"/>
+          <w:highlight w:val="none"/>
+        </w:rPr>
+      </w:r>
+    </w:p>
+    <w:p>
+      <w:pPr>
+        <w:pStyle w:val="924"/>
+        <w:pBdr/>
+        <w:tabs>
+          <w:tab w:val="left" w:leader="none" w:pos="2127"/>
+        </w:tabs>
+        <w:spacing w:after="28" w:afterAutospacing="0" w:before="0" w:beforeAutospacing="0" w:line="240" w:lineRule="auto"/>
+        <w:ind/>
+        <w:contextualSpacing w:val="true"/>
+        <w:jc w:val="center"/>
+        <w:rPr>
+          <w:rFonts w:ascii="Times New Roman" w:hAnsi="Times New Roman" w:cs="Times New Roman"/>
+          <w:color w:val="000000" w:themeColor="text1"/>
+          <w:sz w:val="24"/>
+          <w:szCs w:val="24"/>
+        </w:rPr>
+      </w:pPr>
+      <w:r>
+        <w:rPr>
+          <w:rFonts w:ascii="Times New Roman" w:hAnsi="Times New Roman" w:eastAsia="Times New Roman" w:cs="Times New Roman"/>
+          <w:color w:val="000000" w:themeColor="text1"/>
+          <w:sz w:val="24"/>
+          <w:szCs w:val="24"/>
+          <w:highlight w:val="none"/>
+        </w:rPr>
+      </w:r>
+      <w:r>
+        <w:rPr>
+          <w:rFonts w:ascii="Times New Roman" w:hAnsi="Times New Roman" w:eastAsia="Times New Roman" w:cs="Times New Roman"/>
+          <w:color w:val="000000" w:themeColor="text1"/>
+          <w:sz w:val="24"/>
+          <w:szCs w:val="24"/>
+        </w:rPr>
+      </w:r>
+      <w:r>
+        <w:rPr>
+          <w:rFonts w:ascii="Times New Roman" w:hAnsi="Times New Roman" w:cs="Times New Roman"/>
+          <w:color w:val="000000" w:themeColor="text1"/>
+          <w:sz w:val="24"/>
+          <w:szCs w:val="24"/>
+        </w:rPr>
+      </w:r>
+    </w:p>
+    <w:p>
+      <w:pPr>
+        <w:pStyle w:val="924"/>
+        <w:pBdr/>
+        <w:tabs>
+          <w:tab w:val="left" w:leader="none" w:pos="2635"/>
+        </w:tabs>
+        <w:spacing w:after="28" w:afterAutospacing="0" w:before="0" w:beforeAutospacing="0" w:line="240" w:lineRule="auto"/>
+        <w:ind/>
+        <w:contextualSpacing w:val="true"/>
+        <w:jc w:val="center"/>
+        <w:rPr>
+          <w:rFonts w:ascii="Times New Roman" w:hAnsi="Times New Roman" w:cs="Times New Roman"/>
+          <w:color w:val="000000" w:themeColor="text1"/>
+          <w:sz w:val="24"/>
+          <w:szCs w:val="24"/>
+        </w:rPr>
+      </w:pPr>
+      <w:r>
+        <w:rPr>
+          <w:rFonts w:ascii="Times New Roman" w:hAnsi="Times New Roman" w:eastAsia="Times New Roman" w:cs="Times New Roman"/>
+          <w:color w:val="000000" w:themeColor="text1"/>
+          <w:sz w:val="24"/>
+          <w:szCs w:val="24"/>
+        </w:rPr>
+        <w:t xml:space="preserve">{Assinatura Testemunha 2}</w:t>
+      </w:r>
+      <w:r>
+        <w:rPr>
+          <w:rFonts w:ascii="Times New Roman" w:hAnsi="Times New Roman" w:eastAsia="Times New Roman" w:cs="Times New Roman"/>
+          <w:color w:val="000000" w:themeColor="text1"/>
+          <w:sz w:val="24"/>
+          <w:szCs w:val="24"/>
+        </w:rPr>
+      </w:r>
+      <w:r>
+        <w:rPr>
+          <w:rFonts w:ascii="Times New Roman" w:hAnsi="Times New Roman" w:cs="Times New Roman"/>
+          <w:color w:val="000000" w:themeColor="text1"/>
+          <w:sz w:val="24"/>
+          <w:szCs w:val="24"/>
+        </w:rPr>
+      </w:r>
+    </w:p>
+    <w:p>
+      <w:pPr>
+        <w:pStyle w:val="924"/>
+        <w:pBdr/>
+        <w:tabs>
+          <w:tab w:val="left" w:leader="none" w:pos="2635"/>
+        </w:tabs>
+        <w:spacing w:after="28" w:afterAutospacing="0" w:before="0" w:beforeAutospacing="0" w:line="240" w:lineRule="auto"/>
+        <w:ind/>
+        <w:contextualSpacing w:val="true"/>
+        <w:jc w:val="center"/>
+        <w:rPr>
+          <w:rFonts w:ascii="Times New Roman" w:hAnsi="Times New Roman" w:cs="Times New Roman"/>
+          <w:color w:val="000000" w:themeColor="text1"/>
+          <w:sz w:val="24"/>
+          <w:szCs w:val="24"/>
+        </w:rPr>
+      </w:pPr>
+      <w:r>
+        <w:rPr>
+          <w:rFonts w:ascii="Times New Roman" w:hAnsi="Times New Roman" w:eastAsia="Times New Roman" w:cs="Times New Roman"/>
+          <w:color w:val="000000" w:themeColor="text1"/>
+          <w:sz w:val="24"/>
+          <w:szCs w:val="24"/>
+        </w:rPr>
+        <w:t xml:space="preserve">{Testemunha 2}</w:t>
+      </w:r>
+      <w:r>
+        <w:rPr>
+          <w:rFonts w:ascii="Times New Roman" w:hAnsi="Times New Roman" w:eastAsia="Times New Roman" w:cs="Times New Roman"/>
+          <w:color w:val="000000" w:themeColor="text1"/>
+          <w:sz w:val="24"/>
+          <w:szCs w:val="24"/>
+        </w:rPr>
+      </w:r>
+      <w:r>
+        <w:rPr>
+          <w:rFonts w:ascii="Times New Roman" w:hAnsi="Times New Roman" w:cs="Times New Roman"/>
+          <w:color w:val="000000" w:themeColor="text1"/>
+          <w:sz w:val="24"/>
+          <w:szCs w:val="24"/>
+        </w:rPr>
+      </w:r>
+    </w:p>
+    <w:p>
+      <w:pPr>
+        <w:pStyle w:val="924"/>
+        <w:pBdr/>
+        <w:tabs>
+          <w:tab w:val="left" w:leader="none" w:pos="2635"/>
+        </w:tabs>
+        <w:spacing w:after="28" w:afterAutospacing="0" w:before="0" w:beforeAutospacing="0" w:line="240" w:lineRule="auto"/>
+        <w:ind/>
+        <w:contextualSpacing w:val="true"/>
+        <w:jc w:val="center"/>
+        <w:rPr>
+          <w:rFonts w:ascii="Times New Roman" w:hAnsi="Times New Roman" w:eastAsia="Times New Roman" w:cs="Times New Roman"/>
+          <w:b/>
+          <w:bCs/>
+          <w:color w:val="000000" w:themeColor="text1"/>
+          <w:sz w:val="20"/>
+          <w:szCs w:val="20"/>
+        </w:rPr>
+      </w:pPr>
+      <w:r>
+        <w:rPr>
+          <w:rFonts w:ascii="Times New Roman" w:hAnsi="Times New Roman" w:eastAsia="Times New Roman" w:cs="Times New Roman"/>
+          <w:color w:val="000000" w:themeColor="text1"/>
+          <w:sz w:val="24"/>
+          <w:szCs w:val="24"/>
+        </w:rPr>
+        <w:t xml:space="preserve">Testemunha</w:t>
+      </w:r>
+      <w:r>
+        <w:rPr>
+          <w:rFonts w:ascii="Times New Roman" w:hAnsi="Times New Roman" w:eastAsia="Times New Roman" w:cs="Times New Roman"/>
+          <w:b/>
+          <w:bCs/>
+          <w:color w:val="000000" w:themeColor="text1"/>
+          <w:sz w:val="20"/>
+          <w:szCs w:val="20"/>
+        </w:rPr>
+      </w:r>
+      <w:r>
+        <w:rPr>
           <w:rFonts w:ascii="Times New Roman" w:hAnsi="Times New Roman" w:eastAsia="Times New Roman" w:cs="Times New Roman"/>
           <w:color w:val="000000" w:themeColor="text1"/>
           <w:sz w:val="24"/>
@@ -3058,20 +3053,21 @@
     </w:p>
     <w:p>
       <w:pPr>
-        <w:pStyle w:val="922"/>
+        <w:pStyle w:val="924"/>
         <w:pBdr/>
         <w:tabs>
-          <w:tab w:val="left" w:leader="none" w:pos="2880"/>
+          <w:tab w:val="left" w:leader="none" w:pos="2635"/>
         </w:tabs>
-        <w:spacing w:after="0" w:afterAutospacing="0" w:before="0" w:beforeAutospacing="0" w:line="240" w:lineRule="auto"/>
-        <w:ind/>
+        <w:spacing w:after="28" w:afterAutospacing="0" w:afterLines="0" w:before="0" w:beforeAutospacing="0" w:line="240" w:lineRule="auto"/>
+        <w:ind/>
+        <w:contextualSpacing w:val="true"/>
+        <w:jc w:val="left"/>
         <w:rPr>
-          <w:rFonts w:ascii="Times New Roman" w:hAnsi="Times New Roman" w:cs="Times New Roman"/>
-          <w:b/>
-          <w:bCs/>
+          <w:rFonts w:ascii="Times New Roman" w:hAnsi="Times New Roman" w:eastAsia="Times New Roman" w:cs="Times New Roman"/>
           <w:color w:val="000000" w:themeColor="text1"/>
-          <w:sz w:val="20"/>
-          <w:szCs w:val="20"/>
+          <w:sz w:val="24"/>
+          <w:szCs w:val="24"/>
+          <w:highlight w:val="none"/>
         </w:rPr>
       </w:pPr>
       <w:r>
@@ -3154,23 +3150,13 @@
       <w:r>
         <w:rPr>
           <w:rFonts w:ascii="Times New Roman" w:hAnsi="Times New Roman" w:eastAsia="Times New Roman" w:cs="Times New Roman"/>
-          <w:b/>
-          <w:bCs/>
           <w:color w:val="000000" w:themeColor="text1"/>
-          <w:sz w:val="20"/>
-          <w:szCs w:val="20"/>
+          <w:sz w:val="24"/>
+          <w:szCs w:val="24"/>
+          <w:highlight w:val="none"/>
         </w:rPr>
       </w:r>
-      <w:r>
-        <w:rPr>
-          <w:rFonts w:ascii="Times New Roman" w:hAnsi="Times New Roman" w:eastAsia="Times New Roman" w:cs="Times New Roman"/>
-          <w:b/>
-          <w:bCs/>
-          <w:color w:val="000000" w:themeColor="text1"/>
-          <w:sz w:val="20"/>
-          <w:szCs w:val="20"/>
-        </w:rPr>
-      </w:r>
+      <w:r/>
     </w:p>
     <w:sectPr>
       <w:headerReference w:type="default" r:id="rId8"/>

--- a/GsdAutomatico/pdf/MODELO_NPD.docx
+++ b/GsdAutomatico/pdf/MODELO_NPD.docx
@@ -27,7 +27,7 @@
       </w:r>
       <w:r>
         <w:rPr>
-          <w:rFonts w:ascii="Times New Roman" w:hAnsi="Times New Roman" w:eastAsia="Times New Roman" w:cs="Times New Roman"/>
+          <w:rFonts w:ascii="Times New Roman" w:hAnsi="Times New Roman" w:cs="Times New Roman"/>
           <w:sz w:val="24"/>
           <w:szCs w:val="24"/>
         </w:rPr>
@@ -68,7 +68,7 @@
       </w:r>
       <w:r>
         <w:rPr>
-          <w:rFonts w:ascii="Times New Roman" w:hAnsi="Times New Roman" w:eastAsia="Times New Roman" w:cs="Times New Roman"/>
+          <w:rFonts w:ascii="Times New Roman" w:hAnsi="Times New Roman" w:cs="Times New Roman"/>
           <w:b w:val="0"/>
           <w:bCs w:val="0"/>
           <w:sz w:val="24"/>
@@ -113,7 +113,7 @@
       </w:r>
       <w:r>
         <w:rPr>
-          <w:rFonts w:ascii="Times New Roman" w:hAnsi="Times New Roman" w:eastAsia="Times New Roman" w:cs="Times New Roman"/>
+          <w:rFonts w:ascii="Times New Roman" w:hAnsi="Times New Roman" w:cs="Times New Roman"/>
           <w:b w:val="0"/>
           <w:bCs w:val="0"/>
           <w:sz w:val="24"/>
@@ -170,7 +170,7 @@
       </w:r>
       <w:r>
         <w:rPr>
-          <w:rFonts w:ascii="Times New Roman" w:hAnsi="Times New Roman" w:eastAsia="Times New Roman" w:cs="Times New Roman"/>
+          <w:rFonts w:ascii="Times New Roman" w:hAnsi="Times New Roman" w:cs="Times New Roman"/>
           <w:b w:val="0"/>
           <w:bCs w:val="0"/>
           <w:color w:val="ff0000"/>
@@ -243,11 +243,10 @@
       </w:r>
       <w:r>
         <w:rPr>
-          <w:rFonts w:ascii="Times New Roman" w:hAnsi="Times New Roman" w:eastAsia="Times New Roman" w:cs="Times New Roman"/>
+          <w:rFonts w:ascii="Times New Roman" w:hAnsi="Times New Roman" w:cs="Times New Roman"/>
           <w:b w:val="0"/>
           <w:bCs w:val="0"/>
           <w:i w:val="0"/>
-          <w:iCs w:val="0"/>
           <w:sz w:val="24"/>
           <w:szCs w:val="24"/>
         </w:rPr>
@@ -286,7 +285,7 @@
       </w:r>
       <w:r>
         <w:rPr>
-          <w:rFonts w:ascii="Times New Roman" w:hAnsi="Times New Roman" w:eastAsia="Times New Roman" w:cs="Times New Roman"/>
+          <w:rFonts w:ascii="Times New Roman" w:hAnsi="Times New Roman" w:cs="Times New Roman"/>
           <w:sz w:val="24"/>
           <w:szCs w:val="24"/>
         </w:rPr>
@@ -324,7 +323,7 @@
       </w:r>
       <w:r>
         <w:rPr>
-          <w:rFonts w:ascii="Times New Roman" w:hAnsi="Times New Roman" w:eastAsia="Times New Roman" w:cs="Times New Roman"/>
+          <w:rFonts w:ascii="Times New Roman" w:hAnsi="Times New Roman" w:cs="Times New Roman"/>
           <w:b w:val="0"/>
           <w:sz w:val="24"/>
           <w:szCs w:val="24"/>
@@ -363,10 +362,9 @@
       </w:r>
       <w:r>
         <w:rPr>
-          <w:rFonts w:ascii="Times New Roman" w:hAnsi="Times New Roman" w:eastAsia="Times New Roman" w:cs="Times New Roman"/>
+          <w:rFonts w:ascii="Times New Roman" w:hAnsi="Times New Roman" w:cs="Times New Roman"/>
           <w:sz w:val="24"/>
           <w:szCs w:val="24"/>
-          <w:lang w:eastAsia="en-US"/>
         </w:rPr>
       </w:r>
       <w:r>
@@ -422,7 +420,7 @@
       </w:r>
       <w:r>
         <w:rPr>
-          <w:rFonts w:ascii="Times New Roman" w:hAnsi="Times New Roman" w:eastAsia="Times New Roman" w:cs="Times New Roman"/>
+          <w:rFonts w:ascii="Times New Roman" w:hAnsi="Times New Roman" w:cs="Times New Roman"/>
           <w:bCs/>
           <w:color w:val="000000" w:themeColor="text1"/>
           <w:sz w:val="24"/>
@@ -469,7 +467,7 @@
       </w:r>
       <w:r>
         <w:rPr>
-          <w:rFonts w:ascii="Times New Roman" w:hAnsi="Times New Roman" w:eastAsia="Times New Roman" w:cs="Times New Roman"/>
+          <w:rFonts w:ascii="Times New Roman" w:hAnsi="Times New Roman" w:cs="Times New Roman"/>
           <w:b/>
           <w:bCs/>
           <w:color w:val="000000" w:themeColor="text1"/>
@@ -648,7 +646,7 @@
       </w:r>
       <w:r>
         <w:rPr>
-          <w:rFonts w:ascii="Times New Roman" w:hAnsi="Times New Roman" w:eastAsia="Times New Roman" w:cs="Times New Roman"/>
+          <w:rFonts w:ascii="Times New Roman" w:hAnsi="Times New Roman" w:cs="Times New Roman"/>
           <w:b/>
           <w:bCs/>
           <w:color w:val="000000" w:themeColor="text1"/>
@@ -694,7 +692,7 @@
       </w:r>
       <w:r>
         <w:rPr>
-          <w:rFonts w:ascii="Times New Roman" w:hAnsi="Times New Roman" w:eastAsia="Times New Roman" w:cs="Times New Roman"/>
+          <w:rFonts w:ascii="Times New Roman" w:hAnsi="Times New Roman" w:cs="Times New Roman"/>
           <w:b/>
           <w:bCs/>
           <w:sz w:val="24"/>
@@ -1666,7 +1664,7 @@
       </w:r>
       <w:r>
         <w:rPr>
-          <w:rFonts w:ascii="Times New Roman" w:hAnsi="Times New Roman" w:eastAsia="Times New Roman" w:cs="Times New Roman"/>
+          <w:rFonts w:ascii="Times New Roman" w:hAnsi="Times New Roman" w:cs="Times New Roman"/>
           <w:color w:val="000000" w:themeColor="text1"/>
           <w:sz w:val="24"/>
           <w:szCs w:val="24"/>
@@ -1760,7 +1758,7 @@
       </w:r>
       <w:r>
         <w:rPr>
-          <w:rFonts w:ascii="Times New Roman" w:hAnsi="Times New Roman" w:eastAsia="Times New Roman" w:cs="Times New Roman"/>
+          <w:rFonts w:ascii="Times New Roman" w:hAnsi="Times New Roman" w:cs="Times New Roman"/>
           <w:bCs/>
           <w:color w:val="ff0000"/>
           <w:sz w:val="24"/>
@@ -1799,7 +1797,7 @@
       </w:r>
       <w:r>
         <w:rPr>
-          <w:rFonts w:ascii="Times New Roman" w:hAnsi="Times New Roman" w:eastAsia="Times New Roman" w:cs="Times New Roman"/>
+          <w:rFonts w:ascii="Times New Roman" w:hAnsi="Times New Roman" w:cs="Times New Roman"/>
           <w:sz w:val="24"/>
           <w:szCs w:val="24"/>
         </w:rPr>
@@ -1835,7 +1833,7 @@
       </w:r>
       <w:r>
         <w:rPr>
-          <w:rFonts w:ascii="Times New Roman" w:hAnsi="Times New Roman" w:eastAsia="Times New Roman" w:cs="Times New Roman"/>
+          <w:rFonts w:ascii="Times New Roman" w:hAnsi="Times New Roman" w:cs="Times New Roman"/>
           <w:sz w:val="24"/>
           <w:szCs w:val="24"/>
         </w:rPr>
@@ -1878,7 +1876,7 @@
       </w:r>
       <w:r>
         <w:rPr>
-          <w:rFonts w:ascii="Times New Roman" w:hAnsi="Times New Roman" w:eastAsia="Times New Roman" w:cs="Times New Roman"/>
+          <w:rFonts w:ascii="Times New Roman" w:hAnsi="Times New Roman" w:cs="Times New Roman"/>
           <w:sz w:val="24"/>
           <w:szCs w:val="24"/>
         </w:rPr>
@@ -1916,7 +1914,7 @@
       </w:r>
       <w:r>
         <w:rPr>
-          <w:rFonts w:ascii="Times New Roman" w:hAnsi="Times New Roman" w:eastAsia="Times New Roman" w:cs="Times New Roman"/>
+          <w:rFonts w:ascii="Times New Roman" w:hAnsi="Times New Roman" w:cs="Times New Roman"/>
           <w:color w:val="000000" w:themeColor="text1"/>
           <w:sz w:val="24"/>
           <w:szCs w:val="24"/>
@@ -1939,7 +1937,9 @@
         <w:ind/>
         <w:jc w:val="center"/>
         <w:rPr>
-          <w:rFonts w:ascii="Times New Roman" w:hAnsi="Times New Roman" w:eastAsia="Times New Roman" w:cs="Times New Roman"/>
+          <w:rFonts w:ascii="Times New Roman" w:hAnsi="Times New Roman" w:cs="Times New Roman"/>
+          <w:b/>
+          <w:bCs/>
           <w:color w:val="000000" w:themeColor="text1"/>
           <w:sz w:val="24"/>
           <w:szCs w:val="24"/>
@@ -1992,6 +1992,55 @@
           <w:szCs w:val="24"/>
         </w:rPr>
       </w:r>
+      <w:r>
+        <w:rPr>
+          <w:rFonts w:ascii="Times New Roman" w:hAnsi="Times New Roman" w:eastAsia="Times New Roman" w:cs="Times New Roman"/>
+          <w:color w:val="000000" w:themeColor="text1"/>
+          <w:sz w:val="24"/>
+          <w:szCs w:val="24"/>
+          <w:highlight w:val="none"/>
+        </w:rPr>
+      </w:r>
+    </w:p>
+    <w:p>
+      <w:pPr>
+        <w:pStyle w:val="921"/>
+        <w:pBdr/>
+        <w:spacing w:after="28" w:afterAutospacing="0" w:before="0" w:beforeAutospacing="0" w:line="240" w:lineRule="auto"/>
+        <w:ind/>
+        <w:jc w:val="center"/>
+        <w:rPr>
+          <w:rFonts w:ascii="Times New Roman" w:hAnsi="Times New Roman" w:eastAsia="Times New Roman" w:cs="Times New Roman"/>
+          <w:b w:val="0"/>
+          <w:bCs w:val="0"/>
+          <w:color w:val="000000" w:themeColor="text1"/>
+          <w:sz w:val="24"/>
+          <w:szCs w:val="24"/>
+          <w:highlight w:val="none"/>
+        </w:rPr>
+      </w:pPr>
+      <w:r>
+        <w:rPr>
+          <w:rFonts w:ascii="Times New Roman" w:hAnsi="Times New Roman" w:cs="Times New Roman"/>
+          <w:b w:val="0"/>
+          <w:bCs w:val="0"/>
+          <w:color w:val="000000" w:themeColor="text1"/>
+          <w:sz w:val="24"/>
+          <w:szCs w:val="24"/>
+          <w:highlight w:val="none"/>
+        </w:rPr>
+      </w:r>
+      <w:r>
+        <w:rPr>
+          <w:rFonts w:ascii="Times New Roman" w:hAnsi="Times New Roman" w:eastAsia="Times New Roman" w:cs="Times New Roman"/>
+          <w:b w:val="0"/>
+          <w:bCs w:val="0"/>
+          <w:color w:val="000000" w:themeColor="text1"/>
+          <w:sz w:val="24"/>
+          <w:szCs w:val="24"/>
+          <w:highlight w:val="none"/>
+        </w:rPr>
+      </w:r>
     </w:p>
     <w:p>
       <w:pPr>
@@ -2017,6 +2066,7 @@
           <w:szCs w:val="24"/>
           <w:highlight w:val="none"/>
         </w:rPr>
+        <w:t xml:space="preserve">{nova_pagina}</w:t>
       </w:r>
       <w:r>
         <w:rPr>
@@ -2029,11 +2079,12 @@
       </w:r>
       <w:r>
         <w:rPr>
-          <w:rFonts w:ascii="Times New Roman" w:hAnsi="Times New Roman" w:eastAsia="Times New Roman" w:cs="Times New Roman"/>
+          <w:rFonts w:ascii="Times New Roman" w:hAnsi="Times New Roman" w:cs="Times New Roman"/>
+          <w:b/>
+          <w:bCs/>
           <w:color w:val="000000" w:themeColor="text1"/>
           <w:sz w:val="24"/>
           <w:szCs w:val="24"/>
-          <w:highlight w:val="none"/>
         </w:rPr>
       </w:r>
     </w:p>
@@ -2061,7 +2112,7 @@
       </w:r>
       <w:r>
         <w:rPr>
-          <w:rFonts w:ascii="Times New Roman" w:hAnsi="Times New Roman" w:eastAsia="Times New Roman" w:cs="Times New Roman"/>
+          <w:rFonts w:ascii="Times New Roman" w:hAnsi="Times New Roman" w:cs="Times New Roman"/>
           <w:b/>
           <w:sz w:val="24"/>
           <w:szCs w:val="24"/>
@@ -2213,7 +2264,7 @@
       </w:r>
       <w:r>
         <w:rPr>
-          <w:rFonts w:ascii="Times New Roman" w:hAnsi="Times New Roman" w:eastAsia="Times New Roman" w:cs="Times New Roman"/>
+          <w:rFonts w:ascii="Times New Roman" w:hAnsi="Times New Roman" w:cs="Times New Roman"/>
           <w:color w:val="000000" w:themeColor="text1"/>
           <w:sz w:val="24"/>
           <w:szCs w:val="24"/>
@@ -2250,7 +2301,7 @@
       </w:r>
       <w:r>
         <w:rPr>
-          <w:rFonts w:ascii="Times New Roman" w:hAnsi="Times New Roman" w:eastAsia="Times New Roman" w:cs="Times New Roman"/>
+          <w:rFonts w:ascii="Times New Roman" w:hAnsi="Times New Roman" w:cs="Times New Roman"/>
           <w:sz w:val="24"/>
           <w:szCs w:val="24"/>
         </w:rPr>
@@ -2341,43 +2392,10 @@
       </w:r>
       <w:r>
         <w:rPr>
-          <w:rFonts w:ascii="Times New Roman" w:hAnsi="Times New Roman" w:cs="Times New Roman"/>
-          <w:bCs/>
-          <w:sz w:val="24"/>
-          <w:szCs w:val="24"/>
-        </w:rPr>
-      </w:r>
-      <w:r>
-        <w:rPr>
           <w:rFonts w:ascii="Times New Roman" w:hAnsi="Times New Roman" w:eastAsia="Times New Roman" w:cs="Times New Roman"/>
           <w:sz w:val="24"/>
           <w:szCs w:val="24"/>
           <w:highlight w:val="none"/>
-        </w:rPr>
-      </w:r>
-      <w:r>
-        <w:rPr>
-          <w:rFonts w:ascii="Times New Roman" w:hAnsi="Times New Roman" w:eastAsia="Times New Roman" w:cs="Times New Roman"/>
-          <w:bCs/>
-          <w:sz w:val="24"/>
-          <w:szCs w:val="24"/>
-          <w:highlight w:val="none"/>
-        </w:rPr>
-      </w:r>
-      <w:r>
-        <w:rPr>
-          <w:rFonts w:ascii="Times New Roman" w:hAnsi="Times New Roman" w:eastAsia="Times New Roman" w:cs="Times New Roman"/>
-          <w:bCs/>
-          <w:sz w:val="24"/>
-          <w:szCs w:val="24"/>
-          <w:highlight w:val="none"/>
-        </w:rPr>
-      </w:r>
-      <w:r>
-        <w:rPr>
-          <w:rFonts w:ascii="Times New Roman" w:hAnsi="Times New Roman" w:cs="Times New Roman"/>
-          <w:sz w:val="24"/>
-          <w:szCs w:val="24"/>
         </w:rPr>
       </w:r>
       <w:r>
@@ -2416,7 +2434,7 @@
       </w:r>
       <w:r>
         <w:rPr>
-          <w:rFonts w:ascii="Times New Roman" w:hAnsi="Times New Roman" w:eastAsia="Times New Roman" w:cs="Times New Roman"/>
+          <w:rFonts w:ascii="Times New Roman" w:hAnsi="Times New Roman" w:cs="Times New Roman"/>
           <w:bCs/>
           <w:color w:val="000000" w:themeColor="text1"/>
           <w:sz w:val="24"/>
@@ -2459,7 +2477,7 @@
       </w:r>
       <w:r>
         <w:rPr>
-          <w:rFonts w:ascii="Times New Roman" w:hAnsi="Times New Roman" w:eastAsia="Times New Roman" w:cs="Times New Roman"/>
+          <w:rFonts w:ascii="Times New Roman" w:hAnsi="Times New Roman" w:cs="Times New Roman"/>
           <w:color w:val="000000" w:themeColor="text1"/>
           <w:sz w:val="24"/>
           <w:szCs w:val="24"/>
@@ -2504,7 +2522,7 @@
       </w:r>
       <w:r>
         <w:rPr>
-          <w:rFonts w:ascii="Times New Roman" w:hAnsi="Times New Roman" w:eastAsia="Times New Roman" w:cs="Times New Roman"/>
+          <w:rFonts w:ascii="Times New Roman" w:hAnsi="Times New Roman" w:cs="Times New Roman"/>
           <w:color w:val="000000" w:themeColor="text1"/>
           <w:sz w:val="24"/>
           <w:szCs w:val="24"/>
@@ -2550,7 +2568,7 @@
       </w:r>
       <w:r>
         <w:rPr>
-          <w:rFonts w:ascii="Times New Roman" w:hAnsi="Times New Roman" w:eastAsia="Times New Roman" w:cs="Times New Roman"/>
+          <w:rFonts w:ascii="Times New Roman" w:hAnsi="Times New Roman" w:cs="Times New Roman"/>
           <w:color w:val="000000" w:themeColor="text1"/>
           <w:sz w:val="24"/>
           <w:szCs w:val="24"/>
@@ -2592,7 +2610,7 @@
       </w:r>
       <w:r>
         <w:rPr>
-          <w:rFonts w:ascii="Times New Roman" w:hAnsi="Times New Roman" w:eastAsia="Times New Roman" w:cs="Times New Roman"/>
+          <w:rFonts w:ascii="Times New Roman" w:hAnsi="Times New Roman" w:cs="Times New Roman"/>
           <w:bCs/>
           <w:color w:val="000000" w:themeColor="text1"/>
           <w:sz w:val="24"/>
@@ -2635,7 +2653,7 @@
       </w:r>
       <w:r>
         <w:rPr>
-          <w:rFonts w:ascii="Times New Roman" w:hAnsi="Times New Roman" w:eastAsia="Times New Roman" w:cs="Times New Roman"/>
+          <w:rFonts w:ascii="Times New Roman" w:hAnsi="Times New Roman" w:cs="Times New Roman"/>
           <w:bCs/>
           <w:color w:val="000000" w:themeColor="text1"/>
           <w:sz w:val="24"/>
@@ -2678,7 +2696,7 @@
       </w:r>
       <w:r>
         <w:rPr>
-          <w:rFonts w:ascii="Times New Roman" w:hAnsi="Times New Roman" w:eastAsia="Times New Roman" w:cs="Times New Roman"/>
+          <w:rFonts w:ascii="Times New Roman" w:hAnsi="Times New Roman" w:cs="Times New Roman"/>
           <w:color w:val="000000" w:themeColor="text1"/>
           <w:sz w:val="24"/>
           <w:szCs w:val="24"/>
@@ -2720,7 +2738,7 @@
       </w:r>
       <w:r>
         <w:rPr>
-          <w:rFonts w:ascii="Times New Roman" w:hAnsi="Times New Roman" w:eastAsia="Times New Roman" w:cs="Times New Roman"/>
+          <w:rFonts w:ascii="Times New Roman" w:hAnsi="Times New Roman" w:cs="Times New Roman"/>
           <w:color w:val="000000" w:themeColor="text1"/>
           <w:sz w:val="24"/>
           <w:szCs w:val="24"/>
@@ -2764,7 +2782,7 @@
       </w:r>
       <w:r>
         <w:rPr>
-          <w:rFonts w:ascii="Times New Roman" w:hAnsi="Times New Roman" w:eastAsia="Times New Roman" w:cs="Times New Roman"/>
+          <w:rFonts w:ascii="Times New Roman" w:hAnsi="Times New Roman" w:cs="Times New Roman"/>
           <w:color w:val="000000" w:themeColor="text1"/>
           <w:sz w:val="24"/>
           <w:szCs w:val="24"/>
@@ -2808,7 +2826,7 @@
       </w:r>
       <w:r>
         <w:rPr>
-          <w:rFonts w:ascii="Times New Roman" w:hAnsi="Times New Roman" w:eastAsia="Times New Roman" w:cs="Times New Roman"/>
+          <w:rFonts w:ascii="Times New Roman" w:hAnsi="Times New Roman" w:cs="Times New Roman"/>
           <w:color w:val="000000" w:themeColor="text1"/>
           <w:sz w:val="24"/>
           <w:szCs w:val="24"/>
@@ -2840,6 +2858,186 @@
           <w:sz w:val="24"/>
           <w:szCs w:val="24"/>
           <w:highlight w:val="none"/>
+        </w:rPr>
+      </w:pPr>
+      <w:r>
+        <w:rPr>
+          <w:rFonts w:ascii="Times New Roman" w:hAnsi="Times New Roman" w:eastAsia="Times New Roman" w:cs="Times New Roman"/>
+          <w:color w:val="000000" w:themeColor="text1"/>
+          <w:sz w:val="24"/>
+          <w:szCs w:val="24"/>
+        </w:rPr>
+        <w:t xml:space="preserve">Testemunha</w:t>
+      </w:r>
+      <w:r>
+        <w:rPr>
+          <w:rFonts w:ascii="Times New Roman" w:hAnsi="Times New Roman" w:cs="Times New Roman"/>
+          <w:color w:val="000000" w:themeColor="text1"/>
+          <w:sz w:val="24"/>
+          <w:szCs w:val="24"/>
+          <w:highlight w:val="none"/>
+        </w:rPr>
+      </w:r>
+      <w:r>
+        <w:rPr>
+          <w:rFonts w:ascii="Times New Roman" w:hAnsi="Times New Roman" w:cs="Times New Roman"/>
+          <w:color w:val="000000" w:themeColor="text1"/>
+          <w:sz w:val="24"/>
+          <w:szCs w:val="24"/>
+          <w:highlight w:val="none"/>
+        </w:rPr>
+      </w:r>
+    </w:p>
+    <w:p>
+      <w:pPr>
+        <w:pStyle w:val="924"/>
+        <w:pBdr/>
+        <w:tabs>
+          <w:tab w:val="left" w:leader="none" w:pos="2127"/>
+        </w:tabs>
+        <w:spacing w:after="28" w:afterAutospacing="0" w:before="0" w:beforeAutospacing="0" w:line="240" w:lineRule="auto"/>
+        <w:ind/>
+        <w:contextualSpacing w:val="true"/>
+        <w:jc w:val="center"/>
+        <w:rPr>
+          <w:rFonts w:ascii="Times New Roman" w:hAnsi="Times New Roman" w:cs="Times New Roman"/>
+          <w:color w:val="000000" w:themeColor="text1"/>
+          <w:sz w:val="24"/>
+          <w:szCs w:val="24"/>
+        </w:rPr>
+      </w:pPr>
+      <w:r>
+        <w:rPr>
+          <w:rFonts w:ascii="Times New Roman" w:hAnsi="Times New Roman" w:eastAsia="Times New Roman" w:cs="Times New Roman"/>
+          <w:color w:val="000000" w:themeColor="text1"/>
+          <w:sz w:val="24"/>
+          <w:szCs w:val="24"/>
+          <w:highlight w:val="none"/>
+        </w:rPr>
+      </w:r>
+      <w:r>
+        <w:rPr>
+          <w:rFonts w:ascii="Times New Roman" w:hAnsi="Times New Roman" w:cs="Times New Roman"/>
+          <w:color w:val="000000" w:themeColor="text1"/>
+          <w:sz w:val="24"/>
+          <w:szCs w:val="24"/>
+        </w:rPr>
+      </w:r>
+      <w:r>
+        <w:rPr>
+          <w:rFonts w:ascii="Times New Roman" w:hAnsi="Times New Roman" w:cs="Times New Roman"/>
+          <w:color w:val="000000" w:themeColor="text1"/>
+          <w:sz w:val="24"/>
+          <w:szCs w:val="24"/>
+        </w:rPr>
+      </w:r>
+    </w:p>
+    <w:p>
+      <w:pPr>
+        <w:pStyle w:val="924"/>
+        <w:pBdr/>
+        <w:tabs>
+          <w:tab w:val="left" w:leader="none" w:pos="2635"/>
+        </w:tabs>
+        <w:spacing w:after="28" w:afterAutospacing="0" w:before="0" w:beforeAutospacing="0" w:line="240" w:lineRule="auto"/>
+        <w:ind/>
+        <w:contextualSpacing w:val="true"/>
+        <w:jc w:val="center"/>
+        <w:rPr>
+          <w:rFonts w:ascii="Times New Roman" w:hAnsi="Times New Roman" w:cs="Times New Roman"/>
+          <w:color w:val="000000" w:themeColor="text1"/>
+          <w:sz w:val="24"/>
+          <w:szCs w:val="24"/>
+        </w:rPr>
+      </w:pPr>
+      <w:r>
+        <w:rPr>
+          <w:rFonts w:ascii="Times New Roman" w:hAnsi="Times New Roman" w:eastAsia="Times New Roman" w:cs="Times New Roman"/>
+          <w:color w:val="000000" w:themeColor="text1"/>
+          <w:sz w:val="24"/>
+          <w:szCs w:val="24"/>
+        </w:rPr>
+        <w:t xml:space="preserve">{Assinatura Testemunha 2}</w:t>
+      </w:r>
+      <w:r>
+        <w:rPr>
+          <w:rFonts w:ascii="Times New Roman" w:hAnsi="Times New Roman" w:cs="Times New Roman"/>
+          <w:color w:val="000000" w:themeColor="text1"/>
+          <w:sz w:val="24"/>
+          <w:szCs w:val="24"/>
+        </w:rPr>
+      </w:r>
+      <w:r>
+        <w:rPr>
+          <w:rFonts w:ascii="Times New Roman" w:hAnsi="Times New Roman" w:cs="Times New Roman"/>
+          <w:color w:val="000000" w:themeColor="text1"/>
+          <w:sz w:val="24"/>
+          <w:szCs w:val="24"/>
+        </w:rPr>
+      </w:r>
+    </w:p>
+    <w:p>
+      <w:pPr>
+        <w:pStyle w:val="924"/>
+        <w:pBdr/>
+        <w:tabs>
+          <w:tab w:val="left" w:leader="none" w:pos="2635"/>
+        </w:tabs>
+        <w:spacing w:after="28" w:afterAutospacing="0" w:before="0" w:beforeAutospacing="0" w:line="240" w:lineRule="auto"/>
+        <w:ind/>
+        <w:contextualSpacing w:val="true"/>
+        <w:jc w:val="center"/>
+        <w:rPr>
+          <w:rFonts w:ascii="Times New Roman" w:hAnsi="Times New Roman" w:cs="Times New Roman"/>
+          <w:color w:val="000000" w:themeColor="text1"/>
+          <w:sz w:val="24"/>
+          <w:szCs w:val="24"/>
+        </w:rPr>
+      </w:pPr>
+      <w:r>
+        <w:rPr>
+          <w:rFonts w:ascii="Times New Roman" w:hAnsi="Times New Roman" w:eastAsia="Times New Roman" w:cs="Times New Roman"/>
+          <w:color w:val="000000" w:themeColor="text1"/>
+          <w:sz w:val="24"/>
+          <w:szCs w:val="24"/>
+        </w:rPr>
+        <w:t xml:space="preserve">{Testemunha 2}</w:t>
+      </w:r>
+      <w:r>
+        <w:rPr>
+          <w:rFonts w:ascii="Times New Roman" w:hAnsi="Times New Roman" w:cs="Times New Roman"/>
+          <w:color w:val="000000" w:themeColor="text1"/>
+          <w:sz w:val="24"/>
+          <w:szCs w:val="24"/>
+        </w:rPr>
+      </w:r>
+      <w:r>
+        <w:rPr>
+          <w:rFonts w:ascii="Times New Roman" w:hAnsi="Times New Roman" w:cs="Times New Roman"/>
+          <w:color w:val="000000" w:themeColor="text1"/>
+          <w:sz w:val="24"/>
+          <w:szCs w:val="24"/>
+        </w:rPr>
+      </w:r>
+    </w:p>
+    <w:p>
+      <w:pPr>
+        <w:pStyle w:val="924"/>
+        <w:pBdr/>
+        <w:tabs>
+          <w:tab w:val="left" w:leader="none" w:pos="2635"/>
+        </w:tabs>
+        <w:spacing w:after="28" w:afterAutospacing="0" w:before="0" w:beforeAutospacing="0" w:line="240" w:lineRule="auto"/>
+        <w:ind/>
+        <w:contextualSpacing w:val="true"/>
+        <w:jc w:val="center"/>
+        <w:rPr>
+          <w:rFonts w:ascii="Times New Roman" w:hAnsi="Times New Roman" w:eastAsia="Times New Roman" w:cs="Times New Roman"/>
+          <w:b/>
+          <w:bCs/>
+          <w:color w:val="000000" w:themeColor="text1"/>
+          <w:sz w:val="20"/>
+          <w:szCs w:val="20"/>
         </w:rPr>
       </w:pPr>
       <w:r>
@@ -2862,192 +3060,12 @@
       </w:r>
       <w:r>
         <w:rPr>
-          <w:rFonts w:ascii="Times New Roman" w:hAnsi="Times New Roman" w:cs="Times New Roman"/>
-          <w:color w:val="000000" w:themeColor="text1"/>
-          <w:sz w:val="24"/>
-          <w:szCs w:val="24"/>
-          <w:highlight w:val="none"/>
-        </w:rPr>
-      </w:r>
-    </w:p>
-    <w:p>
-      <w:pPr>
-        <w:pStyle w:val="924"/>
-        <w:pBdr/>
-        <w:tabs>
-          <w:tab w:val="left" w:leader="none" w:pos="2127"/>
-        </w:tabs>
-        <w:spacing w:after="28" w:afterAutospacing="0" w:before="0" w:beforeAutospacing="0" w:line="240" w:lineRule="auto"/>
-        <w:ind/>
-        <w:contextualSpacing w:val="true"/>
-        <w:jc w:val="center"/>
-        <w:rPr>
-          <w:rFonts w:ascii="Times New Roman" w:hAnsi="Times New Roman" w:cs="Times New Roman"/>
-          <w:color w:val="000000" w:themeColor="text1"/>
-          <w:sz w:val="24"/>
-          <w:szCs w:val="24"/>
-        </w:rPr>
-      </w:pPr>
-      <w:r>
-        <w:rPr>
-          <w:rFonts w:ascii="Times New Roman" w:hAnsi="Times New Roman" w:eastAsia="Times New Roman" w:cs="Times New Roman"/>
-          <w:color w:val="000000" w:themeColor="text1"/>
-          <w:sz w:val="24"/>
-          <w:szCs w:val="24"/>
-          <w:highlight w:val="none"/>
-        </w:rPr>
-      </w:r>
-      <w:r>
-        <w:rPr>
-          <w:rFonts w:ascii="Times New Roman" w:hAnsi="Times New Roman" w:eastAsia="Times New Roman" w:cs="Times New Roman"/>
-          <w:color w:val="000000" w:themeColor="text1"/>
-          <w:sz w:val="24"/>
-          <w:szCs w:val="24"/>
-        </w:rPr>
-      </w:r>
-      <w:r>
-        <w:rPr>
-          <w:rFonts w:ascii="Times New Roman" w:hAnsi="Times New Roman" w:cs="Times New Roman"/>
-          <w:color w:val="000000" w:themeColor="text1"/>
-          <w:sz w:val="24"/>
-          <w:szCs w:val="24"/>
-        </w:rPr>
-      </w:r>
-    </w:p>
-    <w:p>
-      <w:pPr>
-        <w:pStyle w:val="924"/>
-        <w:pBdr/>
-        <w:tabs>
-          <w:tab w:val="left" w:leader="none" w:pos="2635"/>
-        </w:tabs>
-        <w:spacing w:after="28" w:afterAutospacing="0" w:before="0" w:beforeAutospacing="0" w:line="240" w:lineRule="auto"/>
-        <w:ind/>
-        <w:contextualSpacing w:val="true"/>
-        <w:jc w:val="center"/>
-        <w:rPr>
-          <w:rFonts w:ascii="Times New Roman" w:hAnsi="Times New Roman" w:cs="Times New Roman"/>
-          <w:color w:val="000000" w:themeColor="text1"/>
-          <w:sz w:val="24"/>
-          <w:szCs w:val="24"/>
-        </w:rPr>
-      </w:pPr>
-      <w:r>
-        <w:rPr>
-          <w:rFonts w:ascii="Times New Roman" w:hAnsi="Times New Roman" w:eastAsia="Times New Roman" w:cs="Times New Roman"/>
-          <w:color w:val="000000" w:themeColor="text1"/>
-          <w:sz w:val="24"/>
-          <w:szCs w:val="24"/>
-        </w:rPr>
-        <w:t xml:space="preserve">{Assinatura Testemunha 2}</w:t>
-      </w:r>
-      <w:r>
-        <w:rPr>
-          <w:rFonts w:ascii="Times New Roman" w:hAnsi="Times New Roman" w:eastAsia="Times New Roman" w:cs="Times New Roman"/>
-          <w:color w:val="000000" w:themeColor="text1"/>
-          <w:sz w:val="24"/>
-          <w:szCs w:val="24"/>
-        </w:rPr>
-      </w:r>
-      <w:r>
-        <w:rPr>
-          <w:rFonts w:ascii="Times New Roman" w:hAnsi="Times New Roman" w:cs="Times New Roman"/>
-          <w:color w:val="000000" w:themeColor="text1"/>
-          <w:sz w:val="24"/>
-          <w:szCs w:val="24"/>
-        </w:rPr>
-      </w:r>
-    </w:p>
-    <w:p>
-      <w:pPr>
-        <w:pStyle w:val="924"/>
-        <w:pBdr/>
-        <w:tabs>
-          <w:tab w:val="left" w:leader="none" w:pos="2635"/>
-        </w:tabs>
-        <w:spacing w:after="28" w:afterAutospacing="0" w:before="0" w:beforeAutospacing="0" w:line="240" w:lineRule="auto"/>
-        <w:ind/>
-        <w:contextualSpacing w:val="true"/>
-        <w:jc w:val="center"/>
-        <w:rPr>
-          <w:rFonts w:ascii="Times New Roman" w:hAnsi="Times New Roman" w:cs="Times New Roman"/>
-          <w:color w:val="000000" w:themeColor="text1"/>
-          <w:sz w:val="24"/>
-          <w:szCs w:val="24"/>
-        </w:rPr>
-      </w:pPr>
-      <w:r>
-        <w:rPr>
-          <w:rFonts w:ascii="Times New Roman" w:hAnsi="Times New Roman" w:eastAsia="Times New Roman" w:cs="Times New Roman"/>
-          <w:color w:val="000000" w:themeColor="text1"/>
-          <w:sz w:val="24"/>
-          <w:szCs w:val="24"/>
-        </w:rPr>
-        <w:t xml:space="preserve">{Testemunha 2}</w:t>
-      </w:r>
-      <w:r>
-        <w:rPr>
-          <w:rFonts w:ascii="Times New Roman" w:hAnsi="Times New Roman" w:eastAsia="Times New Roman" w:cs="Times New Roman"/>
-          <w:color w:val="000000" w:themeColor="text1"/>
-          <w:sz w:val="24"/>
-          <w:szCs w:val="24"/>
-        </w:rPr>
-      </w:r>
-      <w:r>
-        <w:rPr>
-          <w:rFonts w:ascii="Times New Roman" w:hAnsi="Times New Roman" w:cs="Times New Roman"/>
-          <w:color w:val="000000" w:themeColor="text1"/>
-          <w:sz w:val="24"/>
-          <w:szCs w:val="24"/>
-        </w:rPr>
-      </w:r>
-    </w:p>
-    <w:p>
-      <w:pPr>
-        <w:pStyle w:val="924"/>
-        <w:pBdr/>
-        <w:tabs>
-          <w:tab w:val="left" w:leader="none" w:pos="2635"/>
-        </w:tabs>
-        <w:spacing w:after="28" w:afterAutospacing="0" w:before="0" w:beforeAutospacing="0" w:line="240" w:lineRule="auto"/>
-        <w:ind/>
-        <w:contextualSpacing w:val="true"/>
-        <w:jc w:val="center"/>
-        <w:rPr>
           <w:rFonts w:ascii="Times New Roman" w:hAnsi="Times New Roman" w:eastAsia="Times New Roman" w:cs="Times New Roman"/>
           <w:b/>
           <w:bCs/>
           <w:color w:val="000000" w:themeColor="text1"/>
           <w:sz w:val="20"/>
           <w:szCs w:val="20"/>
-        </w:rPr>
-      </w:pPr>
-      <w:r>
-        <w:rPr>
-          <w:rFonts w:ascii="Times New Roman" w:hAnsi="Times New Roman" w:eastAsia="Times New Roman" w:cs="Times New Roman"/>
-          <w:color w:val="000000" w:themeColor="text1"/>
-          <w:sz w:val="24"/>
-          <w:szCs w:val="24"/>
-        </w:rPr>
-        <w:t xml:space="preserve">Testemunha</w:t>
-      </w:r>
-      <w:r>
-        <w:rPr>
-          <w:rFonts w:ascii="Times New Roman" w:hAnsi="Times New Roman" w:eastAsia="Times New Roman" w:cs="Times New Roman"/>
-          <w:b/>
-          <w:bCs/>
-          <w:color w:val="000000" w:themeColor="text1"/>
-          <w:sz w:val="20"/>
-          <w:szCs w:val="20"/>
-        </w:rPr>
-      </w:r>
-      <w:r>
-        <w:rPr>
-          <w:rFonts w:ascii="Times New Roman" w:hAnsi="Times New Roman" w:eastAsia="Times New Roman" w:cs="Times New Roman"/>
-          <w:color w:val="000000" w:themeColor="text1"/>
-          <w:sz w:val="24"/>
-          <w:szCs w:val="24"/>
-          <w:highlight w:val="none"/>
         </w:rPr>
       </w:r>
     </w:p>
@@ -3156,7 +3174,15 @@
           <w:highlight w:val="none"/>
         </w:rPr>
       </w:r>
-      <w:r/>
+      <w:r>
+        <w:rPr>
+          <w:rFonts w:ascii="Times New Roman" w:hAnsi="Times New Roman" w:eastAsia="Times New Roman" w:cs="Times New Roman"/>
+          <w:color w:val="000000" w:themeColor="text1"/>
+          <w:sz w:val="24"/>
+          <w:szCs w:val="24"/>
+          <w:highlight w:val="none"/>
+        </w:rPr>
+      </w:r>
     </w:p>
     <w:sectPr>
       <w:headerReference w:type="default" r:id="rId8"/>
